--- a/Knowledge/3-Work knowledge/1-Software Engineering/1-Software Engineering Fundamentals/5-My Source/3-Network Topologies/Types of Mesh Topology/2-Partial Mesh.docx
+++ b/Knowledge/3-Work knowledge/1-Software Engineering/1-Software Engineering Fundamentals/5-My Source/3-Network Topologies/Types of Mesh Topology/2-Partial Mesh.docx
@@ -4,356 +4,711 @@
   <w:body>
     <w:p>
       <w:pPr>
-        <w:pStyle w:val="Heading1"/>
+        <w:keepNext/>
+        <w:keepLines/>
+        <w:spacing w:before="360" w:after="80" w:line="276" w:lineRule="auto"/>
+        <w:outlineLvl w:val="0"/>
+        <w:rPr>
+          <w:rFonts w:asciiTheme="majorHAnsi" w:eastAsiaTheme="majorEastAsia" w:hAnsiTheme="majorHAnsi" w:cstheme="majorBidi"/>
+          <w:color w:val="2F5496" w:themeColor="accent1" w:themeShade="BF"/>
+          <w:kern w:val="0"/>
+          <w:sz w:val="40"/>
+          <w:szCs w:val="40"/>
+          <w:lang w:val="en"/>
+          <w14:ligatures w14:val="none"/>
+        </w:rPr>
       </w:pPr>
       <w:bookmarkStart w:id="0" w:name="_1t9kimnkc32j" w:colFirst="0" w:colLast="0"/>
       <w:bookmarkEnd w:id="0"/>
       <w:r>
+        <w:rPr>
+          <w:rFonts w:asciiTheme="majorHAnsi" w:eastAsiaTheme="majorEastAsia" w:hAnsiTheme="majorHAnsi" w:cstheme="majorBidi"/>
+          <w:color w:val="2F5496" w:themeColor="accent1" w:themeShade="BF"/>
+          <w:kern w:val="0"/>
+          <w:sz w:val="40"/>
+          <w:szCs w:val="40"/>
+          <w:lang w:val="en"/>
+          <w14:ligatures w14:val="none"/>
+        </w:rPr>
         <w:t>Partial Mesh</w:t>
       </w:r>
     </w:p>
     <w:p>
       <w:pPr>
-        <w:pStyle w:val="Heading2"/>
-      </w:pPr>
-      <w:r>
-        <w:t xml:space="preserve">What Is </w:t>
-      </w:r>
-      <w:r>
-        <w:t>Partial Mesh</w:t>
-      </w:r>
-      <w:r>
-        <w:t>?</w:t>
+        <w:keepNext/>
+        <w:keepLines/>
+        <w:spacing w:before="160" w:after="80" w:line="276" w:lineRule="auto"/>
+        <w:outlineLvl w:val="1"/>
+        <w:rPr>
+          <w:rFonts w:asciiTheme="majorHAnsi" w:eastAsiaTheme="majorEastAsia" w:hAnsiTheme="majorHAnsi" w:cstheme="majorBidi"/>
+          <w:color w:val="2F5496" w:themeColor="accent1" w:themeShade="BF"/>
+          <w:kern w:val="0"/>
+          <w:sz w:val="32"/>
+          <w:szCs w:val="32"/>
+          <w:lang w:val="en"/>
+          <w14:ligatures w14:val="none"/>
+        </w:rPr>
+      </w:pPr>
+      <w:r>
+        <w:rPr>
+          <w:rFonts w:asciiTheme="majorHAnsi" w:eastAsiaTheme="majorEastAsia" w:hAnsiTheme="majorHAnsi" w:cstheme="majorBidi"/>
+          <w:color w:val="2F5496" w:themeColor="accent1" w:themeShade="BF"/>
+          <w:kern w:val="0"/>
+          <w:sz w:val="32"/>
+          <w:szCs w:val="32"/>
+          <w:lang w:val="en"/>
+          <w14:ligatures w14:val="none"/>
+        </w:rPr>
+        <w:t>What Is Partial Mesh?</w:t>
       </w:r>
     </w:p>
     <w:p>
       <w:pPr>
-        <w:spacing w:before="240" w:after="240"/>
-      </w:pPr>
-      <w:r>
-        <w:rPr>
-          <w:b/>
+        <w:spacing w:before="240" w:after="240" w:line="276" w:lineRule="auto"/>
+        <w:rPr>
+          <w:rFonts w:ascii="Arial" w:eastAsia="Arial" w:hAnsi="Arial" w:cs="Arial"/>
+          <w:kern w:val="0"/>
+          <w:sz w:val="22"/>
+          <w:szCs w:val="22"/>
+          <w:lang w:val="en"/>
+          <w14:ligatures w14:val="none"/>
+        </w:rPr>
+      </w:pPr>
+      <w:r>
+        <w:rPr>
+          <w:rFonts w:ascii="Arial" w:eastAsia="Arial" w:hAnsi="Arial" w:cs="Arial"/>
+          <w:b/>
+          <w:kern w:val="0"/>
+          <w:sz w:val="22"/>
+          <w:szCs w:val="22"/>
           <w:highlight w:val="darkGray"/>
+          <w:lang w:val="en"/>
+          <w14:ligatures w14:val="none"/>
         </w:rPr>
         <w:t># Source</w:t>
       </w:r>
       <w:r>
         <w:rPr>
+          <w:rFonts w:ascii="Arial" w:eastAsia="Arial" w:hAnsi="Arial" w:cs="Arial"/>
+          <w:kern w:val="0"/>
+          <w:sz w:val="22"/>
+          <w:szCs w:val="22"/>
           <w:highlight w:val="darkGray"/>
+          <w:lang w:val="en"/>
+          <w14:ligatures w14:val="none"/>
         </w:rPr>
         <w:t xml:space="preserve">: </w:t>
       </w:r>
       <w:r>
         <w:rPr>
-          <w:b/>
+          <w:rFonts w:ascii="Arial" w:eastAsia="Arial" w:hAnsi="Arial" w:cs="Arial"/>
+          <w:b/>
+          <w:kern w:val="0"/>
+          <w:sz w:val="22"/>
+          <w:szCs w:val="22"/>
           <w:highlight w:val="darkGray"/>
-        </w:rPr>
-        <w:t>Chatgpt (GPT‑5 Mini) at [12/18/2025]</w:t>
+          <w:lang w:val="en"/>
+          <w14:ligatures w14:val="none"/>
+        </w:rPr>
+        <w:t>Chatgpt (GPT</w:t>
+      </w:r>
+      <w:r>
+        <w:rPr>
+          <w:rFonts w:ascii="Cambria Math" w:eastAsia="Arial" w:hAnsi="Cambria Math" w:cs="Cambria Math"/>
+          <w:b/>
+          <w:kern w:val="0"/>
+          <w:sz w:val="22"/>
+          <w:szCs w:val="22"/>
+          <w:highlight w:val="darkGray"/>
+          <w:lang w:val="en"/>
+          <w14:ligatures w14:val="none"/>
+        </w:rPr>
+        <w:t>‑</w:t>
+      </w:r>
+      <w:r>
+        <w:rPr>
+          <w:rFonts w:ascii="Arial" w:eastAsia="Arial" w:hAnsi="Arial" w:cs="Arial"/>
+          <w:b/>
+          <w:kern w:val="0"/>
+          <w:sz w:val="22"/>
+          <w:szCs w:val="22"/>
+          <w:highlight w:val="darkGray"/>
+          <w:lang w:val="en"/>
+          <w14:ligatures w14:val="none"/>
+        </w:rPr>
+        <w:t>5 Mini) at [12/18/2025]</w:t>
       </w:r>
     </w:p>
     <w:p>
       <w:pPr>
-        <w:spacing w:before="240" w:after="240"/>
-      </w:pPr>
-      <w:r>
-        <w:rPr>
-          <w:rFonts w:ascii="Roboto Mono" w:eastAsia="Roboto Mono" w:hAnsi="Roboto Mono"/>
-          <w:sz w:val="24"/>
+        <w:spacing w:before="240" w:after="240" w:line="276" w:lineRule="auto"/>
+        <w:rPr>
+          <w:rFonts w:ascii="Arial" w:eastAsia="Arial" w:hAnsi="Arial" w:cs="Arial"/>
+          <w:kern w:val="0"/>
+          <w:sz w:val="22"/>
+          <w:szCs w:val="22"/>
+          <w:lang w:val="en"/>
+          <w14:ligatures w14:val="none"/>
+        </w:rPr>
+      </w:pPr>
+      <w:r>
+        <w:rPr>
+          <w:rFonts w:ascii="Roboto Mono" w:eastAsia="Roboto Mono" w:hAnsi="Roboto Mono" w:cs="Arial"/>
+          <w:kern w:val="0"/>
+          <w:szCs w:val="22"/>
+          <w:lang w:val="en"/>
+          <w14:ligatures w14:val="none"/>
         </w:rPr>
         <w:t xml:space="preserve">A </w:t>
       </w:r>
       <w:r>
         <w:rPr>
-          <w:rFonts w:ascii="Roboto Mono" w:eastAsia="Roboto Mono" w:hAnsi="Roboto Mono"/>
+          <w:rFonts w:ascii="Roboto Mono" w:eastAsia="Roboto Mono" w:hAnsi="Roboto Mono" w:cs="Arial"/>
           <w:b/>
           <w:bCs/>
-          <w:sz w:val="24"/>
+          <w:kern w:val="0"/>
+          <w:szCs w:val="22"/>
+          <w:lang w:val="en"/>
+          <w14:ligatures w14:val="none"/>
         </w:rPr>
         <w:t>Partial Mesh Topology</w:t>
       </w:r>
       <w:r>
         <w:rPr>
-          <w:rFonts w:ascii="Roboto Mono" w:eastAsia="Roboto Mono" w:hAnsi="Roboto Mono"/>
-          <w:sz w:val="24"/>
+          <w:rFonts w:ascii="Roboto Mono" w:eastAsia="Roboto Mono" w:hAnsi="Roboto Mono" w:cs="Arial"/>
+          <w:kern w:val="0"/>
+          <w:szCs w:val="22"/>
+          <w:lang w:val="en"/>
+          <w14:ligatures w14:val="none"/>
         </w:rPr>
         <w:t xml:space="preserve"> is a type of </w:t>
       </w:r>
       <w:r>
         <w:rPr>
-          <w:rFonts w:ascii="Roboto Mono" w:eastAsia="Roboto Mono" w:hAnsi="Roboto Mono"/>
+          <w:rFonts w:ascii="Roboto Mono" w:eastAsia="Roboto Mono" w:hAnsi="Roboto Mono" w:cs="Arial"/>
           <w:b/>
           <w:bCs/>
-          <w:sz w:val="24"/>
+          <w:kern w:val="0"/>
+          <w:szCs w:val="22"/>
+          <w:lang w:val="en"/>
+          <w14:ligatures w14:val="none"/>
         </w:rPr>
         <w:t>mesh network</w:t>
       </w:r>
       <w:r>
         <w:rPr>
-          <w:rFonts w:ascii="Roboto Mono" w:eastAsia="Roboto Mono" w:hAnsi="Roboto Mono"/>
-          <w:sz w:val="24"/>
+          <w:rFonts w:ascii="Roboto Mono" w:eastAsia="Roboto Mono" w:hAnsi="Roboto Mono" w:cs="Arial"/>
+          <w:kern w:val="0"/>
+          <w:szCs w:val="22"/>
+          <w:lang w:val="en"/>
+          <w14:ligatures w14:val="none"/>
         </w:rPr>
         <w:t xml:space="preserve"> where </w:t>
       </w:r>
       <w:r>
         <w:rPr>
-          <w:rFonts w:ascii="Roboto Mono" w:eastAsia="Roboto Mono" w:hAnsi="Roboto Mono"/>
+          <w:rFonts w:ascii="Roboto Mono" w:eastAsia="Roboto Mono" w:hAnsi="Roboto Mono" w:cs="Arial"/>
           <w:b/>
           <w:bCs/>
-          <w:sz w:val="24"/>
+          <w:kern w:val="0"/>
+          <w:szCs w:val="22"/>
+          <w:lang w:val="en"/>
+          <w14:ligatures w14:val="none"/>
         </w:rPr>
         <w:t>only some devices</w:t>
       </w:r>
       <w:r>
         <w:rPr>
-          <w:rFonts w:ascii="Roboto Mono" w:eastAsia="Roboto Mono" w:hAnsi="Roboto Mono"/>
-          <w:sz w:val="24"/>
+          <w:rFonts w:ascii="Roboto Mono" w:eastAsia="Roboto Mono" w:hAnsi="Roboto Mono" w:cs="Arial"/>
+          <w:kern w:val="0"/>
+          <w:szCs w:val="22"/>
+          <w:lang w:val="en"/>
+          <w14:ligatures w14:val="none"/>
         </w:rPr>
         <w:t xml:space="preserve"> are directly connected to each other, not all. It balances between the </w:t>
       </w:r>
       <w:r>
         <w:rPr>
-          <w:rFonts w:ascii="Roboto Mono" w:eastAsia="Roboto Mono" w:hAnsi="Roboto Mono"/>
+          <w:rFonts w:ascii="Roboto Mono" w:eastAsia="Roboto Mono" w:hAnsi="Roboto Mono" w:cs="Arial"/>
           <w:b/>
           <w:bCs/>
-          <w:sz w:val="24"/>
+          <w:kern w:val="0"/>
+          <w:szCs w:val="22"/>
+          <w:lang w:val="en"/>
+          <w14:ligatures w14:val="none"/>
         </w:rPr>
         <w:t>redundancy of full mesh</w:t>
       </w:r>
       <w:r>
         <w:rPr>
-          <w:rFonts w:ascii="Roboto Mono" w:eastAsia="Roboto Mono" w:hAnsi="Roboto Mono"/>
-          <w:sz w:val="24"/>
+          <w:rFonts w:ascii="Roboto Mono" w:eastAsia="Roboto Mono" w:hAnsi="Roboto Mono" w:cs="Arial"/>
+          <w:kern w:val="0"/>
+          <w:szCs w:val="22"/>
+          <w:lang w:val="en"/>
+          <w14:ligatures w14:val="none"/>
         </w:rPr>
         <w:t xml:space="preserve"> and the </w:t>
       </w:r>
       <w:r>
         <w:rPr>
-          <w:rFonts w:ascii="Roboto Mono" w:eastAsia="Roboto Mono" w:hAnsi="Roboto Mono"/>
+          <w:rFonts w:ascii="Roboto Mono" w:eastAsia="Roboto Mono" w:hAnsi="Roboto Mono" w:cs="Arial"/>
           <w:b/>
           <w:bCs/>
-          <w:sz w:val="24"/>
+          <w:kern w:val="0"/>
+          <w:szCs w:val="22"/>
+          <w:lang w:val="en"/>
+          <w14:ligatures w14:val="none"/>
         </w:rPr>
         <w:t>efficiency of simpler topologies</w:t>
       </w:r>
       <w:r>
         <w:rPr>
-          <w:rFonts w:ascii="Roboto Mono" w:eastAsia="Roboto Mono" w:hAnsi="Roboto Mono"/>
-          <w:sz w:val="24"/>
+          <w:rFonts w:ascii="Roboto Mono" w:eastAsia="Roboto Mono" w:hAnsi="Roboto Mono" w:cs="Arial"/>
+          <w:kern w:val="0"/>
+          <w:szCs w:val="22"/>
+          <w:lang w:val="en"/>
+          <w14:ligatures w14:val="none"/>
         </w:rPr>
         <w:t xml:space="preserve"> like star or bus.</w:t>
       </w:r>
     </w:p>
     <w:p>
-      <w:r>
-        <w:rPr>
-          <w:rFonts w:ascii="Roboto Mono" w:eastAsia="Roboto Mono" w:hAnsi="Roboto Mono"/>
-          <w:sz w:val="24"/>
-        </w:rPr>
-        <w:pict w14:anchorId="00B0C422">
+      <w:pPr>
+        <w:spacing w:after="0" w:line="276" w:lineRule="auto"/>
+        <w:rPr>
+          <w:rFonts w:ascii="Arial" w:eastAsia="Arial" w:hAnsi="Arial" w:cs="Arial"/>
+          <w:kern w:val="0"/>
+          <w:sz w:val="22"/>
+          <w:szCs w:val="22"/>
+          <w:lang w:val="en"/>
+          <w14:ligatures w14:val="none"/>
+        </w:rPr>
+      </w:pPr>
+      <w:r>
+        <w:rPr>
+          <w:rFonts w:ascii="Roboto Mono" w:eastAsia="Roboto Mono" w:hAnsi="Roboto Mono" w:cs="Arial"/>
+          <w:kern w:val="0"/>
+          <w:szCs w:val="22"/>
+          <w:lang w:val="en"/>
+          <w14:ligatures w14:val="none"/>
+        </w:rPr>
+        <w:pict>
           <v:rect id="_x0000_i1025" style="width:0;height:1.5pt" o:hralign="center" o:hrstd="t" o:hr="t" fillcolor="#a0a0a0" stroked="f"/>
         </w:pict>
       </w:r>
     </w:p>
     <w:p>
       <w:pPr>
-        <w:pStyle w:val="Heading2"/>
-        <w:keepNext w:val="0"/>
-        <w:keepLines w:val="0"/>
-        <w:rPr>
+        <w:spacing w:before="160" w:after="80" w:line="276" w:lineRule="auto"/>
+        <w:outlineLvl w:val="1"/>
+        <w:rPr>
+          <w:rFonts w:asciiTheme="majorHAnsi" w:eastAsiaTheme="majorEastAsia" w:hAnsiTheme="majorHAnsi" w:cstheme="majorBidi"/>
           <w:b/>
           <w:bCs/>
+          <w:color w:val="2F5496" w:themeColor="accent1" w:themeShade="BF"/>
+          <w:kern w:val="0"/>
           <w:sz w:val="34"/>
           <w:szCs w:val="34"/>
+          <w:lang w:val="en"/>
+          <w14:ligatures w14:val="none"/>
         </w:rPr>
       </w:pPr>
       <w:bookmarkStart w:id="1" w:name="_fjpr1l4m2jvb" w:colFirst="0" w:colLast="0"/>
       <w:bookmarkEnd w:id="1"/>
       <w:r>
         <w:rPr>
+          <w:rFonts w:ascii="Segoe UI Emoji" w:eastAsiaTheme="majorEastAsia" w:hAnsi="Segoe UI Emoji" w:cs="Segoe UI Emoji"/>
           <w:b/>
           <w:bCs/>
+          <w:color w:val="2F5496" w:themeColor="accent1" w:themeShade="BF"/>
+          <w:kern w:val="0"/>
           <w:sz w:val="34"/>
           <w:szCs w:val="34"/>
-        </w:rPr>
-        <w:t>🧠 Simple Definition:</w:t>
+          <w:lang w:val="en"/>
+          <w14:ligatures w14:val="none"/>
+        </w:rPr>
+        <w:t>🧠</w:t>
+      </w:r>
+      <w:r>
+        <w:rPr>
+          <w:rFonts w:asciiTheme="majorHAnsi" w:eastAsiaTheme="majorEastAsia" w:hAnsiTheme="majorHAnsi" w:cstheme="majorBidi"/>
+          <w:b/>
+          <w:bCs/>
+          <w:color w:val="2F5496" w:themeColor="accent1" w:themeShade="BF"/>
+          <w:kern w:val="0"/>
+          <w:sz w:val="34"/>
+          <w:szCs w:val="34"/>
+          <w:lang w:val="en"/>
+          <w14:ligatures w14:val="none"/>
+        </w:rPr>
+        <w:t xml:space="preserve"> Simple Definition:</w:t>
       </w:r>
     </w:p>
     <w:p>
       <w:pPr>
-        <w:spacing w:before="240" w:after="240"/>
-      </w:pPr>
-      <w:r>
-        <w:rPr>
-          <w:b/>
+        <w:spacing w:before="240" w:after="240" w:line="276" w:lineRule="auto"/>
+        <w:rPr>
+          <w:rFonts w:ascii="Arial" w:eastAsia="Arial" w:hAnsi="Arial" w:cs="Arial"/>
+          <w:kern w:val="0"/>
+          <w:sz w:val="22"/>
+          <w:szCs w:val="22"/>
+          <w:lang w:val="en"/>
+          <w14:ligatures w14:val="none"/>
+        </w:rPr>
+      </w:pPr>
+      <w:r>
+        <w:rPr>
+          <w:rFonts w:ascii="Arial" w:eastAsia="Arial" w:hAnsi="Arial" w:cs="Arial"/>
+          <w:b/>
+          <w:kern w:val="0"/>
+          <w:sz w:val="22"/>
+          <w:szCs w:val="22"/>
           <w:highlight w:val="darkGray"/>
+          <w:lang w:val="en"/>
+          <w14:ligatures w14:val="none"/>
         </w:rPr>
         <w:t># Source</w:t>
       </w:r>
       <w:r>
         <w:rPr>
+          <w:rFonts w:ascii="Arial" w:eastAsia="Arial" w:hAnsi="Arial" w:cs="Arial"/>
+          <w:kern w:val="0"/>
+          <w:sz w:val="22"/>
+          <w:szCs w:val="22"/>
           <w:highlight w:val="darkGray"/>
+          <w:lang w:val="en"/>
+          <w14:ligatures w14:val="none"/>
         </w:rPr>
         <w:t xml:space="preserve">: </w:t>
       </w:r>
       <w:r>
         <w:rPr>
-          <w:b/>
+          <w:rFonts w:ascii="Arial" w:eastAsia="Arial" w:hAnsi="Arial" w:cs="Arial"/>
+          <w:b/>
+          <w:kern w:val="0"/>
+          <w:sz w:val="22"/>
+          <w:szCs w:val="22"/>
           <w:highlight w:val="darkGray"/>
-        </w:rPr>
-        <w:t>Chatgpt (GPT‑5 Mini) at [12/18/2025]</w:t>
+          <w:lang w:val="en"/>
+          <w14:ligatures w14:val="none"/>
+        </w:rPr>
+        <w:t>Chatgpt (GPT</w:t>
+      </w:r>
+      <w:r>
+        <w:rPr>
+          <w:rFonts w:ascii="Cambria Math" w:eastAsia="Arial" w:hAnsi="Cambria Math" w:cs="Cambria Math"/>
+          <w:b/>
+          <w:kern w:val="0"/>
+          <w:sz w:val="22"/>
+          <w:szCs w:val="22"/>
+          <w:highlight w:val="darkGray"/>
+          <w:lang w:val="en"/>
+          <w14:ligatures w14:val="none"/>
+        </w:rPr>
+        <w:t>‑</w:t>
+      </w:r>
+      <w:r>
+        <w:rPr>
+          <w:rFonts w:ascii="Arial" w:eastAsia="Arial" w:hAnsi="Arial" w:cs="Arial"/>
+          <w:b/>
+          <w:kern w:val="0"/>
+          <w:sz w:val="22"/>
+          <w:szCs w:val="22"/>
+          <w:highlight w:val="darkGray"/>
+          <w:lang w:val="en"/>
+          <w14:ligatures w14:val="none"/>
+        </w:rPr>
+        <w:t>5 Mini) at [12/18/2025]</w:t>
       </w:r>
     </w:p>
     <w:p>
       <w:pPr>
-        <w:spacing w:before="240" w:after="240"/>
+        <w:spacing w:before="240" w:after="240" w:line="276" w:lineRule="auto"/>
         <w:ind w:left="600" w:right="600"/>
-      </w:pPr>
-      <w:r>
-        <w:rPr>
-          <w:rFonts w:ascii="Roboto Mono" w:eastAsia="Roboto Mono" w:hAnsi="Roboto Mono"/>
-          <w:sz w:val="24"/>
+        <w:rPr>
+          <w:rFonts w:ascii="Arial" w:eastAsia="Arial" w:hAnsi="Arial" w:cs="Arial"/>
+          <w:kern w:val="0"/>
+          <w:sz w:val="22"/>
+          <w:szCs w:val="22"/>
+          <w:lang w:val="en"/>
+          <w14:ligatures w14:val="none"/>
+        </w:rPr>
+      </w:pPr>
+      <w:r>
+        <w:rPr>
+          <w:rFonts w:ascii="Roboto Mono" w:eastAsia="Roboto Mono" w:hAnsi="Roboto Mono" w:cs="Arial"/>
+          <w:kern w:val="0"/>
+          <w:szCs w:val="22"/>
+          <w:lang w:val="en"/>
+          <w14:ligatures w14:val="none"/>
         </w:rPr>
         <w:t xml:space="preserve">In a </w:t>
       </w:r>
       <w:r>
         <w:rPr>
-          <w:rFonts w:ascii="Roboto Mono" w:eastAsia="Roboto Mono" w:hAnsi="Roboto Mono"/>
+          <w:rFonts w:ascii="Roboto Mono" w:eastAsia="Roboto Mono" w:hAnsi="Roboto Mono" w:cs="Arial"/>
           <w:b/>
           <w:bCs/>
-          <w:sz w:val="24"/>
+          <w:kern w:val="0"/>
+          <w:szCs w:val="22"/>
+          <w:lang w:val="en"/>
+          <w14:ligatures w14:val="none"/>
         </w:rPr>
         <w:t>partial mesh</w:t>
       </w:r>
       <w:r>
         <w:rPr>
-          <w:rFonts w:ascii="Roboto Mono" w:eastAsia="Roboto Mono" w:hAnsi="Roboto Mono"/>
-          <w:sz w:val="24"/>
+          <w:rFonts w:ascii="Roboto Mono" w:eastAsia="Roboto Mono" w:hAnsi="Roboto Mono" w:cs="Arial"/>
+          <w:kern w:val="0"/>
+          <w:szCs w:val="22"/>
+          <w:lang w:val="en"/>
+          <w14:ligatures w14:val="none"/>
         </w:rPr>
         <w:t xml:space="preserve">, some nodes have </w:t>
       </w:r>
       <w:r>
         <w:rPr>
-          <w:rFonts w:ascii="Roboto Mono" w:eastAsia="Roboto Mono" w:hAnsi="Roboto Mono"/>
+          <w:rFonts w:ascii="Roboto Mono" w:eastAsia="Roboto Mono" w:hAnsi="Roboto Mono" w:cs="Arial"/>
           <w:b/>
           <w:bCs/>
-          <w:sz w:val="24"/>
+          <w:kern w:val="0"/>
+          <w:szCs w:val="22"/>
+          <w:lang w:val="en"/>
+          <w14:ligatures w14:val="none"/>
         </w:rPr>
         <w:t>dedicated links</w:t>
       </w:r>
       <w:r>
         <w:rPr>
-          <w:rFonts w:ascii="Roboto Mono" w:eastAsia="Roboto Mono" w:hAnsi="Roboto Mono"/>
-          <w:sz w:val="24"/>
+          <w:rFonts w:ascii="Roboto Mono" w:eastAsia="Roboto Mono" w:hAnsi="Roboto Mono" w:cs="Arial"/>
+          <w:kern w:val="0"/>
+          <w:szCs w:val="22"/>
+          <w:lang w:val="en"/>
+          <w14:ligatures w14:val="none"/>
         </w:rPr>
         <w:t xml:space="preserve">, while others connect through intermediate devices, providing </w:t>
       </w:r>
       <w:r>
         <w:rPr>
-          <w:rFonts w:ascii="Roboto Mono" w:eastAsia="Roboto Mono" w:hAnsi="Roboto Mono"/>
+          <w:rFonts w:ascii="Roboto Mono" w:eastAsia="Roboto Mono" w:hAnsi="Roboto Mono" w:cs="Arial"/>
           <w:b/>
           <w:bCs/>
-          <w:sz w:val="24"/>
+          <w:kern w:val="0"/>
+          <w:szCs w:val="22"/>
+          <w:lang w:val="en"/>
+          <w14:ligatures w14:val="none"/>
         </w:rPr>
         <w:t>selective redundancy</w:t>
       </w:r>
       <w:r>
         <w:rPr>
-          <w:rFonts w:ascii="Roboto Mono" w:eastAsia="Roboto Mono" w:hAnsi="Roboto Mono"/>
-          <w:sz w:val="24"/>
+          <w:rFonts w:ascii="Roboto Mono" w:eastAsia="Roboto Mono" w:hAnsi="Roboto Mono" w:cs="Arial"/>
+          <w:kern w:val="0"/>
+          <w:szCs w:val="22"/>
+          <w:lang w:val="en"/>
+          <w14:ligatures w14:val="none"/>
         </w:rPr>
         <w:t xml:space="preserve"> and </w:t>
       </w:r>
       <w:r>
         <w:rPr>
-          <w:rFonts w:ascii="Roboto Mono" w:eastAsia="Roboto Mono" w:hAnsi="Roboto Mono"/>
+          <w:rFonts w:ascii="Roboto Mono" w:eastAsia="Roboto Mono" w:hAnsi="Roboto Mono" w:cs="Arial"/>
           <w:b/>
           <w:bCs/>
-          <w:sz w:val="24"/>
+          <w:kern w:val="0"/>
+          <w:szCs w:val="22"/>
+          <w:lang w:val="en"/>
+          <w14:ligatures w14:val="none"/>
         </w:rPr>
         <w:t>cost savings</w:t>
       </w:r>
       <w:r>
         <w:rPr>
-          <w:rFonts w:ascii="Roboto Mono" w:eastAsia="Roboto Mono" w:hAnsi="Roboto Mono"/>
-          <w:sz w:val="24"/>
+          <w:rFonts w:ascii="Roboto Mono" w:eastAsia="Roboto Mono" w:hAnsi="Roboto Mono" w:cs="Arial"/>
+          <w:kern w:val="0"/>
+          <w:szCs w:val="22"/>
+          <w:lang w:val="en"/>
+          <w14:ligatures w14:val="none"/>
         </w:rPr>
         <w:t>.</w:t>
       </w:r>
     </w:p>
     <w:p>
-      <w:r>
-        <w:rPr>
-          <w:rFonts w:ascii="Roboto Mono" w:eastAsia="Roboto Mono" w:hAnsi="Roboto Mono"/>
-          <w:sz w:val="24"/>
-        </w:rPr>
-        <w:pict w14:anchorId="1860EFCC">
+      <w:pPr>
+        <w:spacing w:after="0" w:line="276" w:lineRule="auto"/>
+        <w:rPr>
+          <w:rFonts w:ascii="Arial" w:eastAsia="Arial" w:hAnsi="Arial" w:cs="Arial"/>
+          <w:kern w:val="0"/>
+          <w:sz w:val="22"/>
+          <w:szCs w:val="22"/>
+          <w:lang w:val="en"/>
+          <w14:ligatures w14:val="none"/>
+        </w:rPr>
+      </w:pPr>
+      <w:r>
+        <w:rPr>
+          <w:rFonts w:ascii="Roboto Mono" w:eastAsia="Roboto Mono" w:hAnsi="Roboto Mono" w:cs="Arial"/>
+          <w:kern w:val="0"/>
+          <w:szCs w:val="22"/>
+          <w:lang w:val="en"/>
+          <w14:ligatures w14:val="none"/>
+        </w:rPr>
+        <w:pict>
           <v:rect id="_x0000_i1026" style="width:0;height:1.5pt" o:hralign="center" o:hrstd="t" o:hr="t" fillcolor="#a0a0a0" stroked="f"/>
         </w:pict>
       </w:r>
     </w:p>
     <w:p>
       <w:pPr>
-        <w:pStyle w:val="Heading2"/>
-        <w:keepNext w:val="0"/>
-        <w:keepLines w:val="0"/>
-        <w:rPr>
+        <w:spacing w:before="160" w:after="80" w:line="276" w:lineRule="auto"/>
+        <w:outlineLvl w:val="1"/>
+        <w:rPr>
+          <w:rFonts w:asciiTheme="majorHAnsi" w:eastAsiaTheme="majorEastAsia" w:hAnsiTheme="majorHAnsi" w:cstheme="majorBidi"/>
           <w:b/>
           <w:bCs/>
+          <w:color w:val="2F5496" w:themeColor="accent1" w:themeShade="BF"/>
+          <w:kern w:val="0"/>
           <w:sz w:val="34"/>
           <w:szCs w:val="34"/>
+          <w:lang w:val="en"/>
+          <w14:ligatures w14:val="none"/>
         </w:rPr>
       </w:pPr>
       <w:bookmarkStart w:id="2" w:name="_e6lgmobk04fb" w:colFirst="0" w:colLast="0"/>
       <w:bookmarkEnd w:id="2"/>
       <w:r>
         <w:rPr>
+          <w:rFonts w:ascii="Segoe UI Emoji" w:eastAsiaTheme="majorEastAsia" w:hAnsi="Segoe UI Emoji" w:cs="Segoe UI Emoji"/>
           <w:b/>
           <w:bCs/>
+          <w:color w:val="2F5496" w:themeColor="accent1" w:themeShade="BF"/>
+          <w:kern w:val="0"/>
           <w:sz w:val="34"/>
           <w:szCs w:val="34"/>
-        </w:rPr>
-        <w:t>🖼️ Visual Example:</w:t>
+          <w:lang w:val="en"/>
+          <w14:ligatures w14:val="none"/>
+        </w:rPr>
+        <w:t>🖼️</w:t>
+      </w:r>
+      <w:r>
+        <w:rPr>
+          <w:rFonts w:asciiTheme="majorHAnsi" w:eastAsiaTheme="majorEastAsia" w:hAnsiTheme="majorHAnsi" w:cstheme="majorBidi"/>
+          <w:b/>
+          <w:bCs/>
+          <w:color w:val="2F5496" w:themeColor="accent1" w:themeShade="BF"/>
+          <w:kern w:val="0"/>
+          <w:sz w:val="34"/>
+          <w:szCs w:val="34"/>
+          <w:lang w:val="en"/>
+          <w14:ligatures w14:val="none"/>
+        </w:rPr>
+        <w:t xml:space="preserve"> Visual Example:</w:t>
       </w:r>
     </w:p>
     <w:p>
       <w:pPr>
-        <w:spacing w:before="240" w:after="240"/>
-        <w:rPr>
+        <w:spacing w:before="240" w:after="240" w:line="276" w:lineRule="auto"/>
+        <w:rPr>
+          <w:rFonts w:ascii="Arial" w:eastAsia="Arial" w:hAnsi="Arial" w:cs="Arial"/>
           <w:b/>
           <w:bCs/>
+          <w:kern w:val="0"/>
           <w:sz w:val="14"/>
           <w:szCs w:val="14"/>
           <w:shd w:val="clear" w:color="auto" w:fill="B7B7B7"/>
-        </w:rPr>
-      </w:pPr>
-      <w:r>
-        <w:rPr>
-          <w:b/>
+          <w:lang w:val="en"/>
+          <w14:ligatures w14:val="none"/>
+        </w:rPr>
+      </w:pPr>
+      <w:r>
+        <w:rPr>
+          <w:rFonts w:ascii="Arial" w:eastAsia="Arial" w:hAnsi="Arial" w:cs="Arial"/>
+          <w:b/>
+          <w:kern w:val="0"/>
+          <w:sz w:val="22"/>
+          <w:szCs w:val="22"/>
           <w:highlight w:val="darkGray"/>
+          <w:lang w:val="en"/>
+          <w14:ligatures w14:val="none"/>
         </w:rPr>
         <w:t># Source</w:t>
       </w:r>
       <w:r>
         <w:rPr>
+          <w:rFonts w:ascii="Arial" w:eastAsia="Arial" w:hAnsi="Arial" w:cs="Arial"/>
+          <w:kern w:val="0"/>
+          <w:sz w:val="22"/>
+          <w:szCs w:val="22"/>
           <w:highlight w:val="darkGray"/>
+          <w:lang w:val="en"/>
+          <w14:ligatures w14:val="none"/>
         </w:rPr>
         <w:t xml:space="preserve">: </w:t>
       </w:r>
       <w:r>
         <w:rPr>
-          <w:b/>
+          <w:rFonts w:ascii="Arial" w:eastAsia="Arial" w:hAnsi="Arial" w:cs="Arial"/>
+          <w:b/>
+          <w:kern w:val="0"/>
+          <w:sz w:val="22"/>
+          <w:szCs w:val="22"/>
           <w:highlight w:val="darkGray"/>
-        </w:rPr>
-        <w:t>Chatgpt (GPT‑5 Mini) at [12/18/2025]</w:t>
+          <w:lang w:val="en"/>
+          <w14:ligatures w14:val="none"/>
+        </w:rPr>
+        <w:t>Chatgpt (GPT</w:t>
+      </w:r>
+      <w:r>
+        <w:rPr>
+          <w:rFonts w:ascii="Cambria Math" w:eastAsia="Arial" w:hAnsi="Cambria Math" w:cs="Cambria Math"/>
+          <w:b/>
+          <w:kern w:val="0"/>
+          <w:sz w:val="22"/>
+          <w:szCs w:val="22"/>
+          <w:highlight w:val="darkGray"/>
+          <w:lang w:val="en"/>
+          <w14:ligatures w14:val="none"/>
+        </w:rPr>
+        <w:t>‑</w:t>
+      </w:r>
+      <w:r>
+        <w:rPr>
+          <w:rFonts w:ascii="Arial" w:eastAsia="Arial" w:hAnsi="Arial" w:cs="Arial"/>
+          <w:b/>
+          <w:kern w:val="0"/>
+          <w:sz w:val="22"/>
+          <w:szCs w:val="22"/>
+          <w:highlight w:val="darkGray"/>
+          <w:lang w:val="en"/>
+          <w14:ligatures w14:val="none"/>
+        </w:rPr>
+        <w:t>5 Mini) at [12/18/2025]</w:t>
       </w:r>
     </w:p>
     <w:p>
-      <w:r>
-        <w:rPr>
+      <w:pPr>
+        <w:spacing w:after="0" w:line="276" w:lineRule="auto"/>
+        <w:rPr>
+          <w:rFonts w:ascii="Arial" w:eastAsia="Arial" w:hAnsi="Arial" w:cs="Arial"/>
+          <w:kern w:val="0"/>
+          <w:sz w:val="22"/>
+          <w:szCs w:val="22"/>
+          <w:lang w:val="en"/>
+          <w14:ligatures w14:val="none"/>
+        </w:rPr>
+      </w:pPr>
+      <w:r>
+        <w:rPr>
+          <w:rFonts w:ascii="Arial" w:eastAsia="Arial" w:hAnsi="Arial" w:cs="Arial"/>
           <w:noProof/>
+          <w:kern w:val="0"/>
+          <w:sz w:val="22"/>
+          <w:szCs w:val="22"/>
+          <w:lang w:val="en"/>
+          <w14:ligatures w14:val="none"/>
         </w:rPr>
         <w:drawing>
-          <wp:inline distT="114300" distB="114300" distL="114300" distR="114300" wp14:anchorId="23261498" wp14:editId="06F0E104">
+          <wp:inline distT="114300" distB="114300" distL="114300" distR="114300" wp14:anchorId="3F106ACD" wp14:editId="73DE1416">
             <wp:extent cx="5943600" cy="1511300"/>
             <wp:effectExtent l="0" t="0" r="0" b="0"/>
             <wp:docPr id="3" name="image6.png"/>
@@ -390,71 +745,186 @@
       </w:r>
     </w:p>
     <w:p>
-      <w:r>
-        <w:rPr>
-          <w:rFonts w:ascii="Roboto Mono" w:eastAsia="Roboto Mono" w:hAnsi="Roboto Mono"/>
-          <w:sz w:val="24"/>
+      <w:pPr>
+        <w:spacing w:after="0" w:line="276" w:lineRule="auto"/>
+        <w:rPr>
+          <w:rFonts w:ascii="Arial" w:eastAsia="Arial" w:hAnsi="Arial" w:cs="Arial"/>
+          <w:kern w:val="0"/>
+          <w:sz w:val="22"/>
+          <w:szCs w:val="22"/>
+          <w:lang w:val="en"/>
+          <w14:ligatures w14:val="none"/>
+        </w:rPr>
+      </w:pPr>
+      <w:r>
+        <w:rPr>
+          <w:rFonts w:ascii="Roboto Mono" w:eastAsia="Roboto Mono" w:hAnsi="Roboto Mono" w:cs="Arial"/>
+          <w:kern w:val="0"/>
+          <w:szCs w:val="22"/>
+          <w:lang w:val="en"/>
+          <w14:ligatures w14:val="none"/>
         </w:rPr>
         <w:t xml:space="preserve">    [A]</w:t>
       </w:r>
     </w:p>
     <w:p>
-      <w:r>
-        <w:rPr>
-          <w:rFonts w:ascii="Roboto Mono" w:eastAsia="Roboto Mono" w:hAnsi="Roboto Mono"/>
-          <w:sz w:val="24"/>
+      <w:pPr>
+        <w:spacing w:after="0" w:line="276" w:lineRule="auto"/>
+        <w:rPr>
+          <w:rFonts w:ascii="Arial" w:eastAsia="Arial" w:hAnsi="Arial" w:cs="Arial"/>
+          <w:kern w:val="0"/>
+          <w:sz w:val="22"/>
+          <w:szCs w:val="22"/>
+          <w:lang w:val="en"/>
+          <w14:ligatures w14:val="none"/>
+        </w:rPr>
+      </w:pPr>
+      <w:r>
+        <w:rPr>
+          <w:rFonts w:ascii="Roboto Mono" w:eastAsia="Roboto Mono" w:hAnsi="Roboto Mono" w:cs="Arial"/>
+          <w:kern w:val="0"/>
+          <w:szCs w:val="22"/>
+          <w:lang w:val="en"/>
+          <w14:ligatures w14:val="none"/>
         </w:rPr>
         <w:t xml:space="preserve">    /   \</w:t>
       </w:r>
     </w:p>
     <w:p>
-      <w:r>
-        <w:rPr>
-          <w:rFonts w:ascii="Roboto Mono" w:eastAsia="Roboto Mono" w:hAnsi="Roboto Mono"/>
-          <w:sz w:val="24"/>
+      <w:pPr>
+        <w:spacing w:after="0" w:line="276" w:lineRule="auto"/>
+        <w:rPr>
+          <w:rFonts w:ascii="Arial" w:eastAsia="Arial" w:hAnsi="Arial" w:cs="Arial"/>
+          <w:kern w:val="0"/>
+          <w:sz w:val="22"/>
+          <w:szCs w:val="22"/>
+          <w:lang w:val="en"/>
+          <w14:ligatures w14:val="none"/>
+        </w:rPr>
+      </w:pPr>
+      <w:r>
+        <w:rPr>
+          <w:rFonts w:ascii="Roboto Mono" w:eastAsia="Roboto Mono" w:hAnsi="Roboto Mono" w:cs="Arial"/>
+          <w:kern w:val="0"/>
+          <w:szCs w:val="22"/>
+          <w:lang w:val="en"/>
+          <w14:ligatures w14:val="none"/>
         </w:rPr>
         <w:t xml:space="preserve">  [B]   [C]</w:t>
       </w:r>
     </w:p>
     <w:p>
-      <w:r>
-        <w:rPr>
-          <w:rFonts w:ascii="Roboto Mono" w:eastAsia="Roboto Mono" w:hAnsi="Roboto Mono"/>
-          <w:sz w:val="24"/>
+      <w:pPr>
+        <w:spacing w:after="0" w:line="276" w:lineRule="auto"/>
+        <w:rPr>
+          <w:rFonts w:ascii="Arial" w:eastAsia="Arial" w:hAnsi="Arial" w:cs="Arial"/>
+          <w:kern w:val="0"/>
+          <w:sz w:val="22"/>
+          <w:szCs w:val="22"/>
+          <w:lang w:val="en"/>
+          <w14:ligatures w14:val="none"/>
+        </w:rPr>
+      </w:pPr>
+      <w:r>
+        <w:rPr>
+          <w:rFonts w:ascii="Roboto Mono" w:eastAsia="Roboto Mono" w:hAnsi="Roboto Mono" w:cs="Arial"/>
+          <w:kern w:val="0"/>
+          <w:szCs w:val="22"/>
+          <w:lang w:val="en"/>
+          <w14:ligatures w14:val="none"/>
         </w:rPr>
         <w:t xml:space="preserve">   |      \</w:t>
       </w:r>
     </w:p>
     <w:p>
-      <w:r>
-        <w:rPr>
-          <w:rFonts w:ascii="Roboto Mono" w:eastAsia="Roboto Mono" w:hAnsi="Roboto Mono"/>
-          <w:sz w:val="24"/>
-        </w:rPr>
-        <w:lastRenderedPageBreak/>
-        <w:t xml:space="preserve">  [D]────[E]</w:t>
+      <w:pPr>
+        <w:spacing w:after="0" w:line="276" w:lineRule="auto"/>
+        <w:rPr>
+          <w:rFonts w:ascii="Arial" w:eastAsia="Arial" w:hAnsi="Arial" w:cs="Arial"/>
+          <w:kern w:val="0"/>
+          <w:sz w:val="22"/>
+          <w:szCs w:val="22"/>
+          <w:lang w:val="en"/>
+          <w14:ligatures w14:val="none"/>
+        </w:rPr>
+      </w:pPr>
+      <w:r>
+        <w:rPr>
+          <w:rFonts w:ascii="Roboto Mono" w:eastAsia="Roboto Mono" w:hAnsi="Roboto Mono" w:cs="Arial"/>
+          <w:kern w:val="0"/>
+          <w:szCs w:val="22"/>
+          <w:lang w:val="en"/>
+          <w14:ligatures w14:val="none"/>
+        </w:rPr>
+        <w:t xml:space="preserve">  [D]</w:t>
+      </w:r>
+      <w:r>
+        <w:rPr>
+          <w:rFonts w:ascii="Arial" w:eastAsia="Roboto Mono" w:hAnsi="Arial" w:cs="Arial"/>
+          <w:kern w:val="0"/>
+          <w:szCs w:val="22"/>
+          <w:lang w:val="en"/>
+          <w14:ligatures w14:val="none"/>
+        </w:rPr>
+        <w:t>────</w:t>
+      </w:r>
+      <w:r>
+        <w:rPr>
+          <w:rFonts w:ascii="Roboto Mono" w:eastAsia="Roboto Mono" w:hAnsi="Roboto Mono" w:cs="Arial"/>
+          <w:kern w:val="0"/>
+          <w:szCs w:val="22"/>
+          <w:lang w:val="en"/>
+          <w14:ligatures w14:val="none"/>
+        </w:rPr>
+        <w:t>[E]</w:t>
       </w:r>
     </w:p>
-    <w:p/>
+    <w:p>
+      <w:pPr>
+        <w:spacing w:after="0" w:line="276" w:lineRule="auto"/>
+        <w:rPr>
+          <w:rFonts w:ascii="Arial" w:eastAsia="Arial" w:hAnsi="Arial" w:cs="Arial"/>
+          <w:kern w:val="0"/>
+          <w:sz w:val="22"/>
+          <w:szCs w:val="22"/>
+          <w:lang w:val="en"/>
+          <w14:ligatures w14:val="none"/>
+        </w:rPr>
+      </w:pPr>
+    </w:p>
     <w:p>
       <w:pPr>
         <w:numPr>
           <w:ilvl w:val="0"/>
           <w:numId w:val="1"/>
         </w:numPr>
-        <w:spacing w:before="240"/>
-      </w:pPr>
-      <w:r>
-        <w:rPr>
-          <w:rFonts w:ascii="Roboto Mono" w:eastAsia="Roboto Mono" w:hAnsi="Roboto Mono"/>
-          <w:sz w:val="24"/>
+        <w:spacing w:before="240" w:after="0" w:line="276" w:lineRule="auto"/>
+        <w:rPr>
+          <w:rFonts w:ascii="Arial" w:eastAsia="Arial" w:hAnsi="Arial" w:cs="Arial"/>
+          <w:kern w:val="0"/>
+          <w:sz w:val="22"/>
+          <w:szCs w:val="22"/>
+          <w:lang w:val="en"/>
+          <w14:ligatures w14:val="none"/>
+        </w:rPr>
+      </w:pPr>
+      <w:r>
+        <w:rPr>
+          <w:rFonts w:ascii="Roboto Mono" w:eastAsia="Roboto Mono" w:hAnsi="Roboto Mono" w:cs="Arial"/>
+          <w:kern w:val="0"/>
+          <w:szCs w:val="22"/>
+          <w:lang w:val="en"/>
+          <w14:ligatures w14:val="none"/>
         </w:rPr>
         <w:t>Devices A, B, and C aren't fully connected.</w:t>
       </w:r>
       <w:r>
         <w:rPr>
-          <w:rFonts w:ascii="Roboto Mono" w:eastAsia="Roboto Mono" w:hAnsi="Roboto Mono"/>
-          <w:sz w:val="24"/>
+          <w:rFonts w:ascii="Roboto Mono" w:eastAsia="Roboto Mono" w:hAnsi="Roboto Mono" w:cs="Arial"/>
+          <w:kern w:val="0"/>
+          <w:szCs w:val="22"/>
+          <w:lang w:val="en"/>
+          <w14:ligatures w14:val="none"/>
         </w:rPr>
         <w:br/>
       </w:r>
@@ -465,18 +935,33 @@
           <w:ilvl w:val="0"/>
           <w:numId w:val="1"/>
         </w:numPr>
-      </w:pPr>
-      <w:r>
-        <w:rPr>
-          <w:rFonts w:ascii="Roboto Mono" w:eastAsia="Roboto Mono" w:hAnsi="Roboto Mono"/>
-          <w:sz w:val="24"/>
+        <w:spacing w:after="0" w:line="276" w:lineRule="auto"/>
+        <w:rPr>
+          <w:rFonts w:ascii="Arial" w:eastAsia="Arial" w:hAnsi="Arial" w:cs="Arial"/>
+          <w:kern w:val="0"/>
+          <w:sz w:val="22"/>
+          <w:szCs w:val="22"/>
+          <w:lang w:val="en"/>
+          <w14:ligatures w14:val="none"/>
+        </w:rPr>
+      </w:pPr>
+      <w:r>
+        <w:rPr>
+          <w:rFonts w:ascii="Roboto Mono" w:eastAsia="Roboto Mono" w:hAnsi="Roboto Mono" w:cs="Arial"/>
+          <w:kern w:val="0"/>
+          <w:szCs w:val="22"/>
+          <w:lang w:val="en"/>
+          <w14:ligatures w14:val="none"/>
         </w:rPr>
         <w:t>But D and E have an extra link for reliability.</w:t>
       </w:r>
       <w:r>
         <w:rPr>
-          <w:rFonts w:ascii="Roboto Mono" w:eastAsia="Roboto Mono" w:hAnsi="Roboto Mono"/>
-          <w:sz w:val="24"/>
+          <w:rFonts w:ascii="Roboto Mono" w:eastAsia="Roboto Mono" w:hAnsi="Roboto Mono" w:cs="Arial"/>
+          <w:kern w:val="0"/>
+          <w:szCs w:val="22"/>
+          <w:lang w:val="en"/>
+          <w14:ligatures w14:val="none"/>
         </w:rPr>
         <w:br/>
       </w:r>
@@ -487,81 +972,184 @@
           <w:ilvl w:val="0"/>
           <w:numId w:val="1"/>
         </w:numPr>
-        <w:spacing w:after="240"/>
-      </w:pPr>
-      <w:r>
-        <w:rPr>
-          <w:rFonts w:ascii="Roboto Mono" w:eastAsia="Roboto Mono" w:hAnsi="Roboto Mono"/>
-          <w:sz w:val="24"/>
+        <w:spacing w:after="240" w:line="276" w:lineRule="auto"/>
+        <w:rPr>
+          <w:rFonts w:ascii="Arial" w:eastAsia="Arial" w:hAnsi="Arial" w:cs="Arial"/>
+          <w:kern w:val="0"/>
+          <w:sz w:val="22"/>
+          <w:szCs w:val="22"/>
+          <w:lang w:val="en"/>
+          <w14:ligatures w14:val="none"/>
+        </w:rPr>
+      </w:pPr>
+      <w:r>
+        <w:rPr>
+          <w:rFonts w:ascii="Roboto Mono" w:eastAsia="Roboto Mono" w:hAnsi="Roboto Mono" w:cs="Arial"/>
+          <w:kern w:val="0"/>
+          <w:szCs w:val="22"/>
+          <w:lang w:val="en"/>
+          <w14:ligatures w14:val="none"/>
         </w:rPr>
         <w:t>Not every node connects to every other node directly.</w:t>
       </w:r>
       <w:r>
         <w:rPr>
-          <w:rFonts w:ascii="Roboto Mono" w:eastAsia="Roboto Mono" w:hAnsi="Roboto Mono"/>
-          <w:sz w:val="24"/>
+          <w:rFonts w:ascii="Roboto Mono" w:eastAsia="Roboto Mono" w:hAnsi="Roboto Mono" w:cs="Arial"/>
+          <w:kern w:val="0"/>
+          <w:szCs w:val="22"/>
+          <w:lang w:val="en"/>
+          <w14:ligatures w14:val="none"/>
         </w:rPr>
         <w:br/>
       </w:r>
     </w:p>
     <w:p>
-      <w:r>
-        <w:rPr>
-          <w:rFonts w:ascii="Roboto Mono" w:eastAsia="Roboto Mono" w:hAnsi="Roboto Mono"/>
-          <w:sz w:val="24"/>
-        </w:rPr>
-        <w:pict w14:anchorId="59DC155D">
+      <w:pPr>
+        <w:spacing w:after="0" w:line="276" w:lineRule="auto"/>
+        <w:rPr>
+          <w:rFonts w:ascii="Arial" w:eastAsia="Arial" w:hAnsi="Arial" w:cs="Arial"/>
+          <w:kern w:val="0"/>
+          <w:sz w:val="22"/>
+          <w:szCs w:val="22"/>
+          <w:lang w:val="en"/>
+          <w14:ligatures w14:val="none"/>
+        </w:rPr>
+      </w:pPr>
+      <w:r>
+        <w:rPr>
+          <w:rFonts w:ascii="Roboto Mono" w:eastAsia="Roboto Mono" w:hAnsi="Roboto Mono" w:cs="Arial"/>
+          <w:kern w:val="0"/>
+          <w:szCs w:val="22"/>
+          <w:lang w:val="en"/>
+          <w14:ligatures w14:val="none"/>
+        </w:rPr>
+        <w:pict>
           <v:rect id="_x0000_i1027" style="width:0;height:1.5pt" o:hralign="center" o:hrstd="t" o:hr="t" fillcolor="#a0a0a0" stroked="f"/>
         </w:pict>
       </w:r>
     </w:p>
     <w:p>
       <w:pPr>
-        <w:pStyle w:val="Heading2"/>
-        <w:keepNext w:val="0"/>
-        <w:keepLines w:val="0"/>
-        <w:rPr>
+        <w:spacing w:before="160" w:after="80" w:line="276" w:lineRule="auto"/>
+        <w:outlineLvl w:val="1"/>
+        <w:rPr>
+          <w:rFonts w:asciiTheme="majorHAnsi" w:eastAsiaTheme="majorEastAsia" w:hAnsiTheme="majorHAnsi" w:cstheme="majorBidi"/>
           <w:b/>
           <w:bCs/>
+          <w:color w:val="2F5496" w:themeColor="accent1" w:themeShade="BF"/>
+          <w:kern w:val="0"/>
           <w:sz w:val="34"/>
           <w:szCs w:val="34"/>
+          <w:lang w:val="en"/>
+          <w14:ligatures w14:val="none"/>
         </w:rPr>
       </w:pPr>
       <w:bookmarkStart w:id="3" w:name="_q5t6hum1oyko" w:colFirst="0" w:colLast="0"/>
       <w:bookmarkEnd w:id="3"/>
       <w:r>
         <w:rPr>
+          <w:rFonts w:ascii="Segoe UI Emoji" w:eastAsiaTheme="majorEastAsia" w:hAnsi="Segoe UI Emoji" w:cs="Segoe UI Emoji"/>
           <w:b/>
           <w:bCs/>
+          <w:color w:val="2F5496" w:themeColor="accent1" w:themeShade="BF"/>
+          <w:kern w:val="0"/>
           <w:sz w:val="34"/>
           <w:szCs w:val="34"/>
-        </w:rPr>
-        <w:t>🔁 How It Works</w:t>
+          <w:lang w:val="en"/>
+          <w14:ligatures w14:val="none"/>
+        </w:rPr>
+        <w:t>🔁</w:t>
+      </w:r>
+      <w:r>
+        <w:rPr>
+          <w:rFonts w:asciiTheme="majorHAnsi" w:eastAsiaTheme="majorEastAsia" w:hAnsiTheme="majorHAnsi" w:cstheme="majorBidi"/>
+          <w:b/>
+          <w:bCs/>
+          <w:color w:val="2F5496" w:themeColor="accent1" w:themeShade="BF"/>
+          <w:kern w:val="0"/>
+          <w:sz w:val="34"/>
+          <w:szCs w:val="34"/>
+          <w:lang w:val="en"/>
+          <w14:ligatures w14:val="none"/>
+        </w:rPr>
+        <w:t xml:space="preserve"> How It Works</w:t>
       </w:r>
     </w:p>
     <w:p>
       <w:pPr>
-        <w:spacing w:before="240" w:after="240"/>
-      </w:pPr>
-      <w:r>
-        <w:rPr>
-          <w:b/>
+        <w:spacing w:before="240" w:after="240" w:line="276" w:lineRule="auto"/>
+        <w:rPr>
+          <w:rFonts w:ascii="Arial" w:eastAsia="Arial" w:hAnsi="Arial" w:cs="Arial"/>
+          <w:kern w:val="0"/>
+          <w:sz w:val="22"/>
+          <w:szCs w:val="22"/>
+          <w:lang w:val="en"/>
+          <w14:ligatures w14:val="none"/>
+        </w:rPr>
+      </w:pPr>
+      <w:r>
+        <w:rPr>
+          <w:rFonts w:ascii="Arial" w:eastAsia="Arial" w:hAnsi="Arial" w:cs="Arial"/>
+          <w:b/>
+          <w:kern w:val="0"/>
+          <w:sz w:val="22"/>
+          <w:szCs w:val="22"/>
           <w:highlight w:val="darkGray"/>
+          <w:lang w:val="en"/>
+          <w14:ligatures w14:val="none"/>
         </w:rPr>
         <w:t># Source</w:t>
       </w:r>
       <w:r>
         <w:rPr>
+          <w:rFonts w:ascii="Arial" w:eastAsia="Arial" w:hAnsi="Arial" w:cs="Arial"/>
+          <w:kern w:val="0"/>
+          <w:sz w:val="22"/>
+          <w:szCs w:val="22"/>
           <w:highlight w:val="darkGray"/>
+          <w:lang w:val="en"/>
+          <w14:ligatures w14:val="none"/>
         </w:rPr>
         <w:t xml:space="preserve">: </w:t>
       </w:r>
       <w:r>
         <w:rPr>
-          <w:b/>
+          <w:rFonts w:ascii="Arial" w:eastAsia="Arial" w:hAnsi="Arial" w:cs="Arial"/>
+          <w:b/>
+          <w:kern w:val="0"/>
+          <w:sz w:val="22"/>
+          <w:szCs w:val="22"/>
           <w:highlight w:val="darkGray"/>
-        </w:rPr>
-        <w:t>Chatgpt (GPT‑5 Mini) at [12/18/2025]</w:t>
+          <w:lang w:val="en"/>
+          <w14:ligatures w14:val="none"/>
+        </w:rPr>
+        <w:t>Chatgpt (GPT</w:t>
+      </w:r>
+      <w:r>
+        <w:rPr>
+          <w:rFonts w:ascii="Cambria Math" w:eastAsia="Arial" w:hAnsi="Cambria Math" w:cs="Cambria Math"/>
+          <w:b/>
+          <w:kern w:val="0"/>
+          <w:sz w:val="22"/>
+          <w:szCs w:val="22"/>
+          <w:highlight w:val="darkGray"/>
+          <w:lang w:val="en"/>
+          <w14:ligatures w14:val="none"/>
+        </w:rPr>
+        <w:t>‑</w:t>
+      </w:r>
+      <w:r>
+        <w:rPr>
+          <w:rFonts w:ascii="Arial" w:eastAsia="Arial" w:hAnsi="Arial" w:cs="Arial"/>
+          <w:b/>
+          <w:kern w:val="0"/>
+          <w:sz w:val="22"/>
+          <w:szCs w:val="22"/>
+          <w:highlight w:val="darkGray"/>
+          <w:lang w:val="en"/>
+          <w14:ligatures w14:val="none"/>
+        </w:rPr>
+        <w:t>5 Mini) at [12/18/2025]</w:t>
       </w:r>
     </w:p>
     <w:p>
@@ -570,28 +1158,45 @@
           <w:ilvl w:val="0"/>
           <w:numId w:val="2"/>
         </w:numPr>
-        <w:spacing w:before="240"/>
-      </w:pPr>
-      <w:r>
-        <w:rPr>
-          <w:rFonts w:ascii="Roboto Mono" w:eastAsia="Roboto Mono" w:hAnsi="Roboto Mono"/>
+        <w:spacing w:before="240" w:after="0" w:line="276" w:lineRule="auto"/>
+        <w:rPr>
+          <w:rFonts w:ascii="Arial" w:eastAsia="Arial" w:hAnsi="Arial" w:cs="Arial"/>
+          <w:kern w:val="0"/>
+          <w:sz w:val="22"/>
+          <w:szCs w:val="22"/>
+          <w:lang w:val="en"/>
+          <w14:ligatures w14:val="none"/>
+        </w:rPr>
+      </w:pPr>
+      <w:r>
+        <w:rPr>
+          <w:rFonts w:ascii="Roboto Mono" w:eastAsia="Roboto Mono" w:hAnsi="Roboto Mono" w:cs="Arial"/>
           <w:b/>
           <w:bCs/>
-          <w:sz w:val="24"/>
+          <w:kern w:val="0"/>
+          <w:szCs w:val="22"/>
+          <w:lang w:val="en"/>
+          <w14:ligatures w14:val="none"/>
         </w:rPr>
         <w:t>Key nodes</w:t>
       </w:r>
       <w:r>
         <w:rPr>
-          <w:rFonts w:ascii="Roboto Mono" w:eastAsia="Roboto Mono" w:hAnsi="Roboto Mono"/>
-          <w:sz w:val="24"/>
+          <w:rFonts w:ascii="Roboto Mono" w:eastAsia="Roboto Mono" w:hAnsi="Roboto Mono" w:cs="Arial"/>
+          <w:kern w:val="0"/>
+          <w:szCs w:val="22"/>
+          <w:lang w:val="en"/>
+          <w14:ligatures w14:val="none"/>
         </w:rPr>
         <w:t xml:space="preserve"> (like servers or routers) may have multiple direct links.</w:t>
       </w:r>
       <w:r>
         <w:rPr>
-          <w:rFonts w:ascii="Roboto Mono" w:eastAsia="Roboto Mono" w:hAnsi="Roboto Mono"/>
-          <w:sz w:val="24"/>
+          <w:rFonts w:ascii="Roboto Mono" w:eastAsia="Roboto Mono" w:hAnsi="Roboto Mono" w:cs="Arial"/>
+          <w:kern w:val="0"/>
+          <w:szCs w:val="22"/>
+          <w:lang w:val="en"/>
+          <w14:ligatures w14:val="none"/>
         </w:rPr>
         <w:br/>
       </w:r>
@@ -602,27 +1207,45 @@
           <w:ilvl w:val="0"/>
           <w:numId w:val="2"/>
         </w:numPr>
-      </w:pPr>
-      <w:r>
-        <w:rPr>
-          <w:rFonts w:ascii="Roboto Mono" w:eastAsia="Roboto Mono" w:hAnsi="Roboto Mono"/>
+        <w:spacing w:after="0" w:line="276" w:lineRule="auto"/>
+        <w:rPr>
+          <w:rFonts w:ascii="Arial" w:eastAsia="Arial" w:hAnsi="Arial" w:cs="Arial"/>
+          <w:kern w:val="0"/>
+          <w:sz w:val="22"/>
+          <w:szCs w:val="22"/>
+          <w:lang w:val="en"/>
+          <w14:ligatures w14:val="none"/>
+        </w:rPr>
+      </w:pPr>
+      <w:r>
+        <w:rPr>
+          <w:rFonts w:ascii="Roboto Mono" w:eastAsia="Roboto Mono" w:hAnsi="Roboto Mono" w:cs="Arial"/>
           <w:b/>
           <w:bCs/>
-          <w:sz w:val="24"/>
+          <w:kern w:val="0"/>
+          <w:szCs w:val="22"/>
+          <w:lang w:val="en"/>
+          <w14:ligatures w14:val="none"/>
         </w:rPr>
         <w:t>Less critical nodes</w:t>
       </w:r>
       <w:r>
         <w:rPr>
-          <w:rFonts w:ascii="Roboto Mono" w:eastAsia="Roboto Mono" w:hAnsi="Roboto Mono"/>
-          <w:sz w:val="24"/>
+          <w:rFonts w:ascii="Roboto Mono" w:eastAsia="Roboto Mono" w:hAnsi="Roboto Mono" w:cs="Arial"/>
+          <w:kern w:val="0"/>
+          <w:szCs w:val="22"/>
+          <w:lang w:val="en"/>
+          <w14:ligatures w14:val="none"/>
         </w:rPr>
         <w:t xml:space="preserve"> may have only one or two.</w:t>
       </w:r>
       <w:r>
         <w:rPr>
-          <w:rFonts w:ascii="Roboto Mono" w:eastAsia="Roboto Mono" w:hAnsi="Roboto Mono"/>
-          <w:sz w:val="24"/>
+          <w:rFonts w:ascii="Roboto Mono" w:eastAsia="Roboto Mono" w:hAnsi="Roboto Mono" w:cs="Arial"/>
+          <w:kern w:val="0"/>
+          <w:szCs w:val="22"/>
+          <w:lang w:val="en"/>
+          <w14:ligatures w14:val="none"/>
         </w:rPr>
         <w:br/>
       </w:r>
@@ -633,114 +1256,235 @@
           <w:ilvl w:val="0"/>
           <w:numId w:val="2"/>
         </w:numPr>
-        <w:spacing w:after="240"/>
-      </w:pPr>
-      <w:r>
-        <w:rPr>
-          <w:rFonts w:ascii="Roboto Mono" w:eastAsia="Roboto Mono" w:hAnsi="Roboto Mono"/>
-          <w:sz w:val="24"/>
+        <w:spacing w:after="240" w:line="276" w:lineRule="auto"/>
+        <w:rPr>
+          <w:rFonts w:ascii="Arial" w:eastAsia="Arial" w:hAnsi="Arial" w:cs="Arial"/>
+          <w:kern w:val="0"/>
+          <w:sz w:val="22"/>
+          <w:szCs w:val="22"/>
+          <w:lang w:val="en"/>
+          <w14:ligatures w14:val="none"/>
+        </w:rPr>
+      </w:pPr>
+      <w:r>
+        <w:rPr>
+          <w:rFonts w:ascii="Roboto Mono" w:eastAsia="Roboto Mono" w:hAnsi="Roboto Mono" w:cs="Arial"/>
+          <w:kern w:val="0"/>
+          <w:szCs w:val="22"/>
+          <w:lang w:val="en"/>
+          <w14:ligatures w14:val="none"/>
         </w:rPr>
         <w:t xml:space="preserve">Offers </w:t>
       </w:r>
       <w:r>
         <w:rPr>
-          <w:rFonts w:ascii="Roboto Mono" w:eastAsia="Roboto Mono" w:hAnsi="Roboto Mono"/>
+          <w:rFonts w:ascii="Roboto Mono" w:eastAsia="Roboto Mono" w:hAnsi="Roboto Mono" w:cs="Arial"/>
           <w:b/>
           <w:bCs/>
-          <w:sz w:val="24"/>
+          <w:kern w:val="0"/>
+          <w:szCs w:val="22"/>
+          <w:lang w:val="en"/>
+          <w14:ligatures w14:val="none"/>
         </w:rPr>
         <w:t>backup paths</w:t>
       </w:r>
       <w:r>
         <w:rPr>
-          <w:rFonts w:ascii="Roboto Mono" w:eastAsia="Roboto Mono" w:hAnsi="Roboto Mono"/>
-          <w:sz w:val="24"/>
+          <w:rFonts w:ascii="Roboto Mono" w:eastAsia="Roboto Mono" w:hAnsi="Roboto Mono" w:cs="Arial"/>
+          <w:kern w:val="0"/>
+          <w:szCs w:val="22"/>
+          <w:lang w:val="en"/>
+          <w14:ligatures w14:val="none"/>
         </w:rPr>
         <w:t xml:space="preserve"> without the full cabling burden of full mesh.</w:t>
       </w:r>
       <w:r>
         <w:rPr>
-          <w:rFonts w:ascii="Roboto Mono" w:eastAsia="Roboto Mono" w:hAnsi="Roboto Mono"/>
-          <w:sz w:val="24"/>
+          <w:rFonts w:ascii="Roboto Mono" w:eastAsia="Roboto Mono" w:hAnsi="Roboto Mono" w:cs="Arial"/>
+          <w:kern w:val="0"/>
+          <w:szCs w:val="22"/>
+          <w:lang w:val="en"/>
+          <w14:ligatures w14:val="none"/>
         </w:rPr>
         <w:br/>
       </w:r>
     </w:p>
     <w:p>
-      <w:r>
-        <w:rPr>
-          <w:rFonts w:ascii="Roboto Mono" w:eastAsia="Roboto Mono" w:hAnsi="Roboto Mono"/>
-          <w:sz w:val="24"/>
-        </w:rPr>
-        <w:pict w14:anchorId="6B2C7539">
+      <w:pPr>
+        <w:spacing w:after="0" w:line="276" w:lineRule="auto"/>
+        <w:rPr>
+          <w:rFonts w:ascii="Arial" w:eastAsia="Arial" w:hAnsi="Arial" w:cs="Arial"/>
+          <w:kern w:val="0"/>
+          <w:sz w:val="22"/>
+          <w:szCs w:val="22"/>
+          <w:lang w:val="en"/>
+          <w14:ligatures w14:val="none"/>
+        </w:rPr>
+      </w:pPr>
+      <w:r>
+        <w:rPr>
+          <w:rFonts w:ascii="Roboto Mono" w:eastAsia="Roboto Mono" w:hAnsi="Roboto Mono" w:cs="Arial"/>
+          <w:kern w:val="0"/>
+          <w:szCs w:val="22"/>
+          <w:lang w:val="en"/>
+          <w14:ligatures w14:val="none"/>
+        </w:rPr>
+        <w:pict>
           <v:rect id="_x0000_i1028" style="width:0;height:1.5pt" o:hralign="center" o:hrstd="t" o:hr="t" fillcolor="#a0a0a0" stroked="f"/>
         </w:pict>
       </w:r>
     </w:p>
     <w:p>
       <w:pPr>
-        <w:pStyle w:val="Heading2"/>
-        <w:keepNext w:val="0"/>
-        <w:keepLines w:val="0"/>
-        <w:rPr>
+        <w:spacing w:before="160" w:after="80" w:line="276" w:lineRule="auto"/>
+        <w:outlineLvl w:val="1"/>
+        <w:rPr>
+          <w:rFonts w:asciiTheme="majorHAnsi" w:eastAsiaTheme="majorEastAsia" w:hAnsiTheme="majorHAnsi" w:cstheme="majorBidi"/>
           <w:b/>
           <w:bCs/>
+          <w:color w:val="2F5496" w:themeColor="accent1" w:themeShade="BF"/>
+          <w:kern w:val="0"/>
           <w:sz w:val="34"/>
           <w:szCs w:val="34"/>
+          <w:lang w:val="en"/>
+          <w14:ligatures w14:val="none"/>
         </w:rPr>
       </w:pPr>
       <w:bookmarkStart w:id="4" w:name="_6pgfwec0driy" w:colFirst="0" w:colLast="0"/>
       <w:bookmarkEnd w:id="4"/>
       <w:r>
         <w:rPr>
-          <w:rFonts w:ascii="Arial Unicode MS" w:eastAsia="Arial Unicode MS" w:hAnsi="Arial Unicode MS" w:cs="Arial Unicode MS"/>
+          <w:rFonts w:ascii="Segoe UI Emoji" w:eastAsia="Arial Unicode MS" w:hAnsi="Segoe UI Emoji" w:cs="Segoe UI Emoji"/>
           <w:b/>
           <w:bCs/>
+          <w:color w:val="2F5496" w:themeColor="accent1" w:themeShade="BF"/>
+          <w:kern w:val="0"/>
           <w:sz w:val="34"/>
           <w:szCs w:val="34"/>
-        </w:rPr>
-        <w:t>✅ Advantages</w:t>
+          <w:lang w:val="en"/>
+          <w14:ligatures w14:val="none"/>
+        </w:rPr>
+        <w:t>✅</w:t>
+      </w:r>
+      <w:r>
+        <w:rPr>
+          <w:rFonts w:ascii="Arial Unicode MS" w:eastAsia="Arial Unicode MS" w:hAnsi="Arial Unicode MS" w:cs="Arial Unicode MS"/>
+          <w:b/>
+          <w:bCs/>
+          <w:color w:val="2F5496" w:themeColor="accent1" w:themeShade="BF"/>
+          <w:kern w:val="0"/>
+          <w:sz w:val="34"/>
+          <w:szCs w:val="34"/>
+          <w:lang w:val="en"/>
+          <w14:ligatures w14:val="none"/>
+        </w:rPr>
+        <w:t xml:space="preserve"> Advantages</w:t>
       </w:r>
     </w:p>
     <w:p>
       <w:pPr>
-        <w:spacing w:before="240" w:after="240"/>
-        <w:rPr>
+        <w:spacing w:before="240" w:after="240" w:line="276" w:lineRule="auto"/>
+        <w:rPr>
+          <w:rFonts w:ascii="Arial" w:eastAsia="Arial" w:hAnsi="Arial" w:cs="Arial"/>
           <w:b/>
           <w:bCs/>
+          <w:kern w:val="0"/>
           <w:sz w:val="14"/>
           <w:szCs w:val="14"/>
           <w:shd w:val="clear" w:color="auto" w:fill="B7B7B7"/>
-        </w:rPr>
-      </w:pPr>
-      <w:r>
-        <w:rPr>
-          <w:b/>
+          <w:lang w:val="en"/>
+          <w14:ligatures w14:val="none"/>
+        </w:rPr>
+      </w:pPr>
+      <w:r>
+        <w:rPr>
+          <w:rFonts w:ascii="Arial" w:eastAsia="Arial" w:hAnsi="Arial" w:cs="Arial"/>
+          <w:b/>
+          <w:kern w:val="0"/>
+          <w:sz w:val="22"/>
+          <w:szCs w:val="22"/>
           <w:highlight w:val="darkGray"/>
+          <w:lang w:val="en"/>
+          <w14:ligatures w14:val="none"/>
         </w:rPr>
         <w:t># Source</w:t>
       </w:r>
       <w:r>
         <w:rPr>
+          <w:rFonts w:ascii="Arial" w:eastAsia="Arial" w:hAnsi="Arial" w:cs="Arial"/>
+          <w:kern w:val="0"/>
+          <w:sz w:val="22"/>
+          <w:szCs w:val="22"/>
           <w:highlight w:val="darkGray"/>
+          <w:lang w:val="en"/>
+          <w14:ligatures w14:val="none"/>
         </w:rPr>
         <w:t xml:space="preserve">: </w:t>
       </w:r>
       <w:r>
         <w:rPr>
-          <w:b/>
+          <w:rFonts w:ascii="Arial" w:eastAsia="Arial" w:hAnsi="Arial" w:cs="Arial"/>
+          <w:b/>
+          <w:kern w:val="0"/>
+          <w:sz w:val="22"/>
+          <w:szCs w:val="22"/>
           <w:highlight w:val="darkGray"/>
-        </w:rPr>
-        <w:t>Chatgpt (GPT‑5 Mini) at [12/18/2025]</w:t>
+          <w:lang w:val="en"/>
+          <w14:ligatures w14:val="none"/>
+        </w:rPr>
+        <w:t>Chatgpt (GPT</w:t>
+      </w:r>
+      <w:r>
+        <w:rPr>
+          <w:rFonts w:ascii="Cambria Math" w:eastAsia="Arial" w:hAnsi="Cambria Math" w:cs="Cambria Math"/>
+          <w:b/>
+          <w:kern w:val="0"/>
+          <w:sz w:val="22"/>
+          <w:szCs w:val="22"/>
+          <w:highlight w:val="darkGray"/>
+          <w:lang w:val="en"/>
+          <w14:ligatures w14:val="none"/>
+        </w:rPr>
+        <w:t>‑</w:t>
+      </w:r>
+      <w:r>
+        <w:rPr>
+          <w:rFonts w:ascii="Arial" w:eastAsia="Arial" w:hAnsi="Arial" w:cs="Arial"/>
+          <w:b/>
+          <w:kern w:val="0"/>
+          <w:sz w:val="22"/>
+          <w:szCs w:val="22"/>
+          <w:highlight w:val="darkGray"/>
+          <w:lang w:val="en"/>
+          <w14:ligatures w14:val="none"/>
+        </w:rPr>
+        <w:t>5 Mini) at [12/18/2025]</w:t>
       </w:r>
     </w:p>
     <w:p>
-      <w:r>
-        <w:rPr>
+      <w:pPr>
+        <w:spacing w:after="0" w:line="276" w:lineRule="auto"/>
+        <w:rPr>
+          <w:rFonts w:ascii="Arial" w:eastAsia="Arial" w:hAnsi="Arial" w:cs="Arial"/>
+          <w:kern w:val="0"/>
+          <w:sz w:val="22"/>
+          <w:szCs w:val="22"/>
+          <w:lang w:val="en"/>
+          <w14:ligatures w14:val="none"/>
+        </w:rPr>
+      </w:pPr>
+      <w:r>
+        <w:rPr>
+          <w:rFonts w:ascii="Arial" w:eastAsia="Arial" w:hAnsi="Arial" w:cs="Arial"/>
           <w:noProof/>
+          <w:kern w:val="0"/>
+          <w:sz w:val="22"/>
+          <w:szCs w:val="22"/>
+          <w:lang w:val="en"/>
+          <w14:ligatures w14:val="none"/>
         </w:rPr>
         <w:drawing>
-          <wp:inline distT="114300" distB="114300" distL="114300" distR="114300" wp14:anchorId="61F5091A" wp14:editId="106B228F">
+          <wp:inline distT="114300" distB="114300" distL="114300" distR="114300" wp14:anchorId="29B57320" wp14:editId="310E5217">
             <wp:extent cx="5943600" cy="1600200"/>
             <wp:effectExtent l="0" t="0" r="0" b="0"/>
             <wp:docPr id="4" name="image2.png"/>
@@ -776,7 +1520,19 @@
         </w:drawing>
       </w:r>
     </w:p>
-    <w:p/>
+    <w:p>
+      <w:pPr>
+        <w:spacing w:after="0" w:line="276" w:lineRule="auto"/>
+        <w:rPr>
+          <w:rFonts w:ascii="Arial" w:eastAsia="Arial" w:hAnsi="Arial" w:cs="Arial"/>
+          <w:kern w:val="0"/>
+          <w:sz w:val="22"/>
+          <w:szCs w:val="22"/>
+          <w:lang w:val="en"/>
+          <w14:ligatures w14:val="none"/>
+        </w:rPr>
+      </w:pPr>
+    </w:p>
     <w:tbl>
       <w:tblPr>
         <w:tblW w:w="5710" w:type="dxa"/>
@@ -817,17 +1573,40 @@
           </w:tcPr>
           <w:p>
             <w:pPr>
+              <w:spacing w:after="0" w:line="276" w:lineRule="auto"/>
               <w:jc w:val="center"/>
+              <w:rPr>
+                <w:rFonts w:ascii="Arial" w:eastAsia="Arial" w:hAnsi="Arial" w:cs="Arial"/>
+                <w:kern w:val="0"/>
+                <w:sz w:val="22"/>
+                <w:szCs w:val="22"/>
+                <w:lang w:val="en"/>
+                <w14:ligatures w14:val="none"/>
+              </w:rPr>
             </w:pPr>
+            <w:r>
+              <w:rPr>
+                <w:rFonts w:ascii="Segoe UI Symbol" w:eastAsia="Roboto Mono" w:hAnsi="Segoe UI Symbol" w:cs="Segoe UI Symbol"/>
+                <w:b/>
+                <w:bCs/>
+                <w:kern w:val="0"/>
+                <w:szCs w:val="22"/>
+                <w:lang w:val="en"/>
+                <w14:ligatures w14:val="none"/>
+              </w:rPr>
+              <w:t>✔</w:t>
+            </w:r>
             <w:r>
               <w:rPr>
                 <w:rFonts w:ascii="Roboto Mono" w:eastAsia="Roboto Mono" w:hAnsi="Roboto Mono" w:cs="Arial Unicode MS"/>
                 <w:b/>
                 <w:bCs/>
-                <w:sz w:val="24"/>
-              </w:rPr>
-              <w:lastRenderedPageBreak/>
-              <w:t>✔ Feature</w:t>
+                <w:kern w:val="0"/>
+                <w:szCs w:val="22"/>
+                <w:lang w:val="en"/>
+                <w14:ligatures w14:val="none"/>
+              </w:rPr>
+              <w:t xml:space="preserve"> Feature</w:t>
             </w:r>
           </w:p>
         </w:tc>
@@ -849,16 +1628,40 @@
           </w:tcPr>
           <w:p>
             <w:pPr>
+              <w:spacing w:after="0" w:line="276" w:lineRule="auto"/>
               <w:jc w:val="center"/>
+              <w:rPr>
+                <w:rFonts w:ascii="Arial" w:eastAsia="Arial" w:hAnsi="Arial" w:cs="Arial"/>
+                <w:kern w:val="0"/>
+                <w:sz w:val="22"/>
+                <w:szCs w:val="22"/>
+                <w:lang w:val="en"/>
+                <w14:ligatures w14:val="none"/>
+              </w:rPr>
             </w:pPr>
             <w:r>
               <w:rPr>
-                <w:rFonts w:ascii="Roboto Mono" w:eastAsia="Roboto Mono" w:hAnsi="Roboto Mono"/>
+                <w:rFonts w:ascii="Segoe UI Emoji" w:eastAsia="Roboto Mono" w:hAnsi="Segoe UI Emoji" w:cs="Segoe UI Emoji"/>
                 <w:b/>
                 <w:bCs/>
-                <w:sz w:val="24"/>
-              </w:rPr>
-              <w:t>🔍 Benefit</w:t>
+                <w:kern w:val="0"/>
+                <w:szCs w:val="22"/>
+                <w:lang w:val="en"/>
+                <w14:ligatures w14:val="none"/>
+              </w:rPr>
+              <w:t>🔍</w:t>
+            </w:r>
+            <w:r>
+              <w:rPr>
+                <w:rFonts w:ascii="Roboto Mono" w:eastAsia="Roboto Mono" w:hAnsi="Roboto Mono" w:cs="Arial"/>
+                <w:b/>
+                <w:bCs/>
+                <w:kern w:val="0"/>
+                <w:szCs w:val="22"/>
+                <w:lang w:val="en"/>
+                <w14:ligatures w14:val="none"/>
+              </w:rPr>
+              <w:t xml:space="preserve"> Benefit</w:t>
             </w:r>
           </w:p>
         </w:tc>
@@ -884,19 +1687,46 @@
             </w:tcMar>
           </w:tcPr>
           <w:p>
-            <w:r>
-              <w:rPr>
-                <w:rFonts w:ascii="Roboto Mono" w:eastAsia="Roboto Mono" w:hAnsi="Roboto Mono"/>
-                <w:sz w:val="24"/>
-              </w:rPr>
-              <w:t xml:space="preserve">💰 </w:t>
-            </w:r>
-            <w:r>
-              <w:rPr>
-                <w:rFonts w:ascii="Roboto Mono" w:eastAsia="Roboto Mono" w:hAnsi="Roboto Mono"/>
+            <w:pPr>
+              <w:spacing w:after="0" w:line="276" w:lineRule="auto"/>
+              <w:rPr>
+                <w:rFonts w:ascii="Arial" w:eastAsia="Arial" w:hAnsi="Arial" w:cs="Arial"/>
+                <w:kern w:val="0"/>
+                <w:sz w:val="22"/>
+                <w:szCs w:val="22"/>
+                <w:lang w:val="en"/>
+                <w14:ligatures w14:val="none"/>
+              </w:rPr>
+            </w:pPr>
+            <w:r>
+              <w:rPr>
+                <w:rFonts w:ascii="Segoe UI Emoji" w:eastAsia="Roboto Mono" w:hAnsi="Segoe UI Emoji" w:cs="Segoe UI Emoji"/>
+                <w:kern w:val="0"/>
+                <w:szCs w:val="22"/>
+                <w:lang w:val="en"/>
+                <w14:ligatures w14:val="none"/>
+              </w:rPr>
+              <w:t>💰</w:t>
+            </w:r>
+            <w:r>
+              <w:rPr>
+                <w:rFonts w:ascii="Roboto Mono" w:eastAsia="Roboto Mono" w:hAnsi="Roboto Mono" w:cs="Arial"/>
+                <w:kern w:val="0"/>
+                <w:szCs w:val="22"/>
+                <w:lang w:val="en"/>
+                <w14:ligatures w14:val="none"/>
+              </w:rPr>
+              <w:t xml:space="preserve"> </w:t>
+            </w:r>
+            <w:r>
+              <w:rPr>
+                <w:rFonts w:ascii="Roboto Mono" w:eastAsia="Roboto Mono" w:hAnsi="Roboto Mono" w:cs="Arial"/>
                 <w:b/>
                 <w:bCs/>
-                <w:sz w:val="24"/>
+                <w:kern w:val="0"/>
+                <w:szCs w:val="22"/>
+                <w:lang w:val="en"/>
+                <w14:ligatures w14:val="none"/>
               </w:rPr>
               <w:t>Cost-effective</w:t>
             </w:r>
@@ -919,10 +1749,24 @@
             </w:tcMar>
           </w:tcPr>
           <w:p>
-            <w:r>
-              <w:rPr>
-                <w:rFonts w:ascii="Roboto Mono" w:eastAsia="Roboto Mono" w:hAnsi="Roboto Mono"/>
-                <w:sz w:val="24"/>
+            <w:pPr>
+              <w:spacing w:after="0" w:line="276" w:lineRule="auto"/>
+              <w:rPr>
+                <w:rFonts w:ascii="Arial" w:eastAsia="Arial" w:hAnsi="Arial" w:cs="Arial"/>
+                <w:kern w:val="0"/>
+                <w:sz w:val="22"/>
+                <w:szCs w:val="22"/>
+                <w:lang w:val="en"/>
+                <w14:ligatures w14:val="none"/>
+              </w:rPr>
+            </w:pPr>
+            <w:r>
+              <w:rPr>
+                <w:rFonts w:ascii="Roboto Mono" w:eastAsia="Roboto Mono" w:hAnsi="Roboto Mono" w:cs="Arial"/>
+                <w:kern w:val="0"/>
+                <w:szCs w:val="22"/>
+                <w:lang w:val="en"/>
+                <w14:ligatures w14:val="none"/>
               </w:rPr>
               <w:t>Fewer cables than full mesh</w:t>
             </w:r>
@@ -950,19 +1794,46 @@
             </w:tcMar>
           </w:tcPr>
           <w:p>
-            <w:r>
-              <w:rPr>
-                <w:rFonts w:ascii="Roboto Mono" w:eastAsia="Roboto Mono" w:hAnsi="Roboto Mono"/>
-                <w:sz w:val="24"/>
-              </w:rPr>
-              <w:t xml:space="preserve">🔁 </w:t>
-            </w:r>
-            <w:r>
-              <w:rPr>
-                <w:rFonts w:ascii="Roboto Mono" w:eastAsia="Roboto Mono" w:hAnsi="Roboto Mono"/>
+            <w:pPr>
+              <w:spacing w:after="0" w:line="276" w:lineRule="auto"/>
+              <w:rPr>
+                <w:rFonts w:ascii="Arial" w:eastAsia="Arial" w:hAnsi="Arial" w:cs="Arial"/>
+                <w:kern w:val="0"/>
+                <w:sz w:val="22"/>
+                <w:szCs w:val="22"/>
+                <w:lang w:val="en"/>
+                <w14:ligatures w14:val="none"/>
+              </w:rPr>
+            </w:pPr>
+            <w:r>
+              <w:rPr>
+                <w:rFonts w:ascii="Segoe UI Emoji" w:eastAsia="Roboto Mono" w:hAnsi="Segoe UI Emoji" w:cs="Segoe UI Emoji"/>
+                <w:kern w:val="0"/>
+                <w:szCs w:val="22"/>
+                <w:lang w:val="en"/>
+                <w14:ligatures w14:val="none"/>
+              </w:rPr>
+              <w:t>🔁</w:t>
+            </w:r>
+            <w:r>
+              <w:rPr>
+                <w:rFonts w:ascii="Roboto Mono" w:eastAsia="Roboto Mono" w:hAnsi="Roboto Mono" w:cs="Arial"/>
+                <w:kern w:val="0"/>
+                <w:szCs w:val="22"/>
+                <w:lang w:val="en"/>
+                <w14:ligatures w14:val="none"/>
+              </w:rPr>
+              <w:t xml:space="preserve"> </w:t>
+            </w:r>
+            <w:r>
+              <w:rPr>
+                <w:rFonts w:ascii="Roboto Mono" w:eastAsia="Roboto Mono" w:hAnsi="Roboto Mono" w:cs="Arial"/>
                 <w:b/>
                 <w:bCs/>
-                <w:sz w:val="24"/>
+                <w:kern w:val="0"/>
+                <w:szCs w:val="22"/>
+                <w:lang w:val="en"/>
+                <w14:ligatures w14:val="none"/>
               </w:rPr>
               <w:t>Redundancy</w:t>
             </w:r>
@@ -985,10 +1856,24 @@
             </w:tcMar>
           </w:tcPr>
           <w:p>
-            <w:r>
-              <w:rPr>
-                <w:rFonts w:ascii="Roboto Mono" w:eastAsia="Roboto Mono" w:hAnsi="Roboto Mono"/>
-                <w:sz w:val="24"/>
+            <w:pPr>
+              <w:spacing w:after="0" w:line="276" w:lineRule="auto"/>
+              <w:rPr>
+                <w:rFonts w:ascii="Arial" w:eastAsia="Arial" w:hAnsi="Arial" w:cs="Arial"/>
+                <w:kern w:val="0"/>
+                <w:sz w:val="22"/>
+                <w:szCs w:val="22"/>
+                <w:lang w:val="en"/>
+                <w14:ligatures w14:val="none"/>
+              </w:rPr>
+            </w:pPr>
+            <w:r>
+              <w:rPr>
+                <w:rFonts w:ascii="Roboto Mono" w:eastAsia="Roboto Mono" w:hAnsi="Roboto Mono" w:cs="Arial"/>
+                <w:kern w:val="0"/>
+                <w:szCs w:val="22"/>
+                <w:lang w:val="en"/>
+                <w14:ligatures w14:val="none"/>
               </w:rPr>
               <w:t>Still provides alternative routes</w:t>
             </w:r>
@@ -1016,19 +1901,46 @@
             </w:tcMar>
           </w:tcPr>
           <w:p>
-            <w:r>
-              <w:rPr>
-                <w:rFonts w:ascii="Roboto Mono" w:eastAsia="Roboto Mono" w:hAnsi="Roboto Mono"/>
-                <w:sz w:val="24"/>
-              </w:rPr>
-              <w:t xml:space="preserve">📈 </w:t>
-            </w:r>
-            <w:r>
-              <w:rPr>
-                <w:rFonts w:ascii="Roboto Mono" w:eastAsia="Roboto Mono" w:hAnsi="Roboto Mono"/>
+            <w:pPr>
+              <w:spacing w:after="0" w:line="276" w:lineRule="auto"/>
+              <w:rPr>
+                <w:rFonts w:ascii="Arial" w:eastAsia="Arial" w:hAnsi="Arial" w:cs="Arial"/>
+                <w:kern w:val="0"/>
+                <w:sz w:val="22"/>
+                <w:szCs w:val="22"/>
+                <w:lang w:val="en"/>
+                <w14:ligatures w14:val="none"/>
+              </w:rPr>
+            </w:pPr>
+            <w:r>
+              <w:rPr>
+                <w:rFonts w:ascii="Segoe UI Emoji" w:eastAsia="Roboto Mono" w:hAnsi="Segoe UI Emoji" w:cs="Segoe UI Emoji"/>
+                <w:kern w:val="0"/>
+                <w:szCs w:val="22"/>
+                <w:lang w:val="en"/>
+                <w14:ligatures w14:val="none"/>
+              </w:rPr>
+              <w:t>📈</w:t>
+            </w:r>
+            <w:r>
+              <w:rPr>
+                <w:rFonts w:ascii="Roboto Mono" w:eastAsia="Roboto Mono" w:hAnsi="Roboto Mono" w:cs="Arial"/>
+                <w:kern w:val="0"/>
+                <w:szCs w:val="22"/>
+                <w:lang w:val="en"/>
+                <w14:ligatures w14:val="none"/>
+              </w:rPr>
+              <w:t xml:space="preserve"> </w:t>
+            </w:r>
+            <w:r>
+              <w:rPr>
+                <w:rFonts w:ascii="Roboto Mono" w:eastAsia="Roboto Mono" w:hAnsi="Roboto Mono" w:cs="Arial"/>
                 <w:b/>
                 <w:bCs/>
-                <w:sz w:val="24"/>
+                <w:kern w:val="0"/>
+                <w:szCs w:val="22"/>
+                <w:lang w:val="en"/>
+                <w14:ligatures w14:val="none"/>
               </w:rPr>
               <w:t>Scalable</w:t>
             </w:r>
@@ -1051,10 +1963,24 @@
             </w:tcMar>
           </w:tcPr>
           <w:p>
-            <w:r>
-              <w:rPr>
-                <w:rFonts w:ascii="Roboto Mono" w:eastAsia="Roboto Mono" w:hAnsi="Roboto Mono"/>
-                <w:sz w:val="24"/>
+            <w:pPr>
+              <w:spacing w:after="0" w:line="276" w:lineRule="auto"/>
+              <w:rPr>
+                <w:rFonts w:ascii="Arial" w:eastAsia="Arial" w:hAnsi="Arial" w:cs="Arial"/>
+                <w:kern w:val="0"/>
+                <w:sz w:val="22"/>
+                <w:szCs w:val="22"/>
+                <w:lang w:val="en"/>
+                <w14:ligatures w14:val="none"/>
+              </w:rPr>
+            </w:pPr>
+            <w:r>
+              <w:rPr>
+                <w:rFonts w:ascii="Roboto Mono" w:eastAsia="Roboto Mono" w:hAnsi="Roboto Mono" w:cs="Arial"/>
+                <w:kern w:val="0"/>
+                <w:szCs w:val="22"/>
+                <w:lang w:val="en"/>
+                <w14:ligatures w14:val="none"/>
               </w:rPr>
               <w:t>Easier to expand than full mesh</w:t>
             </w:r>
@@ -1082,19 +2008,46 @@
             </w:tcMar>
           </w:tcPr>
           <w:p>
-            <w:r>
-              <w:rPr>
-                <w:rFonts w:ascii="Roboto Mono" w:eastAsia="Roboto Mono" w:hAnsi="Roboto Mono"/>
-                <w:sz w:val="24"/>
-              </w:rPr>
-              <w:t xml:space="preserve">⚙️ </w:t>
-            </w:r>
-            <w:r>
-              <w:rPr>
-                <w:rFonts w:ascii="Roboto Mono" w:eastAsia="Roboto Mono" w:hAnsi="Roboto Mono"/>
+            <w:pPr>
+              <w:spacing w:after="0" w:line="276" w:lineRule="auto"/>
+              <w:rPr>
+                <w:rFonts w:ascii="Arial" w:eastAsia="Arial" w:hAnsi="Arial" w:cs="Arial"/>
+                <w:kern w:val="0"/>
+                <w:sz w:val="22"/>
+                <w:szCs w:val="22"/>
+                <w:lang w:val="en"/>
+                <w14:ligatures w14:val="none"/>
+              </w:rPr>
+            </w:pPr>
+            <w:r>
+              <w:rPr>
+                <w:rFonts w:ascii="Segoe UI Emoji" w:eastAsia="Roboto Mono" w:hAnsi="Segoe UI Emoji" w:cs="Segoe UI Emoji"/>
+                <w:kern w:val="0"/>
+                <w:szCs w:val="22"/>
+                <w:lang w:val="en"/>
+                <w14:ligatures w14:val="none"/>
+              </w:rPr>
+              <w:t>⚙️</w:t>
+            </w:r>
+            <w:r>
+              <w:rPr>
+                <w:rFonts w:ascii="Roboto Mono" w:eastAsia="Roboto Mono" w:hAnsi="Roboto Mono" w:cs="Arial"/>
+                <w:kern w:val="0"/>
+                <w:szCs w:val="22"/>
+                <w:lang w:val="en"/>
+                <w14:ligatures w14:val="none"/>
+              </w:rPr>
+              <w:t xml:space="preserve"> </w:t>
+            </w:r>
+            <w:r>
+              <w:rPr>
+                <w:rFonts w:ascii="Roboto Mono" w:eastAsia="Roboto Mono" w:hAnsi="Roboto Mono" w:cs="Arial"/>
                 <w:b/>
                 <w:bCs/>
-                <w:sz w:val="24"/>
+                <w:kern w:val="0"/>
+                <w:szCs w:val="22"/>
+                <w:lang w:val="en"/>
+                <w14:ligatures w14:val="none"/>
               </w:rPr>
               <w:t>Flexible design</w:t>
             </w:r>
@@ -1117,10 +2070,24 @@
             </w:tcMar>
           </w:tcPr>
           <w:p>
-            <w:r>
-              <w:rPr>
-                <w:rFonts w:ascii="Roboto Mono" w:eastAsia="Roboto Mono" w:hAnsi="Roboto Mono"/>
-                <w:sz w:val="24"/>
+            <w:pPr>
+              <w:spacing w:after="0" w:line="276" w:lineRule="auto"/>
+              <w:rPr>
+                <w:rFonts w:ascii="Arial" w:eastAsia="Arial" w:hAnsi="Arial" w:cs="Arial"/>
+                <w:kern w:val="0"/>
+                <w:sz w:val="22"/>
+                <w:szCs w:val="22"/>
+                <w:lang w:val="en"/>
+                <w14:ligatures w14:val="none"/>
+              </w:rPr>
+            </w:pPr>
+            <w:r>
+              <w:rPr>
+                <w:rFonts w:ascii="Roboto Mono" w:eastAsia="Roboto Mono" w:hAnsi="Roboto Mono" w:cs="Arial"/>
+                <w:kern w:val="0"/>
+                <w:szCs w:val="22"/>
+                <w:lang w:val="en"/>
+                <w14:ligatures w14:val="none"/>
               </w:rPr>
               <w:t>You can prioritize important nodes</w:t>
             </w:r>
@@ -1129,80 +2096,181 @@
       </w:tr>
     </w:tbl>
     <w:p>
-      <w:r>
-        <w:rPr>
-          <w:rFonts w:ascii="Roboto Mono" w:eastAsia="Roboto Mono" w:hAnsi="Roboto Mono"/>
-          <w:sz w:val="24"/>
-        </w:rPr>
-        <w:pict w14:anchorId="239A0B89">
+      <w:pPr>
+        <w:spacing w:after="0" w:line="276" w:lineRule="auto"/>
+        <w:rPr>
+          <w:rFonts w:ascii="Arial" w:eastAsia="Arial" w:hAnsi="Arial" w:cs="Arial"/>
+          <w:kern w:val="0"/>
+          <w:sz w:val="22"/>
+          <w:szCs w:val="22"/>
+          <w:lang w:val="en"/>
+          <w14:ligatures w14:val="none"/>
+        </w:rPr>
+      </w:pPr>
+      <w:r>
+        <w:rPr>
+          <w:rFonts w:ascii="Roboto Mono" w:eastAsia="Roboto Mono" w:hAnsi="Roboto Mono" w:cs="Arial"/>
+          <w:kern w:val="0"/>
+          <w:szCs w:val="22"/>
+          <w:lang w:val="en"/>
+          <w14:ligatures w14:val="none"/>
+        </w:rPr>
+        <w:pict>
           <v:rect id="_x0000_i1029" style="width:0;height:1.5pt" o:hralign="center" o:hrstd="t" o:hr="t" fillcolor="#a0a0a0" stroked="f"/>
         </w:pict>
       </w:r>
     </w:p>
     <w:p>
       <w:pPr>
-        <w:pStyle w:val="Heading2"/>
-        <w:keepNext w:val="0"/>
-        <w:keepLines w:val="0"/>
-        <w:rPr>
+        <w:spacing w:before="160" w:after="80" w:line="276" w:lineRule="auto"/>
+        <w:outlineLvl w:val="1"/>
+        <w:rPr>
+          <w:rFonts w:asciiTheme="majorHAnsi" w:eastAsiaTheme="majorEastAsia" w:hAnsiTheme="majorHAnsi" w:cstheme="majorBidi"/>
           <w:b/>
           <w:bCs/>
+          <w:color w:val="2F5496" w:themeColor="accent1" w:themeShade="BF"/>
+          <w:kern w:val="0"/>
           <w:sz w:val="34"/>
           <w:szCs w:val="34"/>
+          <w:lang w:val="en"/>
+          <w14:ligatures w14:val="none"/>
         </w:rPr>
       </w:pPr>
       <w:bookmarkStart w:id="5" w:name="_n6btdyozhfe5" w:colFirst="0" w:colLast="0"/>
       <w:bookmarkEnd w:id="5"/>
       <w:r>
         <w:rPr>
-          <w:rFonts w:ascii="Arial Unicode MS" w:eastAsia="Arial Unicode MS" w:hAnsi="Arial Unicode MS" w:cs="Arial Unicode MS"/>
+          <w:rFonts w:ascii="Segoe UI Emoji" w:eastAsia="Arial Unicode MS" w:hAnsi="Segoe UI Emoji" w:cs="Segoe UI Emoji"/>
           <w:b/>
           <w:bCs/>
+          <w:color w:val="2F5496" w:themeColor="accent1" w:themeShade="BF"/>
+          <w:kern w:val="0"/>
           <w:sz w:val="34"/>
           <w:szCs w:val="34"/>
-        </w:rPr>
-        <w:t>❌ Disadvantages</w:t>
+          <w:lang w:val="en"/>
+          <w14:ligatures w14:val="none"/>
+        </w:rPr>
+        <w:t>❌</w:t>
+      </w:r>
+      <w:r>
+        <w:rPr>
+          <w:rFonts w:ascii="Arial Unicode MS" w:eastAsia="Arial Unicode MS" w:hAnsi="Arial Unicode MS" w:cs="Arial Unicode MS"/>
+          <w:b/>
+          <w:bCs/>
+          <w:color w:val="2F5496" w:themeColor="accent1" w:themeShade="BF"/>
+          <w:kern w:val="0"/>
+          <w:sz w:val="34"/>
+          <w:szCs w:val="34"/>
+          <w:lang w:val="en"/>
+          <w14:ligatures w14:val="none"/>
+        </w:rPr>
+        <w:t xml:space="preserve"> Disadvantages</w:t>
       </w:r>
     </w:p>
     <w:p>
       <w:pPr>
-        <w:spacing w:before="240" w:after="240"/>
-        <w:rPr>
+        <w:spacing w:before="240" w:after="240" w:line="276" w:lineRule="auto"/>
+        <w:rPr>
+          <w:rFonts w:ascii="Arial" w:eastAsia="Arial" w:hAnsi="Arial" w:cs="Arial"/>
           <w:b/>
           <w:bCs/>
+          <w:kern w:val="0"/>
           <w:sz w:val="14"/>
           <w:szCs w:val="14"/>
           <w:shd w:val="clear" w:color="auto" w:fill="B7B7B7"/>
-        </w:rPr>
-      </w:pPr>
-      <w:r>
-        <w:rPr>
-          <w:b/>
+          <w:lang w:val="en"/>
+          <w14:ligatures w14:val="none"/>
+        </w:rPr>
+      </w:pPr>
+      <w:r>
+        <w:rPr>
+          <w:rFonts w:ascii="Arial" w:eastAsia="Arial" w:hAnsi="Arial" w:cs="Arial"/>
+          <w:b/>
+          <w:kern w:val="0"/>
+          <w:sz w:val="22"/>
+          <w:szCs w:val="22"/>
           <w:highlight w:val="darkGray"/>
+          <w:lang w:val="en"/>
+          <w14:ligatures w14:val="none"/>
         </w:rPr>
         <w:t># Source</w:t>
       </w:r>
       <w:r>
         <w:rPr>
+          <w:rFonts w:ascii="Arial" w:eastAsia="Arial" w:hAnsi="Arial" w:cs="Arial"/>
+          <w:kern w:val="0"/>
+          <w:sz w:val="22"/>
+          <w:szCs w:val="22"/>
           <w:highlight w:val="darkGray"/>
+          <w:lang w:val="en"/>
+          <w14:ligatures w14:val="none"/>
         </w:rPr>
         <w:t xml:space="preserve">: </w:t>
       </w:r>
       <w:r>
         <w:rPr>
-          <w:b/>
+          <w:rFonts w:ascii="Arial" w:eastAsia="Arial" w:hAnsi="Arial" w:cs="Arial"/>
+          <w:b/>
+          <w:kern w:val="0"/>
+          <w:sz w:val="22"/>
+          <w:szCs w:val="22"/>
           <w:highlight w:val="darkGray"/>
-        </w:rPr>
-        <w:t>Chatgpt (GPT‑5 Mini) at [12/18/2025]</w:t>
+          <w:lang w:val="en"/>
+          <w14:ligatures w14:val="none"/>
+        </w:rPr>
+        <w:t>Chatgpt (GPT</w:t>
+      </w:r>
+      <w:r>
+        <w:rPr>
+          <w:rFonts w:ascii="Cambria Math" w:eastAsia="Arial" w:hAnsi="Cambria Math" w:cs="Cambria Math"/>
+          <w:b/>
+          <w:kern w:val="0"/>
+          <w:sz w:val="22"/>
+          <w:szCs w:val="22"/>
+          <w:highlight w:val="darkGray"/>
+          <w:lang w:val="en"/>
+          <w14:ligatures w14:val="none"/>
+        </w:rPr>
+        <w:t>‑</w:t>
+      </w:r>
+      <w:r>
+        <w:rPr>
+          <w:rFonts w:ascii="Arial" w:eastAsia="Arial" w:hAnsi="Arial" w:cs="Arial"/>
+          <w:b/>
+          <w:kern w:val="0"/>
+          <w:sz w:val="22"/>
+          <w:szCs w:val="22"/>
+          <w:highlight w:val="darkGray"/>
+          <w:lang w:val="en"/>
+          <w14:ligatures w14:val="none"/>
+        </w:rPr>
+        <w:t>5 Mini) at [12/18/2025]</w:t>
       </w:r>
     </w:p>
     <w:p>
-      <w:r>
-        <w:rPr>
+      <w:pPr>
+        <w:spacing w:after="0" w:line="276" w:lineRule="auto"/>
+        <w:rPr>
+          <w:rFonts w:ascii="Arial" w:eastAsia="Arial" w:hAnsi="Arial" w:cs="Arial"/>
+          <w:kern w:val="0"/>
+          <w:sz w:val="22"/>
+          <w:szCs w:val="22"/>
+          <w:lang w:val="en"/>
+          <w14:ligatures w14:val="none"/>
+        </w:rPr>
+      </w:pPr>
+      <w:r>
+        <w:rPr>
+          <w:rFonts w:ascii="Arial" w:eastAsia="Arial" w:hAnsi="Arial" w:cs="Arial"/>
           <w:noProof/>
+          <w:kern w:val="0"/>
+          <w:sz w:val="22"/>
+          <w:szCs w:val="22"/>
+          <w:lang w:val="en"/>
+          <w14:ligatures w14:val="none"/>
         </w:rPr>
         <w:drawing>
-          <wp:inline distT="114300" distB="114300" distL="114300" distR="114300" wp14:anchorId="791981F1" wp14:editId="629AEB04">
+          <wp:inline distT="114300" distB="114300" distL="114300" distR="114300" wp14:anchorId="0D70106E" wp14:editId="1F32F7CC">
             <wp:extent cx="5943600" cy="1333500"/>
             <wp:effectExtent l="0" t="0" r="0" b="0"/>
             <wp:docPr id="6" name="image1.png"/>
@@ -1238,7 +2306,19 @@
         </w:drawing>
       </w:r>
     </w:p>
-    <w:p/>
+    <w:p>
+      <w:pPr>
+        <w:spacing w:after="0" w:line="276" w:lineRule="auto"/>
+        <w:rPr>
+          <w:rFonts w:ascii="Arial" w:eastAsia="Arial" w:hAnsi="Arial" w:cs="Arial"/>
+          <w:kern w:val="0"/>
+          <w:sz w:val="22"/>
+          <w:szCs w:val="22"/>
+          <w:lang w:val="en"/>
+          <w14:ligatures w14:val="none"/>
+        </w:rPr>
+      </w:pPr>
+    </w:p>
     <w:tbl>
       <w:tblPr>
         <w:tblW w:w="6730" w:type="dxa"/>
@@ -1279,16 +2359,40 @@
           </w:tcPr>
           <w:p>
             <w:pPr>
+              <w:spacing w:after="0" w:line="276" w:lineRule="auto"/>
               <w:jc w:val="center"/>
+              <w:rPr>
+                <w:rFonts w:ascii="Arial" w:eastAsia="Arial" w:hAnsi="Arial" w:cs="Arial"/>
+                <w:kern w:val="0"/>
+                <w:sz w:val="22"/>
+                <w:szCs w:val="22"/>
+                <w:lang w:val="en"/>
+                <w14:ligatures w14:val="none"/>
+              </w:rPr>
             </w:pPr>
+            <w:r>
+              <w:rPr>
+                <w:rFonts w:ascii="Segoe UI Symbol" w:eastAsia="Roboto Mono" w:hAnsi="Segoe UI Symbol" w:cs="Segoe UI Symbol"/>
+                <w:b/>
+                <w:bCs/>
+                <w:kern w:val="0"/>
+                <w:szCs w:val="22"/>
+                <w:lang w:val="en"/>
+                <w14:ligatures w14:val="none"/>
+              </w:rPr>
+              <w:t>✘</w:t>
+            </w:r>
             <w:r>
               <w:rPr>
                 <w:rFonts w:ascii="Roboto Mono" w:eastAsia="Roboto Mono" w:hAnsi="Roboto Mono" w:cs="Arial Unicode MS"/>
                 <w:b/>
                 <w:bCs/>
-                <w:sz w:val="24"/>
-              </w:rPr>
-              <w:t>✘ Limitation</w:t>
+                <w:kern w:val="0"/>
+                <w:szCs w:val="22"/>
+                <w:lang w:val="en"/>
+                <w14:ligatures w14:val="none"/>
+              </w:rPr>
+              <w:t xml:space="preserve"> Limitation</w:t>
             </w:r>
           </w:p>
         </w:tc>
@@ -1310,16 +2414,40 @@
           </w:tcPr>
           <w:p>
             <w:pPr>
+              <w:spacing w:after="0" w:line="276" w:lineRule="auto"/>
               <w:jc w:val="center"/>
+              <w:rPr>
+                <w:rFonts w:ascii="Arial" w:eastAsia="Arial" w:hAnsi="Arial" w:cs="Arial"/>
+                <w:kern w:val="0"/>
+                <w:sz w:val="22"/>
+                <w:szCs w:val="22"/>
+                <w:lang w:val="en"/>
+                <w14:ligatures w14:val="none"/>
+              </w:rPr>
             </w:pPr>
             <w:r>
               <w:rPr>
-                <w:rFonts w:ascii="Roboto Mono" w:eastAsia="Roboto Mono" w:hAnsi="Roboto Mono"/>
+                <w:rFonts w:ascii="Segoe UI Symbol" w:eastAsia="Roboto Mono" w:hAnsi="Segoe UI Symbol" w:cs="Segoe UI Symbol"/>
                 <w:b/>
                 <w:bCs/>
-                <w:sz w:val="24"/>
-              </w:rPr>
-              <w:t>🛠 Description</w:t>
+                <w:kern w:val="0"/>
+                <w:szCs w:val="22"/>
+                <w:lang w:val="en"/>
+                <w14:ligatures w14:val="none"/>
+              </w:rPr>
+              <w:t>🛠</w:t>
+            </w:r>
+            <w:r>
+              <w:rPr>
+                <w:rFonts w:ascii="Roboto Mono" w:eastAsia="Roboto Mono" w:hAnsi="Roboto Mono" w:cs="Arial"/>
+                <w:b/>
+                <w:bCs/>
+                <w:kern w:val="0"/>
+                <w:szCs w:val="22"/>
+                <w:lang w:val="en"/>
+                <w14:ligatures w14:val="none"/>
+              </w:rPr>
+              <w:t xml:space="preserve"> Description</w:t>
             </w:r>
           </w:p>
         </w:tc>
@@ -1345,19 +2473,46 @@
             </w:tcMar>
           </w:tcPr>
           <w:p>
-            <w:r>
-              <w:rPr>
-                <w:rFonts w:ascii="Roboto Mono" w:eastAsia="Roboto Mono" w:hAnsi="Roboto Mono"/>
-                <w:sz w:val="24"/>
-              </w:rPr>
-              <w:t xml:space="preserve">⚠️ </w:t>
-            </w:r>
-            <w:r>
-              <w:rPr>
-                <w:rFonts w:ascii="Roboto Mono" w:eastAsia="Roboto Mono" w:hAnsi="Roboto Mono"/>
+            <w:pPr>
+              <w:spacing w:after="0" w:line="276" w:lineRule="auto"/>
+              <w:rPr>
+                <w:rFonts w:ascii="Arial" w:eastAsia="Arial" w:hAnsi="Arial" w:cs="Arial"/>
+                <w:kern w:val="0"/>
+                <w:sz w:val="22"/>
+                <w:szCs w:val="22"/>
+                <w:lang w:val="en"/>
+                <w14:ligatures w14:val="none"/>
+              </w:rPr>
+            </w:pPr>
+            <w:r>
+              <w:rPr>
+                <w:rFonts w:ascii="Segoe UI Emoji" w:eastAsia="Roboto Mono" w:hAnsi="Segoe UI Emoji" w:cs="Segoe UI Emoji"/>
+                <w:kern w:val="0"/>
+                <w:szCs w:val="22"/>
+                <w:lang w:val="en"/>
+                <w14:ligatures w14:val="none"/>
+              </w:rPr>
+              <w:t>⚠️</w:t>
+            </w:r>
+            <w:r>
+              <w:rPr>
+                <w:rFonts w:ascii="Roboto Mono" w:eastAsia="Roboto Mono" w:hAnsi="Roboto Mono" w:cs="Arial"/>
+                <w:kern w:val="0"/>
+                <w:szCs w:val="22"/>
+                <w:lang w:val="en"/>
+                <w14:ligatures w14:val="none"/>
+              </w:rPr>
+              <w:t xml:space="preserve"> </w:t>
+            </w:r>
+            <w:r>
+              <w:rPr>
+                <w:rFonts w:ascii="Roboto Mono" w:eastAsia="Roboto Mono" w:hAnsi="Roboto Mono" w:cs="Arial"/>
                 <w:b/>
                 <w:bCs/>
-                <w:sz w:val="24"/>
+                <w:kern w:val="0"/>
+                <w:szCs w:val="22"/>
+                <w:lang w:val="en"/>
+                <w14:ligatures w14:val="none"/>
               </w:rPr>
               <w:t>Less resilient</w:t>
             </w:r>
@@ -1380,10 +2535,24 @@
             </w:tcMar>
           </w:tcPr>
           <w:p>
-            <w:r>
-              <w:rPr>
-                <w:rFonts w:ascii="Roboto Mono" w:eastAsia="Roboto Mono" w:hAnsi="Roboto Mono"/>
-                <w:sz w:val="24"/>
+            <w:pPr>
+              <w:spacing w:after="0" w:line="276" w:lineRule="auto"/>
+              <w:rPr>
+                <w:rFonts w:ascii="Arial" w:eastAsia="Arial" w:hAnsi="Arial" w:cs="Arial"/>
+                <w:kern w:val="0"/>
+                <w:sz w:val="22"/>
+                <w:szCs w:val="22"/>
+                <w:lang w:val="en"/>
+                <w14:ligatures w14:val="none"/>
+              </w:rPr>
+            </w:pPr>
+            <w:r>
+              <w:rPr>
+                <w:rFonts w:ascii="Roboto Mono" w:eastAsia="Roboto Mono" w:hAnsi="Roboto Mono" w:cs="Arial"/>
+                <w:kern w:val="0"/>
+                <w:szCs w:val="22"/>
+                <w:lang w:val="en"/>
+                <w14:ligatures w14:val="none"/>
               </w:rPr>
               <w:t>Not all nodes have backup links</w:t>
             </w:r>
@@ -1411,19 +2580,46 @@
             </w:tcMar>
           </w:tcPr>
           <w:p>
-            <w:r>
-              <w:rPr>
-                <w:rFonts w:ascii="Roboto Mono" w:eastAsia="Roboto Mono" w:hAnsi="Roboto Mono"/>
-                <w:sz w:val="24"/>
-              </w:rPr>
-              <w:t xml:space="preserve">🔧 </w:t>
-            </w:r>
-            <w:r>
-              <w:rPr>
-                <w:rFonts w:ascii="Roboto Mono" w:eastAsia="Roboto Mono" w:hAnsi="Roboto Mono"/>
+            <w:pPr>
+              <w:spacing w:after="0" w:line="276" w:lineRule="auto"/>
+              <w:rPr>
+                <w:rFonts w:ascii="Arial" w:eastAsia="Arial" w:hAnsi="Arial" w:cs="Arial"/>
+                <w:kern w:val="0"/>
+                <w:sz w:val="22"/>
+                <w:szCs w:val="22"/>
+                <w:lang w:val="en"/>
+                <w14:ligatures w14:val="none"/>
+              </w:rPr>
+            </w:pPr>
+            <w:r>
+              <w:rPr>
+                <w:rFonts w:ascii="Segoe UI Emoji" w:eastAsia="Roboto Mono" w:hAnsi="Segoe UI Emoji" w:cs="Segoe UI Emoji"/>
+                <w:kern w:val="0"/>
+                <w:szCs w:val="22"/>
+                <w:lang w:val="en"/>
+                <w14:ligatures w14:val="none"/>
+              </w:rPr>
+              <w:t>🔧</w:t>
+            </w:r>
+            <w:r>
+              <w:rPr>
+                <w:rFonts w:ascii="Roboto Mono" w:eastAsia="Roboto Mono" w:hAnsi="Roboto Mono" w:cs="Arial"/>
+                <w:kern w:val="0"/>
+                <w:szCs w:val="22"/>
+                <w:lang w:val="en"/>
+                <w14:ligatures w14:val="none"/>
+              </w:rPr>
+              <w:t xml:space="preserve"> </w:t>
+            </w:r>
+            <w:r>
+              <w:rPr>
+                <w:rFonts w:ascii="Roboto Mono" w:eastAsia="Roboto Mono" w:hAnsi="Roboto Mono" w:cs="Arial"/>
                 <w:b/>
                 <w:bCs/>
-                <w:sz w:val="24"/>
+                <w:kern w:val="0"/>
+                <w:szCs w:val="22"/>
+                <w:lang w:val="en"/>
+                <w14:ligatures w14:val="none"/>
               </w:rPr>
               <w:t>Still complex</w:t>
             </w:r>
@@ -1446,10 +2642,24 @@
             </w:tcMar>
           </w:tcPr>
           <w:p>
-            <w:r>
-              <w:rPr>
-                <w:rFonts w:ascii="Roboto Mono" w:eastAsia="Roboto Mono" w:hAnsi="Roboto Mono"/>
-                <w:sz w:val="24"/>
+            <w:pPr>
+              <w:spacing w:after="0" w:line="276" w:lineRule="auto"/>
+              <w:rPr>
+                <w:rFonts w:ascii="Arial" w:eastAsia="Arial" w:hAnsi="Arial" w:cs="Arial"/>
+                <w:kern w:val="0"/>
+                <w:sz w:val="22"/>
+                <w:szCs w:val="22"/>
+                <w:lang w:val="en"/>
+                <w14:ligatures w14:val="none"/>
+              </w:rPr>
+            </w:pPr>
+            <w:r>
+              <w:rPr>
+                <w:rFonts w:ascii="Roboto Mono" w:eastAsia="Roboto Mono" w:hAnsi="Roboto Mono" w:cs="Arial"/>
+                <w:kern w:val="0"/>
+                <w:szCs w:val="22"/>
+                <w:lang w:val="en"/>
+                <w14:ligatures w14:val="none"/>
               </w:rPr>
               <w:t>More wiring/configuration than star</w:t>
             </w:r>
@@ -1477,19 +2687,46 @@
             </w:tcMar>
           </w:tcPr>
           <w:p>
-            <w:r>
-              <w:rPr>
-                <w:rFonts w:ascii="Roboto Mono" w:eastAsia="Roboto Mono" w:hAnsi="Roboto Mono"/>
-                <w:sz w:val="24"/>
-              </w:rPr>
-              <w:t xml:space="preserve">📉 </w:t>
-            </w:r>
-            <w:r>
-              <w:rPr>
-                <w:rFonts w:ascii="Roboto Mono" w:eastAsia="Roboto Mono" w:hAnsi="Roboto Mono"/>
+            <w:pPr>
+              <w:spacing w:after="0" w:line="276" w:lineRule="auto"/>
+              <w:rPr>
+                <w:rFonts w:ascii="Arial" w:eastAsia="Arial" w:hAnsi="Arial" w:cs="Arial"/>
+                <w:kern w:val="0"/>
+                <w:sz w:val="22"/>
+                <w:szCs w:val="22"/>
+                <w:lang w:val="en"/>
+                <w14:ligatures w14:val="none"/>
+              </w:rPr>
+            </w:pPr>
+            <w:r>
+              <w:rPr>
+                <w:rFonts w:ascii="Segoe UI Emoji" w:eastAsia="Roboto Mono" w:hAnsi="Segoe UI Emoji" w:cs="Segoe UI Emoji"/>
+                <w:kern w:val="0"/>
+                <w:szCs w:val="22"/>
+                <w:lang w:val="en"/>
+                <w14:ligatures w14:val="none"/>
+              </w:rPr>
+              <w:t>📉</w:t>
+            </w:r>
+            <w:r>
+              <w:rPr>
+                <w:rFonts w:ascii="Roboto Mono" w:eastAsia="Roboto Mono" w:hAnsi="Roboto Mono" w:cs="Arial"/>
+                <w:kern w:val="0"/>
+                <w:szCs w:val="22"/>
+                <w:lang w:val="en"/>
+                <w14:ligatures w14:val="none"/>
+              </w:rPr>
+              <w:t xml:space="preserve"> </w:t>
+            </w:r>
+            <w:r>
+              <w:rPr>
+                <w:rFonts w:ascii="Roboto Mono" w:eastAsia="Roboto Mono" w:hAnsi="Roboto Mono" w:cs="Arial"/>
                 <w:b/>
                 <w:bCs/>
-                <w:sz w:val="24"/>
+                <w:kern w:val="0"/>
+                <w:szCs w:val="22"/>
+                <w:lang w:val="en"/>
+                <w14:ligatures w14:val="none"/>
               </w:rPr>
               <w:t>Uneven performance</w:t>
             </w:r>
@@ -1512,10 +2749,24 @@
             </w:tcMar>
           </w:tcPr>
           <w:p>
-            <w:r>
-              <w:rPr>
-                <w:rFonts w:ascii="Roboto Mono" w:eastAsia="Roboto Mono" w:hAnsi="Roboto Mono"/>
-                <w:sz w:val="24"/>
+            <w:pPr>
+              <w:spacing w:after="0" w:line="276" w:lineRule="auto"/>
+              <w:rPr>
+                <w:rFonts w:ascii="Arial" w:eastAsia="Arial" w:hAnsi="Arial" w:cs="Arial"/>
+                <w:kern w:val="0"/>
+                <w:sz w:val="22"/>
+                <w:szCs w:val="22"/>
+                <w:lang w:val="en"/>
+                <w14:ligatures w14:val="none"/>
+              </w:rPr>
+            </w:pPr>
+            <w:r>
+              <w:rPr>
+                <w:rFonts w:ascii="Roboto Mono" w:eastAsia="Roboto Mono" w:hAnsi="Roboto Mono" w:cs="Arial"/>
+                <w:kern w:val="0"/>
+                <w:szCs w:val="22"/>
+                <w:lang w:val="en"/>
+                <w14:ligatures w14:val="none"/>
               </w:rPr>
               <w:t>Some nodes may be slower than others</w:t>
             </w:r>
@@ -1524,80 +2775,181 @@
       </w:tr>
     </w:tbl>
     <w:p>
-      <w:r>
-        <w:rPr>
-          <w:rFonts w:ascii="Roboto Mono" w:eastAsia="Roboto Mono" w:hAnsi="Roboto Mono"/>
-          <w:sz w:val="24"/>
-        </w:rPr>
-        <w:pict w14:anchorId="67B95C1C">
+      <w:pPr>
+        <w:spacing w:after="0" w:line="276" w:lineRule="auto"/>
+        <w:rPr>
+          <w:rFonts w:ascii="Arial" w:eastAsia="Arial" w:hAnsi="Arial" w:cs="Arial"/>
+          <w:kern w:val="0"/>
+          <w:sz w:val="22"/>
+          <w:szCs w:val="22"/>
+          <w:lang w:val="en"/>
+          <w14:ligatures w14:val="none"/>
+        </w:rPr>
+      </w:pPr>
+      <w:r>
+        <w:rPr>
+          <w:rFonts w:ascii="Roboto Mono" w:eastAsia="Roboto Mono" w:hAnsi="Roboto Mono" w:cs="Arial"/>
+          <w:kern w:val="0"/>
+          <w:szCs w:val="22"/>
+          <w:lang w:val="en"/>
+          <w14:ligatures w14:val="none"/>
+        </w:rPr>
+        <w:pict>
           <v:rect id="_x0000_i1030" style="width:0;height:1.5pt" o:hralign="center" o:hrstd="t" o:hr="t" fillcolor="#a0a0a0" stroked="f"/>
         </w:pict>
       </w:r>
     </w:p>
     <w:p>
       <w:pPr>
-        <w:pStyle w:val="Heading2"/>
-        <w:keepNext w:val="0"/>
-        <w:keepLines w:val="0"/>
-        <w:rPr>
+        <w:spacing w:before="160" w:after="80" w:line="276" w:lineRule="auto"/>
+        <w:outlineLvl w:val="1"/>
+        <w:rPr>
+          <w:rFonts w:asciiTheme="majorHAnsi" w:eastAsiaTheme="majorEastAsia" w:hAnsiTheme="majorHAnsi" w:cstheme="majorBidi"/>
           <w:b/>
           <w:bCs/>
+          <w:color w:val="2F5496" w:themeColor="accent1" w:themeShade="BF"/>
+          <w:kern w:val="0"/>
           <w:sz w:val="34"/>
           <w:szCs w:val="34"/>
+          <w:lang w:val="en"/>
+          <w14:ligatures w14:val="none"/>
         </w:rPr>
       </w:pPr>
       <w:bookmarkStart w:id="6" w:name="_q8ji09k0btvj" w:colFirst="0" w:colLast="0"/>
       <w:bookmarkEnd w:id="6"/>
       <w:r>
         <w:rPr>
+          <w:rFonts w:ascii="Segoe UI Symbol" w:eastAsiaTheme="majorEastAsia" w:hAnsi="Segoe UI Symbol" w:cs="Segoe UI Symbol"/>
           <w:b/>
           <w:bCs/>
+          <w:color w:val="2F5496" w:themeColor="accent1" w:themeShade="BF"/>
+          <w:kern w:val="0"/>
           <w:sz w:val="34"/>
           <w:szCs w:val="34"/>
-        </w:rPr>
-        <w:lastRenderedPageBreak/>
-        <w:t>🛠 Use Cases</w:t>
+          <w:lang w:val="en"/>
+          <w14:ligatures w14:val="none"/>
+        </w:rPr>
+        <w:t>🛠</w:t>
+      </w:r>
+      <w:r>
+        <w:rPr>
+          <w:rFonts w:asciiTheme="majorHAnsi" w:eastAsiaTheme="majorEastAsia" w:hAnsiTheme="majorHAnsi" w:cstheme="majorBidi"/>
+          <w:b/>
+          <w:bCs/>
+          <w:color w:val="2F5496" w:themeColor="accent1" w:themeShade="BF"/>
+          <w:kern w:val="0"/>
+          <w:sz w:val="34"/>
+          <w:szCs w:val="34"/>
+          <w:lang w:val="en"/>
+          <w14:ligatures w14:val="none"/>
+        </w:rPr>
+        <w:t xml:space="preserve"> Use Cases</w:t>
       </w:r>
     </w:p>
     <w:p>
       <w:pPr>
-        <w:spacing w:before="240" w:after="240"/>
-        <w:rPr>
+        <w:spacing w:before="240" w:after="240" w:line="276" w:lineRule="auto"/>
+        <w:rPr>
+          <w:rFonts w:ascii="Arial" w:eastAsia="Arial" w:hAnsi="Arial" w:cs="Arial"/>
           <w:b/>
           <w:bCs/>
+          <w:kern w:val="0"/>
           <w:sz w:val="14"/>
           <w:szCs w:val="14"/>
           <w:shd w:val="clear" w:color="auto" w:fill="B7B7B7"/>
-        </w:rPr>
-      </w:pPr>
-      <w:r>
-        <w:rPr>
-          <w:b/>
+          <w:lang w:val="en"/>
+          <w14:ligatures w14:val="none"/>
+        </w:rPr>
+      </w:pPr>
+      <w:r>
+        <w:rPr>
+          <w:rFonts w:ascii="Arial" w:eastAsia="Arial" w:hAnsi="Arial" w:cs="Arial"/>
+          <w:b/>
+          <w:kern w:val="0"/>
+          <w:sz w:val="22"/>
+          <w:szCs w:val="22"/>
           <w:highlight w:val="darkGray"/>
+          <w:lang w:val="en"/>
+          <w14:ligatures w14:val="none"/>
         </w:rPr>
         <w:t># Source</w:t>
       </w:r>
       <w:r>
         <w:rPr>
+          <w:rFonts w:ascii="Arial" w:eastAsia="Arial" w:hAnsi="Arial" w:cs="Arial"/>
+          <w:kern w:val="0"/>
+          <w:sz w:val="22"/>
+          <w:szCs w:val="22"/>
           <w:highlight w:val="darkGray"/>
+          <w:lang w:val="en"/>
+          <w14:ligatures w14:val="none"/>
         </w:rPr>
         <w:t xml:space="preserve">: </w:t>
       </w:r>
       <w:r>
         <w:rPr>
-          <w:b/>
+          <w:rFonts w:ascii="Arial" w:eastAsia="Arial" w:hAnsi="Arial" w:cs="Arial"/>
+          <w:b/>
+          <w:kern w:val="0"/>
+          <w:sz w:val="22"/>
+          <w:szCs w:val="22"/>
           <w:highlight w:val="darkGray"/>
-        </w:rPr>
-        <w:t>Chatgpt (GPT‑5 Mini) at [12/18/2025]</w:t>
+          <w:lang w:val="en"/>
+          <w14:ligatures w14:val="none"/>
+        </w:rPr>
+        <w:t>Chatgpt (GPT</w:t>
+      </w:r>
+      <w:r>
+        <w:rPr>
+          <w:rFonts w:ascii="Cambria Math" w:eastAsia="Arial" w:hAnsi="Cambria Math" w:cs="Cambria Math"/>
+          <w:b/>
+          <w:kern w:val="0"/>
+          <w:sz w:val="22"/>
+          <w:szCs w:val="22"/>
+          <w:highlight w:val="darkGray"/>
+          <w:lang w:val="en"/>
+          <w14:ligatures w14:val="none"/>
+        </w:rPr>
+        <w:t>‑</w:t>
+      </w:r>
+      <w:r>
+        <w:rPr>
+          <w:rFonts w:ascii="Arial" w:eastAsia="Arial" w:hAnsi="Arial" w:cs="Arial"/>
+          <w:b/>
+          <w:kern w:val="0"/>
+          <w:sz w:val="22"/>
+          <w:szCs w:val="22"/>
+          <w:highlight w:val="darkGray"/>
+          <w:lang w:val="en"/>
+          <w14:ligatures w14:val="none"/>
+        </w:rPr>
+        <w:t>5 Mini) at [12/18/2025]</w:t>
       </w:r>
     </w:p>
     <w:p>
-      <w:r>
-        <w:rPr>
+      <w:pPr>
+        <w:spacing w:after="0" w:line="276" w:lineRule="auto"/>
+        <w:rPr>
+          <w:rFonts w:ascii="Arial" w:eastAsia="Arial" w:hAnsi="Arial" w:cs="Arial"/>
+          <w:kern w:val="0"/>
+          <w:sz w:val="22"/>
+          <w:szCs w:val="22"/>
+          <w:lang w:val="en"/>
+          <w14:ligatures w14:val="none"/>
+        </w:rPr>
+      </w:pPr>
+      <w:r>
+        <w:rPr>
+          <w:rFonts w:ascii="Arial" w:eastAsia="Arial" w:hAnsi="Arial" w:cs="Arial"/>
           <w:noProof/>
+          <w:kern w:val="0"/>
+          <w:sz w:val="22"/>
+          <w:szCs w:val="22"/>
+          <w:lang w:val="en"/>
+          <w14:ligatures w14:val="none"/>
         </w:rPr>
         <w:drawing>
-          <wp:inline distT="114300" distB="114300" distL="114300" distR="114300" wp14:anchorId="6C36EB04" wp14:editId="11E2EE3E">
+          <wp:inline distT="114300" distB="114300" distL="114300" distR="114300" wp14:anchorId="01590A8E" wp14:editId="4FF69AF7">
             <wp:extent cx="5943600" cy="1587500"/>
             <wp:effectExtent l="0" t="0" r="0" b="0"/>
             <wp:docPr id="5" name="image5.png"/>
@@ -1633,8 +2985,32 @@
         </w:drawing>
       </w:r>
     </w:p>
-    <w:p/>
-    <w:p/>
+    <w:p>
+      <w:pPr>
+        <w:spacing w:after="0" w:line="276" w:lineRule="auto"/>
+        <w:rPr>
+          <w:rFonts w:ascii="Arial" w:eastAsia="Arial" w:hAnsi="Arial" w:cs="Arial"/>
+          <w:kern w:val="0"/>
+          <w:sz w:val="22"/>
+          <w:szCs w:val="22"/>
+          <w:lang w:val="en"/>
+          <w14:ligatures w14:val="none"/>
+        </w:rPr>
+      </w:pPr>
+    </w:p>
+    <w:p>
+      <w:pPr>
+        <w:spacing w:after="0" w:line="276" w:lineRule="auto"/>
+        <w:rPr>
+          <w:rFonts w:ascii="Arial" w:eastAsia="Arial" w:hAnsi="Arial" w:cs="Arial"/>
+          <w:kern w:val="0"/>
+          <w:sz w:val="22"/>
+          <w:szCs w:val="22"/>
+          <w:lang w:val="en"/>
+          <w14:ligatures w14:val="none"/>
+        </w:rPr>
+      </w:pPr>
+    </w:p>
     <w:tbl>
       <w:tblPr>
         <w:tblW w:w="7780" w:type="dxa"/>
@@ -1675,14 +3051,26 @@
           </w:tcPr>
           <w:p>
             <w:pPr>
+              <w:spacing w:after="0" w:line="276" w:lineRule="auto"/>
               <w:jc w:val="center"/>
+              <w:rPr>
+                <w:rFonts w:ascii="Arial" w:eastAsia="Arial" w:hAnsi="Arial" w:cs="Arial"/>
+                <w:kern w:val="0"/>
+                <w:sz w:val="22"/>
+                <w:szCs w:val="22"/>
+                <w:lang w:val="en"/>
+                <w14:ligatures w14:val="none"/>
+              </w:rPr>
             </w:pPr>
             <w:r>
               <w:rPr>
-                <w:rFonts w:ascii="Roboto Mono" w:eastAsia="Roboto Mono" w:hAnsi="Roboto Mono"/>
+                <w:rFonts w:ascii="Roboto Mono" w:eastAsia="Roboto Mono" w:hAnsi="Roboto Mono" w:cs="Arial"/>
                 <w:b/>
                 <w:bCs/>
-                <w:sz w:val="24"/>
+                <w:kern w:val="0"/>
+                <w:szCs w:val="22"/>
+                <w:lang w:val="en"/>
+                <w14:ligatures w14:val="none"/>
               </w:rPr>
               <w:t>Use Case</w:t>
             </w:r>
@@ -1706,14 +3094,26 @@
           </w:tcPr>
           <w:p>
             <w:pPr>
+              <w:spacing w:after="0" w:line="276" w:lineRule="auto"/>
               <w:jc w:val="center"/>
+              <w:rPr>
+                <w:rFonts w:ascii="Arial" w:eastAsia="Arial" w:hAnsi="Arial" w:cs="Arial"/>
+                <w:kern w:val="0"/>
+                <w:sz w:val="22"/>
+                <w:szCs w:val="22"/>
+                <w:lang w:val="en"/>
+                <w14:ligatures w14:val="none"/>
+              </w:rPr>
             </w:pPr>
             <w:r>
               <w:rPr>
-                <w:rFonts w:ascii="Roboto Mono" w:eastAsia="Roboto Mono" w:hAnsi="Roboto Mono"/>
+                <w:rFonts w:ascii="Roboto Mono" w:eastAsia="Roboto Mono" w:hAnsi="Roboto Mono" w:cs="Arial"/>
                 <w:b/>
                 <w:bCs/>
-                <w:sz w:val="24"/>
+                <w:kern w:val="0"/>
+                <w:szCs w:val="22"/>
+                <w:lang w:val="en"/>
+                <w14:ligatures w14:val="none"/>
               </w:rPr>
               <w:t>Why Partial Mesh Is Chosen</w:t>
             </w:r>
@@ -1741,12 +3141,36 @@
             </w:tcMar>
           </w:tcPr>
           <w:p>
-            <w:r>
-              <w:rPr>
-                <w:rFonts w:ascii="Roboto Mono" w:eastAsia="Roboto Mono" w:hAnsi="Roboto Mono"/>
-                <w:sz w:val="24"/>
-              </w:rPr>
-              <w:t>🏢 Enterprise LANs</w:t>
+            <w:pPr>
+              <w:spacing w:after="0" w:line="276" w:lineRule="auto"/>
+              <w:rPr>
+                <w:rFonts w:ascii="Arial" w:eastAsia="Arial" w:hAnsi="Arial" w:cs="Arial"/>
+                <w:kern w:val="0"/>
+                <w:sz w:val="22"/>
+                <w:szCs w:val="22"/>
+                <w:lang w:val="en"/>
+                <w14:ligatures w14:val="none"/>
+              </w:rPr>
+            </w:pPr>
+            <w:r>
+              <w:rPr>
+                <w:rFonts w:ascii="Segoe UI Emoji" w:eastAsia="Roboto Mono" w:hAnsi="Segoe UI Emoji" w:cs="Segoe UI Emoji"/>
+                <w:kern w:val="0"/>
+                <w:szCs w:val="22"/>
+                <w:lang w:val="en"/>
+                <w14:ligatures w14:val="none"/>
+              </w:rPr>
+              <w:t>🏢</w:t>
+            </w:r>
+            <w:r>
+              <w:rPr>
+                <w:rFonts w:ascii="Roboto Mono" w:eastAsia="Roboto Mono" w:hAnsi="Roboto Mono" w:cs="Arial"/>
+                <w:kern w:val="0"/>
+                <w:szCs w:val="22"/>
+                <w:lang w:val="en"/>
+                <w14:ligatures w14:val="none"/>
+              </w:rPr>
+              <w:t xml:space="preserve"> Enterprise LANs</w:t>
             </w:r>
           </w:p>
         </w:tc>
@@ -1767,10 +3191,24 @@
             </w:tcMar>
           </w:tcPr>
           <w:p>
-            <w:r>
-              <w:rPr>
-                <w:rFonts w:ascii="Roboto Mono" w:eastAsia="Roboto Mono" w:hAnsi="Roboto Mono"/>
-                <w:sz w:val="24"/>
+            <w:pPr>
+              <w:spacing w:after="0" w:line="276" w:lineRule="auto"/>
+              <w:rPr>
+                <w:rFonts w:ascii="Arial" w:eastAsia="Arial" w:hAnsi="Arial" w:cs="Arial"/>
+                <w:kern w:val="0"/>
+                <w:sz w:val="22"/>
+                <w:szCs w:val="22"/>
+                <w:lang w:val="en"/>
+                <w14:ligatures w14:val="none"/>
+              </w:rPr>
+            </w:pPr>
+            <w:r>
+              <w:rPr>
+                <w:rFonts w:ascii="Roboto Mono" w:eastAsia="Roboto Mono" w:hAnsi="Roboto Mono" w:cs="Arial"/>
+                <w:kern w:val="0"/>
+                <w:szCs w:val="22"/>
+                <w:lang w:val="en"/>
+                <w14:ligatures w14:val="none"/>
               </w:rPr>
               <w:t>Redundant paths between switches/routers</w:t>
             </w:r>
@@ -1798,12 +3236,36 @@
             </w:tcMar>
           </w:tcPr>
           <w:p>
-            <w:r>
-              <w:rPr>
-                <w:rFonts w:ascii="Roboto Mono" w:eastAsia="Roboto Mono" w:hAnsi="Roboto Mono"/>
-                <w:sz w:val="24"/>
-              </w:rPr>
-              <w:t>🌐 ISP backbone networks</w:t>
+            <w:pPr>
+              <w:spacing w:after="0" w:line="276" w:lineRule="auto"/>
+              <w:rPr>
+                <w:rFonts w:ascii="Arial" w:eastAsia="Arial" w:hAnsi="Arial" w:cs="Arial"/>
+                <w:kern w:val="0"/>
+                <w:sz w:val="22"/>
+                <w:szCs w:val="22"/>
+                <w:lang w:val="en"/>
+                <w14:ligatures w14:val="none"/>
+              </w:rPr>
+            </w:pPr>
+            <w:r>
+              <w:rPr>
+                <w:rFonts w:ascii="Segoe UI Emoji" w:eastAsia="Roboto Mono" w:hAnsi="Segoe UI Emoji" w:cs="Segoe UI Emoji"/>
+                <w:kern w:val="0"/>
+                <w:szCs w:val="22"/>
+                <w:lang w:val="en"/>
+                <w14:ligatures w14:val="none"/>
+              </w:rPr>
+              <w:t>🌐</w:t>
+            </w:r>
+            <w:r>
+              <w:rPr>
+                <w:rFonts w:ascii="Roboto Mono" w:eastAsia="Roboto Mono" w:hAnsi="Roboto Mono" w:cs="Arial"/>
+                <w:kern w:val="0"/>
+                <w:szCs w:val="22"/>
+                <w:lang w:val="en"/>
+                <w14:ligatures w14:val="none"/>
+              </w:rPr>
+              <w:t xml:space="preserve"> ISP backbone networks</w:t>
             </w:r>
           </w:p>
         </w:tc>
@@ -1824,10 +3286,24 @@
             </w:tcMar>
           </w:tcPr>
           <w:p>
-            <w:r>
-              <w:rPr>
-                <w:rFonts w:ascii="Roboto Mono" w:eastAsia="Roboto Mono" w:hAnsi="Roboto Mono"/>
-                <w:sz w:val="24"/>
+            <w:pPr>
+              <w:spacing w:after="0" w:line="276" w:lineRule="auto"/>
+              <w:rPr>
+                <w:rFonts w:ascii="Arial" w:eastAsia="Arial" w:hAnsi="Arial" w:cs="Arial"/>
+                <w:kern w:val="0"/>
+                <w:sz w:val="22"/>
+                <w:szCs w:val="22"/>
+                <w:lang w:val="en"/>
+                <w14:ligatures w14:val="none"/>
+              </w:rPr>
+            </w:pPr>
+            <w:r>
+              <w:rPr>
+                <w:rFonts w:ascii="Roboto Mono" w:eastAsia="Roboto Mono" w:hAnsi="Roboto Mono" w:cs="Arial"/>
+                <w:kern w:val="0"/>
+                <w:szCs w:val="22"/>
+                <w:lang w:val="en"/>
+                <w14:ligatures w14:val="none"/>
               </w:rPr>
               <w:t>Reliable paths without full overhead</w:t>
             </w:r>
@@ -1855,12 +3331,36 @@
             </w:tcMar>
           </w:tcPr>
           <w:p>
-            <w:r>
-              <w:rPr>
-                <w:rFonts w:ascii="Roboto Mono" w:eastAsia="Roboto Mono" w:hAnsi="Roboto Mono"/>
-                <w:sz w:val="24"/>
-              </w:rPr>
-              <w:t>🛰️ Wireless mesh deployments</w:t>
+            <w:pPr>
+              <w:spacing w:after="0" w:line="276" w:lineRule="auto"/>
+              <w:rPr>
+                <w:rFonts w:ascii="Arial" w:eastAsia="Arial" w:hAnsi="Arial" w:cs="Arial"/>
+                <w:kern w:val="0"/>
+                <w:sz w:val="22"/>
+                <w:szCs w:val="22"/>
+                <w:lang w:val="en"/>
+                <w14:ligatures w14:val="none"/>
+              </w:rPr>
+            </w:pPr>
+            <w:r>
+              <w:rPr>
+                <w:rFonts w:ascii="Segoe UI Emoji" w:eastAsia="Roboto Mono" w:hAnsi="Segoe UI Emoji" w:cs="Segoe UI Emoji"/>
+                <w:kern w:val="0"/>
+                <w:szCs w:val="22"/>
+                <w:lang w:val="en"/>
+                <w14:ligatures w14:val="none"/>
+              </w:rPr>
+              <w:t>🛰️</w:t>
+            </w:r>
+            <w:r>
+              <w:rPr>
+                <w:rFonts w:ascii="Roboto Mono" w:eastAsia="Roboto Mono" w:hAnsi="Roboto Mono" w:cs="Arial"/>
+                <w:kern w:val="0"/>
+                <w:szCs w:val="22"/>
+                <w:lang w:val="en"/>
+                <w14:ligatures w14:val="none"/>
+              </w:rPr>
+              <w:t xml:space="preserve"> Wireless mesh deployments</w:t>
             </w:r>
           </w:p>
         </w:tc>
@@ -1881,10 +3381,24 @@
             </w:tcMar>
           </w:tcPr>
           <w:p>
-            <w:r>
-              <w:rPr>
-                <w:rFonts w:ascii="Roboto Mono" w:eastAsia="Roboto Mono" w:hAnsi="Roboto Mono"/>
-                <w:sz w:val="24"/>
+            <w:pPr>
+              <w:spacing w:after="0" w:line="276" w:lineRule="auto"/>
+              <w:rPr>
+                <w:rFonts w:ascii="Arial" w:eastAsia="Arial" w:hAnsi="Arial" w:cs="Arial"/>
+                <w:kern w:val="0"/>
+                <w:sz w:val="22"/>
+                <w:szCs w:val="22"/>
+                <w:lang w:val="en"/>
+                <w14:ligatures w14:val="none"/>
+              </w:rPr>
+            </w:pPr>
+            <w:r>
+              <w:rPr>
+                <w:rFonts w:ascii="Roboto Mono" w:eastAsia="Roboto Mono" w:hAnsi="Roboto Mono" w:cs="Arial"/>
+                <w:kern w:val="0"/>
+                <w:szCs w:val="22"/>
+                <w:lang w:val="en"/>
+                <w14:ligatures w14:val="none"/>
               </w:rPr>
               <w:t>Selective links based on signal strength</w:t>
             </w:r>
@@ -1912,12 +3426,36 @@
             </w:tcMar>
           </w:tcPr>
           <w:p>
-            <w:r>
-              <w:rPr>
-                <w:rFonts w:ascii="Roboto Mono" w:eastAsia="Roboto Mono" w:hAnsi="Roboto Mono"/>
-                <w:sz w:val="24"/>
-              </w:rPr>
-              <w:t>🏥 Hospital or industrial systems</w:t>
+            <w:pPr>
+              <w:spacing w:after="0" w:line="276" w:lineRule="auto"/>
+              <w:rPr>
+                <w:rFonts w:ascii="Arial" w:eastAsia="Arial" w:hAnsi="Arial" w:cs="Arial"/>
+                <w:kern w:val="0"/>
+                <w:sz w:val="22"/>
+                <w:szCs w:val="22"/>
+                <w:lang w:val="en"/>
+                <w14:ligatures w14:val="none"/>
+              </w:rPr>
+            </w:pPr>
+            <w:r>
+              <w:rPr>
+                <w:rFonts w:ascii="Segoe UI Emoji" w:eastAsia="Roboto Mono" w:hAnsi="Segoe UI Emoji" w:cs="Segoe UI Emoji"/>
+                <w:kern w:val="0"/>
+                <w:szCs w:val="22"/>
+                <w:lang w:val="en"/>
+                <w14:ligatures w14:val="none"/>
+              </w:rPr>
+              <w:t>🏥</w:t>
+            </w:r>
+            <w:r>
+              <w:rPr>
+                <w:rFonts w:ascii="Roboto Mono" w:eastAsia="Roboto Mono" w:hAnsi="Roboto Mono" w:cs="Arial"/>
+                <w:kern w:val="0"/>
+                <w:szCs w:val="22"/>
+                <w:lang w:val="en"/>
+                <w14:ligatures w14:val="none"/>
+              </w:rPr>
+              <w:t xml:space="preserve"> Hospital or industrial systems</w:t>
             </w:r>
           </w:p>
         </w:tc>
@@ -1938,10 +3476,24 @@
             </w:tcMar>
           </w:tcPr>
           <w:p>
-            <w:r>
-              <w:rPr>
-                <w:rFonts w:ascii="Roboto Mono" w:eastAsia="Roboto Mono" w:hAnsi="Roboto Mono"/>
-                <w:sz w:val="24"/>
+            <w:pPr>
+              <w:spacing w:after="0" w:line="276" w:lineRule="auto"/>
+              <w:rPr>
+                <w:rFonts w:ascii="Arial" w:eastAsia="Arial" w:hAnsi="Arial" w:cs="Arial"/>
+                <w:kern w:val="0"/>
+                <w:sz w:val="22"/>
+                <w:szCs w:val="22"/>
+                <w:lang w:val="en"/>
+                <w14:ligatures w14:val="none"/>
+              </w:rPr>
+            </w:pPr>
+            <w:r>
+              <w:rPr>
+                <w:rFonts w:ascii="Roboto Mono" w:eastAsia="Roboto Mono" w:hAnsi="Roboto Mono" w:cs="Arial"/>
+                <w:kern w:val="0"/>
+                <w:szCs w:val="22"/>
+                <w:lang w:val="en"/>
+                <w14:ligatures w14:val="none"/>
               </w:rPr>
               <w:t>Prioritize critical nodes</w:t>
             </w:r>
@@ -1950,80 +3502,181 @@
       </w:tr>
     </w:tbl>
     <w:p>
-      <w:r>
-        <w:rPr>
-          <w:rFonts w:ascii="Roboto Mono" w:eastAsia="Roboto Mono" w:hAnsi="Roboto Mono"/>
-          <w:sz w:val="24"/>
-        </w:rPr>
-        <w:pict w14:anchorId="4D0F9A1A">
+      <w:pPr>
+        <w:spacing w:after="0" w:line="276" w:lineRule="auto"/>
+        <w:rPr>
+          <w:rFonts w:ascii="Arial" w:eastAsia="Arial" w:hAnsi="Arial" w:cs="Arial"/>
+          <w:kern w:val="0"/>
+          <w:sz w:val="22"/>
+          <w:szCs w:val="22"/>
+          <w:lang w:val="en"/>
+          <w14:ligatures w14:val="none"/>
+        </w:rPr>
+      </w:pPr>
+      <w:r>
+        <w:rPr>
+          <w:rFonts w:ascii="Roboto Mono" w:eastAsia="Roboto Mono" w:hAnsi="Roboto Mono" w:cs="Arial"/>
+          <w:kern w:val="0"/>
+          <w:szCs w:val="22"/>
+          <w:lang w:val="en"/>
+          <w14:ligatures w14:val="none"/>
+        </w:rPr>
+        <w:pict>
           <v:rect id="_x0000_i1031" style="width:0;height:1.5pt" o:hralign="center" o:hrstd="t" o:hr="t" fillcolor="#a0a0a0" stroked="f"/>
         </w:pict>
       </w:r>
     </w:p>
     <w:p>
       <w:pPr>
-        <w:pStyle w:val="Heading2"/>
-        <w:keepNext w:val="0"/>
-        <w:keepLines w:val="0"/>
-        <w:rPr>
+        <w:spacing w:before="160" w:after="80" w:line="276" w:lineRule="auto"/>
+        <w:outlineLvl w:val="1"/>
+        <w:rPr>
+          <w:rFonts w:asciiTheme="majorHAnsi" w:eastAsiaTheme="majorEastAsia" w:hAnsiTheme="majorHAnsi" w:cstheme="majorBidi"/>
           <w:b/>
           <w:bCs/>
+          <w:color w:val="2F5496" w:themeColor="accent1" w:themeShade="BF"/>
+          <w:kern w:val="0"/>
           <w:sz w:val="34"/>
           <w:szCs w:val="34"/>
+          <w:lang w:val="en"/>
+          <w14:ligatures w14:val="none"/>
         </w:rPr>
       </w:pPr>
       <w:bookmarkStart w:id="7" w:name="_598kzzg12xsz" w:colFirst="0" w:colLast="0"/>
       <w:bookmarkEnd w:id="7"/>
       <w:r>
         <w:rPr>
+          <w:rFonts w:ascii="Segoe UI Emoji" w:eastAsiaTheme="majorEastAsia" w:hAnsi="Segoe UI Emoji" w:cs="Segoe UI Emoji"/>
           <w:b/>
           <w:bCs/>
+          <w:color w:val="2F5496" w:themeColor="accent1" w:themeShade="BF"/>
+          <w:kern w:val="0"/>
           <w:sz w:val="34"/>
           <w:szCs w:val="34"/>
-        </w:rPr>
-        <w:t>🔢 Comparison: Full Mesh vs Partial Mesh</w:t>
+          <w:lang w:val="en"/>
+          <w14:ligatures w14:val="none"/>
+        </w:rPr>
+        <w:t>🔢</w:t>
+      </w:r>
+      <w:r>
+        <w:rPr>
+          <w:rFonts w:asciiTheme="majorHAnsi" w:eastAsiaTheme="majorEastAsia" w:hAnsiTheme="majorHAnsi" w:cstheme="majorBidi"/>
+          <w:b/>
+          <w:bCs/>
+          <w:color w:val="2F5496" w:themeColor="accent1" w:themeShade="BF"/>
+          <w:kern w:val="0"/>
+          <w:sz w:val="34"/>
+          <w:szCs w:val="34"/>
+          <w:lang w:val="en"/>
+          <w14:ligatures w14:val="none"/>
+        </w:rPr>
+        <w:t xml:space="preserve"> Comparison: Full Mesh vs Partial Mesh</w:t>
       </w:r>
     </w:p>
     <w:p>
       <w:pPr>
-        <w:spacing w:before="240" w:after="240"/>
-        <w:rPr>
+        <w:spacing w:before="240" w:after="240" w:line="276" w:lineRule="auto"/>
+        <w:rPr>
+          <w:rFonts w:ascii="Arial" w:eastAsia="Arial" w:hAnsi="Arial" w:cs="Arial"/>
           <w:b/>
           <w:bCs/>
+          <w:kern w:val="0"/>
           <w:sz w:val="14"/>
           <w:szCs w:val="14"/>
           <w:shd w:val="clear" w:color="auto" w:fill="B7B7B7"/>
-        </w:rPr>
-      </w:pPr>
-      <w:r>
-        <w:rPr>
-          <w:b/>
+          <w:lang w:val="en"/>
+          <w14:ligatures w14:val="none"/>
+        </w:rPr>
+      </w:pPr>
+      <w:r>
+        <w:rPr>
+          <w:rFonts w:ascii="Arial" w:eastAsia="Arial" w:hAnsi="Arial" w:cs="Arial"/>
+          <w:b/>
+          <w:kern w:val="0"/>
+          <w:sz w:val="22"/>
+          <w:szCs w:val="22"/>
           <w:highlight w:val="darkGray"/>
+          <w:lang w:val="en"/>
+          <w14:ligatures w14:val="none"/>
         </w:rPr>
         <w:t># Source</w:t>
       </w:r>
       <w:r>
         <w:rPr>
+          <w:rFonts w:ascii="Arial" w:eastAsia="Arial" w:hAnsi="Arial" w:cs="Arial"/>
+          <w:kern w:val="0"/>
+          <w:sz w:val="22"/>
+          <w:szCs w:val="22"/>
           <w:highlight w:val="darkGray"/>
+          <w:lang w:val="en"/>
+          <w14:ligatures w14:val="none"/>
         </w:rPr>
         <w:t xml:space="preserve">: </w:t>
       </w:r>
       <w:r>
         <w:rPr>
-          <w:b/>
+          <w:rFonts w:ascii="Arial" w:eastAsia="Arial" w:hAnsi="Arial" w:cs="Arial"/>
+          <w:b/>
+          <w:kern w:val="0"/>
+          <w:sz w:val="22"/>
+          <w:szCs w:val="22"/>
           <w:highlight w:val="darkGray"/>
-        </w:rPr>
-        <w:t>Chatgpt (GPT‑5 Mini) at [12/18/2025]</w:t>
+          <w:lang w:val="en"/>
+          <w14:ligatures w14:val="none"/>
+        </w:rPr>
+        <w:t>Chatgpt (GPT</w:t>
+      </w:r>
+      <w:r>
+        <w:rPr>
+          <w:rFonts w:ascii="Cambria Math" w:eastAsia="Arial" w:hAnsi="Cambria Math" w:cs="Cambria Math"/>
+          <w:b/>
+          <w:kern w:val="0"/>
+          <w:sz w:val="22"/>
+          <w:szCs w:val="22"/>
+          <w:highlight w:val="darkGray"/>
+          <w:lang w:val="en"/>
+          <w14:ligatures w14:val="none"/>
+        </w:rPr>
+        <w:t>‑</w:t>
+      </w:r>
+      <w:r>
+        <w:rPr>
+          <w:rFonts w:ascii="Arial" w:eastAsia="Arial" w:hAnsi="Arial" w:cs="Arial"/>
+          <w:b/>
+          <w:kern w:val="0"/>
+          <w:sz w:val="22"/>
+          <w:szCs w:val="22"/>
+          <w:highlight w:val="darkGray"/>
+          <w:lang w:val="en"/>
+          <w14:ligatures w14:val="none"/>
+        </w:rPr>
+        <w:t>5 Mini) at [12/18/2025]</w:t>
       </w:r>
     </w:p>
     <w:p>
-      <w:r>
-        <w:rPr>
+      <w:pPr>
+        <w:spacing w:after="0" w:line="276" w:lineRule="auto"/>
+        <w:rPr>
+          <w:rFonts w:ascii="Arial" w:eastAsia="Arial" w:hAnsi="Arial" w:cs="Arial"/>
+          <w:kern w:val="0"/>
+          <w:sz w:val="22"/>
+          <w:szCs w:val="22"/>
+          <w:lang w:val="en"/>
+          <w14:ligatures w14:val="none"/>
+        </w:rPr>
+      </w:pPr>
+      <w:r>
+        <w:rPr>
+          <w:rFonts w:ascii="Arial" w:eastAsia="Arial" w:hAnsi="Arial" w:cs="Arial"/>
           <w:noProof/>
-        </w:rPr>
-        <w:lastRenderedPageBreak/>
+          <w:kern w:val="0"/>
+          <w:sz w:val="22"/>
+          <w:szCs w:val="22"/>
+          <w:lang w:val="en"/>
+          <w14:ligatures w14:val="none"/>
+        </w:rPr>
         <w:drawing>
-          <wp:inline distT="114300" distB="114300" distL="114300" distR="114300" wp14:anchorId="49DA88AE" wp14:editId="5FBA51FA">
+          <wp:inline distT="114300" distB="114300" distL="114300" distR="114300" wp14:anchorId="42A3C41B" wp14:editId="1FA724F7">
             <wp:extent cx="5943600" cy="1955800"/>
             <wp:effectExtent l="0" t="0" r="0" b="0"/>
             <wp:docPr id="1" name="image3.png"/>
@@ -2059,7 +3712,19 @@
         </w:drawing>
       </w:r>
     </w:p>
-    <w:p/>
+    <w:p>
+      <w:pPr>
+        <w:spacing w:after="0" w:line="276" w:lineRule="auto"/>
+        <w:rPr>
+          <w:rFonts w:ascii="Arial" w:eastAsia="Arial" w:hAnsi="Arial" w:cs="Arial"/>
+          <w:kern w:val="0"/>
+          <w:sz w:val="22"/>
+          <w:szCs w:val="22"/>
+          <w:lang w:val="en"/>
+          <w14:ligatures w14:val="none"/>
+        </w:rPr>
+      </w:pPr>
+    </w:p>
     <w:tbl>
       <w:tblPr>
         <w:tblW w:w="6375" w:type="dxa"/>
@@ -2101,14 +3766,26 @@
           </w:tcPr>
           <w:p>
             <w:pPr>
+              <w:spacing w:after="0" w:line="276" w:lineRule="auto"/>
               <w:jc w:val="center"/>
+              <w:rPr>
+                <w:rFonts w:ascii="Arial" w:eastAsia="Arial" w:hAnsi="Arial" w:cs="Arial"/>
+                <w:kern w:val="0"/>
+                <w:sz w:val="22"/>
+                <w:szCs w:val="22"/>
+                <w:lang w:val="en"/>
+                <w14:ligatures w14:val="none"/>
+              </w:rPr>
             </w:pPr>
             <w:r>
               <w:rPr>
-                <w:rFonts w:ascii="Roboto Mono" w:eastAsia="Roboto Mono" w:hAnsi="Roboto Mono"/>
+                <w:rFonts w:ascii="Roboto Mono" w:eastAsia="Roboto Mono" w:hAnsi="Roboto Mono" w:cs="Arial"/>
                 <w:b/>
                 <w:bCs/>
-                <w:sz w:val="24"/>
+                <w:kern w:val="0"/>
+                <w:szCs w:val="22"/>
+                <w:lang w:val="en"/>
+                <w14:ligatures w14:val="none"/>
               </w:rPr>
               <w:t>Feature</w:t>
             </w:r>
@@ -2132,14 +3809,26 @@
           </w:tcPr>
           <w:p>
             <w:pPr>
+              <w:spacing w:after="0" w:line="276" w:lineRule="auto"/>
               <w:jc w:val="center"/>
+              <w:rPr>
+                <w:rFonts w:ascii="Arial" w:eastAsia="Arial" w:hAnsi="Arial" w:cs="Arial"/>
+                <w:kern w:val="0"/>
+                <w:sz w:val="22"/>
+                <w:szCs w:val="22"/>
+                <w:lang w:val="en"/>
+                <w14:ligatures w14:val="none"/>
+              </w:rPr>
             </w:pPr>
             <w:r>
               <w:rPr>
-                <w:rFonts w:ascii="Roboto Mono" w:eastAsia="Roboto Mono" w:hAnsi="Roboto Mono"/>
+                <w:rFonts w:ascii="Roboto Mono" w:eastAsia="Roboto Mono" w:hAnsi="Roboto Mono" w:cs="Arial"/>
                 <w:b/>
                 <w:bCs/>
-                <w:sz w:val="24"/>
+                <w:kern w:val="0"/>
+                <w:szCs w:val="22"/>
+                <w:lang w:val="en"/>
+                <w14:ligatures w14:val="none"/>
               </w:rPr>
               <w:t>Full Mesh</w:t>
             </w:r>
@@ -2163,14 +3852,26 @@
           </w:tcPr>
           <w:p>
             <w:pPr>
+              <w:spacing w:after="0" w:line="276" w:lineRule="auto"/>
               <w:jc w:val="center"/>
+              <w:rPr>
+                <w:rFonts w:ascii="Arial" w:eastAsia="Arial" w:hAnsi="Arial" w:cs="Arial"/>
+                <w:kern w:val="0"/>
+                <w:sz w:val="22"/>
+                <w:szCs w:val="22"/>
+                <w:lang w:val="en"/>
+                <w14:ligatures w14:val="none"/>
+              </w:rPr>
             </w:pPr>
             <w:r>
               <w:rPr>
-                <w:rFonts w:ascii="Roboto Mono" w:eastAsia="Roboto Mono" w:hAnsi="Roboto Mono"/>
+                <w:rFonts w:ascii="Roboto Mono" w:eastAsia="Roboto Mono" w:hAnsi="Roboto Mono" w:cs="Arial"/>
                 <w:b/>
                 <w:bCs/>
-                <w:sz w:val="24"/>
+                <w:kern w:val="0"/>
+                <w:szCs w:val="22"/>
+                <w:lang w:val="en"/>
+                <w14:ligatures w14:val="none"/>
               </w:rPr>
               <w:t>Partial Mesh</w:t>
             </w:r>
@@ -2198,12 +3899,36 @@
             </w:tcMar>
           </w:tcPr>
           <w:p>
-            <w:r>
-              <w:rPr>
-                <w:rFonts w:ascii="Roboto Mono" w:eastAsia="Roboto Mono" w:hAnsi="Roboto Mono"/>
-                <w:sz w:val="24"/>
-              </w:rPr>
-              <w:t>🔌 Connections</w:t>
+            <w:pPr>
+              <w:spacing w:after="0" w:line="276" w:lineRule="auto"/>
+              <w:rPr>
+                <w:rFonts w:ascii="Arial" w:eastAsia="Arial" w:hAnsi="Arial" w:cs="Arial"/>
+                <w:kern w:val="0"/>
+                <w:sz w:val="22"/>
+                <w:szCs w:val="22"/>
+                <w:lang w:val="en"/>
+                <w14:ligatures w14:val="none"/>
+              </w:rPr>
+            </w:pPr>
+            <w:r>
+              <w:rPr>
+                <w:rFonts w:ascii="Segoe UI Emoji" w:eastAsia="Roboto Mono" w:hAnsi="Segoe UI Emoji" w:cs="Segoe UI Emoji"/>
+                <w:kern w:val="0"/>
+                <w:szCs w:val="22"/>
+                <w:lang w:val="en"/>
+                <w14:ligatures w14:val="none"/>
+              </w:rPr>
+              <w:t>🔌</w:t>
+            </w:r>
+            <w:r>
+              <w:rPr>
+                <w:rFonts w:ascii="Roboto Mono" w:eastAsia="Roboto Mono" w:hAnsi="Roboto Mono" w:cs="Arial"/>
+                <w:kern w:val="0"/>
+                <w:szCs w:val="22"/>
+                <w:lang w:val="en"/>
+                <w14:ligatures w14:val="none"/>
+              </w:rPr>
+              <w:t xml:space="preserve"> Connections</w:t>
             </w:r>
           </w:p>
         </w:tc>
@@ -2224,18 +3949,35 @@
             </w:tcMar>
           </w:tcPr>
           <w:p>
+            <w:pPr>
+              <w:spacing w:after="0" w:line="276" w:lineRule="auto"/>
+              <w:rPr>
+                <w:rFonts w:ascii="Arial" w:eastAsia="Arial" w:hAnsi="Arial" w:cs="Arial"/>
+                <w:kern w:val="0"/>
+                <w:sz w:val="22"/>
+                <w:szCs w:val="22"/>
+                <w:lang w:val="en"/>
+                <w14:ligatures w14:val="none"/>
+              </w:rPr>
+            </w:pPr>
             <w:r>
               <w:rPr>
                 <w:rFonts w:ascii="Roboto Mono" w:eastAsia="Roboto Mono" w:hAnsi="Roboto Mono" w:cs="Nova Mono"/>
                 <w:color w:val="188038"/>
-                <w:sz w:val="24"/>
+                <w:kern w:val="0"/>
+                <w:szCs w:val="22"/>
+                <w:lang w:val="en"/>
+                <w14:ligatures w14:val="none"/>
               </w:rPr>
               <w:t>n(n−1)/2</w:t>
             </w:r>
             <w:r>
               <w:rPr>
-                <w:rFonts w:ascii="Roboto Mono" w:eastAsia="Roboto Mono" w:hAnsi="Roboto Mono"/>
-                <w:sz w:val="24"/>
+                <w:rFonts w:ascii="Roboto Mono" w:eastAsia="Roboto Mono" w:hAnsi="Roboto Mono" w:cs="Arial"/>
+                <w:kern w:val="0"/>
+                <w:szCs w:val="22"/>
+                <w:lang w:val="en"/>
+                <w14:ligatures w14:val="none"/>
               </w:rPr>
               <w:t xml:space="preserve"> (very high)</w:t>
             </w:r>
@@ -2258,10 +4000,24 @@
             </w:tcMar>
           </w:tcPr>
           <w:p>
-            <w:r>
-              <w:rPr>
-                <w:rFonts w:ascii="Roboto Mono" w:eastAsia="Roboto Mono" w:hAnsi="Roboto Mono"/>
-                <w:sz w:val="24"/>
+            <w:pPr>
+              <w:spacing w:after="0" w:line="276" w:lineRule="auto"/>
+              <w:rPr>
+                <w:rFonts w:ascii="Arial" w:eastAsia="Arial" w:hAnsi="Arial" w:cs="Arial"/>
+                <w:kern w:val="0"/>
+                <w:sz w:val="22"/>
+                <w:szCs w:val="22"/>
+                <w:lang w:val="en"/>
+                <w14:ligatures w14:val="none"/>
+              </w:rPr>
+            </w:pPr>
+            <w:r>
+              <w:rPr>
+                <w:rFonts w:ascii="Roboto Mono" w:eastAsia="Roboto Mono" w:hAnsi="Roboto Mono" w:cs="Arial"/>
+                <w:kern w:val="0"/>
+                <w:szCs w:val="22"/>
+                <w:lang w:val="en"/>
+                <w14:ligatures w14:val="none"/>
               </w:rPr>
               <w:t>Custom, fewer links</w:t>
             </w:r>
@@ -2289,12 +4045,36 @@
             </w:tcMar>
           </w:tcPr>
           <w:p>
-            <w:r>
-              <w:rPr>
-                <w:rFonts w:ascii="Roboto Mono" w:eastAsia="Roboto Mono" w:hAnsi="Roboto Mono"/>
-                <w:sz w:val="24"/>
-              </w:rPr>
-              <w:t>🔁 Redundancy</w:t>
+            <w:pPr>
+              <w:spacing w:after="0" w:line="276" w:lineRule="auto"/>
+              <w:rPr>
+                <w:rFonts w:ascii="Arial" w:eastAsia="Arial" w:hAnsi="Arial" w:cs="Arial"/>
+                <w:kern w:val="0"/>
+                <w:sz w:val="22"/>
+                <w:szCs w:val="22"/>
+                <w:lang w:val="en"/>
+                <w14:ligatures w14:val="none"/>
+              </w:rPr>
+            </w:pPr>
+            <w:r>
+              <w:rPr>
+                <w:rFonts w:ascii="Segoe UI Emoji" w:eastAsia="Roboto Mono" w:hAnsi="Segoe UI Emoji" w:cs="Segoe UI Emoji"/>
+                <w:kern w:val="0"/>
+                <w:szCs w:val="22"/>
+                <w:lang w:val="en"/>
+                <w14:ligatures w14:val="none"/>
+              </w:rPr>
+              <w:t>🔁</w:t>
+            </w:r>
+            <w:r>
+              <w:rPr>
+                <w:rFonts w:ascii="Roboto Mono" w:eastAsia="Roboto Mono" w:hAnsi="Roboto Mono" w:cs="Arial"/>
+                <w:kern w:val="0"/>
+                <w:szCs w:val="22"/>
+                <w:lang w:val="en"/>
+                <w14:ligatures w14:val="none"/>
+              </w:rPr>
+              <w:t xml:space="preserve"> Redundancy</w:t>
             </w:r>
           </w:p>
         </w:tc>
@@ -2315,10 +4095,24 @@
             </w:tcMar>
           </w:tcPr>
           <w:p>
-            <w:r>
-              <w:rPr>
-                <w:rFonts w:ascii="Roboto Mono" w:eastAsia="Roboto Mono" w:hAnsi="Roboto Mono"/>
-                <w:sz w:val="24"/>
+            <w:pPr>
+              <w:spacing w:after="0" w:line="276" w:lineRule="auto"/>
+              <w:rPr>
+                <w:rFonts w:ascii="Arial" w:eastAsia="Arial" w:hAnsi="Arial" w:cs="Arial"/>
+                <w:kern w:val="0"/>
+                <w:sz w:val="22"/>
+                <w:szCs w:val="22"/>
+                <w:lang w:val="en"/>
+                <w14:ligatures w14:val="none"/>
+              </w:rPr>
+            </w:pPr>
+            <w:r>
+              <w:rPr>
+                <w:rFonts w:ascii="Roboto Mono" w:eastAsia="Roboto Mono" w:hAnsi="Roboto Mono" w:cs="Arial"/>
+                <w:kern w:val="0"/>
+                <w:szCs w:val="22"/>
+                <w:lang w:val="en"/>
+                <w14:ligatures w14:val="none"/>
               </w:rPr>
               <w:t>Maximum</w:t>
             </w:r>
@@ -2341,10 +4135,24 @@
             </w:tcMar>
           </w:tcPr>
           <w:p>
-            <w:r>
-              <w:rPr>
-                <w:rFonts w:ascii="Roboto Mono" w:eastAsia="Roboto Mono" w:hAnsi="Roboto Mono"/>
-                <w:sz w:val="24"/>
+            <w:pPr>
+              <w:spacing w:after="0" w:line="276" w:lineRule="auto"/>
+              <w:rPr>
+                <w:rFonts w:ascii="Arial" w:eastAsia="Arial" w:hAnsi="Arial" w:cs="Arial"/>
+                <w:kern w:val="0"/>
+                <w:sz w:val="22"/>
+                <w:szCs w:val="22"/>
+                <w:lang w:val="en"/>
+                <w14:ligatures w14:val="none"/>
+              </w:rPr>
+            </w:pPr>
+            <w:r>
+              <w:rPr>
+                <w:rFonts w:ascii="Roboto Mono" w:eastAsia="Roboto Mono" w:hAnsi="Roboto Mono" w:cs="Arial"/>
+                <w:kern w:val="0"/>
+                <w:szCs w:val="22"/>
+                <w:lang w:val="en"/>
+                <w14:ligatures w14:val="none"/>
               </w:rPr>
               <w:t>Moderate to high</w:t>
             </w:r>
@@ -2372,12 +4180,36 @@
             </w:tcMar>
           </w:tcPr>
           <w:p>
-            <w:r>
-              <w:rPr>
-                <w:rFonts w:ascii="Roboto Mono" w:eastAsia="Roboto Mono" w:hAnsi="Roboto Mono"/>
-                <w:sz w:val="24"/>
-              </w:rPr>
-              <w:t>💰 Cost</w:t>
+            <w:pPr>
+              <w:spacing w:after="0" w:line="276" w:lineRule="auto"/>
+              <w:rPr>
+                <w:rFonts w:ascii="Arial" w:eastAsia="Arial" w:hAnsi="Arial" w:cs="Arial"/>
+                <w:kern w:val="0"/>
+                <w:sz w:val="22"/>
+                <w:szCs w:val="22"/>
+                <w:lang w:val="en"/>
+                <w14:ligatures w14:val="none"/>
+              </w:rPr>
+            </w:pPr>
+            <w:r>
+              <w:rPr>
+                <w:rFonts w:ascii="Segoe UI Emoji" w:eastAsia="Roboto Mono" w:hAnsi="Segoe UI Emoji" w:cs="Segoe UI Emoji"/>
+                <w:kern w:val="0"/>
+                <w:szCs w:val="22"/>
+                <w:lang w:val="en"/>
+                <w14:ligatures w14:val="none"/>
+              </w:rPr>
+              <w:t>💰</w:t>
+            </w:r>
+            <w:r>
+              <w:rPr>
+                <w:rFonts w:ascii="Roboto Mono" w:eastAsia="Roboto Mono" w:hAnsi="Roboto Mono" w:cs="Arial"/>
+                <w:kern w:val="0"/>
+                <w:szCs w:val="22"/>
+                <w:lang w:val="en"/>
+                <w14:ligatures w14:val="none"/>
+              </w:rPr>
+              <w:t xml:space="preserve"> Cost</w:t>
             </w:r>
           </w:p>
         </w:tc>
@@ -2398,10 +4230,24 @@
             </w:tcMar>
           </w:tcPr>
           <w:p>
-            <w:r>
-              <w:rPr>
-                <w:rFonts w:ascii="Roboto Mono" w:eastAsia="Roboto Mono" w:hAnsi="Roboto Mono"/>
-                <w:sz w:val="24"/>
+            <w:pPr>
+              <w:spacing w:after="0" w:line="276" w:lineRule="auto"/>
+              <w:rPr>
+                <w:rFonts w:ascii="Arial" w:eastAsia="Arial" w:hAnsi="Arial" w:cs="Arial"/>
+                <w:kern w:val="0"/>
+                <w:sz w:val="22"/>
+                <w:szCs w:val="22"/>
+                <w:lang w:val="en"/>
+                <w14:ligatures w14:val="none"/>
+              </w:rPr>
+            </w:pPr>
+            <w:r>
+              <w:rPr>
+                <w:rFonts w:ascii="Roboto Mono" w:eastAsia="Roboto Mono" w:hAnsi="Roboto Mono" w:cs="Arial"/>
+                <w:kern w:val="0"/>
+                <w:szCs w:val="22"/>
+                <w:lang w:val="en"/>
+                <w14:ligatures w14:val="none"/>
               </w:rPr>
               <w:t>High</w:t>
             </w:r>
@@ -2424,10 +4270,24 @@
             </w:tcMar>
           </w:tcPr>
           <w:p>
-            <w:r>
-              <w:rPr>
-                <w:rFonts w:ascii="Roboto Mono" w:eastAsia="Roboto Mono" w:hAnsi="Roboto Mono"/>
-                <w:sz w:val="24"/>
+            <w:pPr>
+              <w:spacing w:after="0" w:line="276" w:lineRule="auto"/>
+              <w:rPr>
+                <w:rFonts w:ascii="Arial" w:eastAsia="Arial" w:hAnsi="Arial" w:cs="Arial"/>
+                <w:kern w:val="0"/>
+                <w:sz w:val="22"/>
+                <w:szCs w:val="22"/>
+                <w:lang w:val="en"/>
+                <w14:ligatures w14:val="none"/>
+              </w:rPr>
+            </w:pPr>
+            <w:r>
+              <w:rPr>
+                <w:rFonts w:ascii="Roboto Mono" w:eastAsia="Roboto Mono" w:hAnsi="Roboto Mono" w:cs="Arial"/>
+                <w:kern w:val="0"/>
+                <w:szCs w:val="22"/>
+                <w:lang w:val="en"/>
+                <w14:ligatures w14:val="none"/>
               </w:rPr>
               <w:t>Medium</w:t>
             </w:r>
@@ -2455,12 +4315,36 @@
             </w:tcMar>
           </w:tcPr>
           <w:p>
-            <w:r>
-              <w:rPr>
-                <w:rFonts w:ascii="Roboto Mono" w:eastAsia="Roboto Mono" w:hAnsi="Roboto Mono"/>
-                <w:sz w:val="24"/>
-              </w:rPr>
-              <w:t>📐 Complexity</w:t>
+            <w:pPr>
+              <w:spacing w:after="0" w:line="276" w:lineRule="auto"/>
+              <w:rPr>
+                <w:rFonts w:ascii="Arial" w:eastAsia="Arial" w:hAnsi="Arial" w:cs="Arial"/>
+                <w:kern w:val="0"/>
+                <w:sz w:val="22"/>
+                <w:szCs w:val="22"/>
+                <w:lang w:val="en"/>
+                <w14:ligatures w14:val="none"/>
+              </w:rPr>
+            </w:pPr>
+            <w:r>
+              <w:rPr>
+                <w:rFonts w:ascii="Segoe UI Emoji" w:eastAsia="Roboto Mono" w:hAnsi="Segoe UI Emoji" w:cs="Segoe UI Emoji"/>
+                <w:kern w:val="0"/>
+                <w:szCs w:val="22"/>
+                <w:lang w:val="en"/>
+                <w14:ligatures w14:val="none"/>
+              </w:rPr>
+              <w:t>📐</w:t>
+            </w:r>
+            <w:r>
+              <w:rPr>
+                <w:rFonts w:ascii="Roboto Mono" w:eastAsia="Roboto Mono" w:hAnsi="Roboto Mono" w:cs="Arial"/>
+                <w:kern w:val="0"/>
+                <w:szCs w:val="22"/>
+                <w:lang w:val="en"/>
+                <w14:ligatures w14:val="none"/>
+              </w:rPr>
+              <w:t xml:space="preserve"> Complexity</w:t>
             </w:r>
           </w:p>
         </w:tc>
@@ -2481,10 +4365,24 @@
             </w:tcMar>
           </w:tcPr>
           <w:p>
-            <w:r>
-              <w:rPr>
-                <w:rFonts w:ascii="Roboto Mono" w:eastAsia="Roboto Mono" w:hAnsi="Roboto Mono"/>
-                <w:sz w:val="24"/>
+            <w:pPr>
+              <w:spacing w:after="0" w:line="276" w:lineRule="auto"/>
+              <w:rPr>
+                <w:rFonts w:ascii="Arial" w:eastAsia="Arial" w:hAnsi="Arial" w:cs="Arial"/>
+                <w:kern w:val="0"/>
+                <w:sz w:val="22"/>
+                <w:szCs w:val="22"/>
+                <w:lang w:val="en"/>
+                <w14:ligatures w14:val="none"/>
+              </w:rPr>
+            </w:pPr>
+            <w:r>
+              <w:rPr>
+                <w:rFonts w:ascii="Roboto Mono" w:eastAsia="Roboto Mono" w:hAnsi="Roboto Mono" w:cs="Arial"/>
+                <w:kern w:val="0"/>
+                <w:szCs w:val="22"/>
+                <w:lang w:val="en"/>
+                <w14:ligatures w14:val="none"/>
               </w:rPr>
               <w:t>High</w:t>
             </w:r>
@@ -2507,10 +4405,24 @@
             </w:tcMar>
           </w:tcPr>
           <w:p>
-            <w:r>
-              <w:rPr>
-                <w:rFonts w:ascii="Roboto Mono" w:eastAsia="Roboto Mono" w:hAnsi="Roboto Mono"/>
-                <w:sz w:val="24"/>
+            <w:pPr>
+              <w:spacing w:after="0" w:line="276" w:lineRule="auto"/>
+              <w:rPr>
+                <w:rFonts w:ascii="Arial" w:eastAsia="Arial" w:hAnsi="Arial" w:cs="Arial"/>
+                <w:kern w:val="0"/>
+                <w:sz w:val="22"/>
+                <w:szCs w:val="22"/>
+                <w:lang w:val="en"/>
+                <w14:ligatures w14:val="none"/>
+              </w:rPr>
+            </w:pPr>
+            <w:r>
+              <w:rPr>
+                <w:rFonts w:ascii="Roboto Mono" w:eastAsia="Roboto Mono" w:hAnsi="Roboto Mono" w:cs="Arial"/>
+                <w:kern w:val="0"/>
+                <w:szCs w:val="22"/>
+                <w:lang w:val="en"/>
+                <w14:ligatures w14:val="none"/>
               </w:rPr>
               <w:t>Moderate</w:t>
             </w:r>
@@ -2538,12 +4450,36 @@
             </w:tcMar>
           </w:tcPr>
           <w:p>
-            <w:r>
-              <w:rPr>
-                <w:rFonts w:ascii="Roboto Mono" w:eastAsia="Roboto Mono" w:hAnsi="Roboto Mono"/>
-                <w:sz w:val="24"/>
-              </w:rPr>
-              <w:t>📈 Scalability</w:t>
+            <w:pPr>
+              <w:spacing w:after="0" w:line="276" w:lineRule="auto"/>
+              <w:rPr>
+                <w:rFonts w:ascii="Arial" w:eastAsia="Arial" w:hAnsi="Arial" w:cs="Arial"/>
+                <w:kern w:val="0"/>
+                <w:sz w:val="22"/>
+                <w:szCs w:val="22"/>
+                <w:lang w:val="en"/>
+                <w14:ligatures w14:val="none"/>
+              </w:rPr>
+            </w:pPr>
+            <w:r>
+              <w:rPr>
+                <w:rFonts w:ascii="Segoe UI Emoji" w:eastAsia="Roboto Mono" w:hAnsi="Segoe UI Emoji" w:cs="Segoe UI Emoji"/>
+                <w:kern w:val="0"/>
+                <w:szCs w:val="22"/>
+                <w:lang w:val="en"/>
+                <w14:ligatures w14:val="none"/>
+              </w:rPr>
+              <w:t>📈</w:t>
+            </w:r>
+            <w:r>
+              <w:rPr>
+                <w:rFonts w:ascii="Roboto Mono" w:eastAsia="Roboto Mono" w:hAnsi="Roboto Mono" w:cs="Arial"/>
+                <w:kern w:val="0"/>
+                <w:szCs w:val="22"/>
+                <w:lang w:val="en"/>
+                <w14:ligatures w14:val="none"/>
+              </w:rPr>
+              <w:t xml:space="preserve"> Scalability</w:t>
             </w:r>
           </w:p>
         </w:tc>
@@ -2564,10 +4500,24 @@
             </w:tcMar>
           </w:tcPr>
           <w:p>
-            <w:r>
-              <w:rPr>
-                <w:rFonts w:ascii="Roboto Mono" w:eastAsia="Roboto Mono" w:hAnsi="Roboto Mono"/>
-                <w:sz w:val="24"/>
+            <w:pPr>
+              <w:spacing w:after="0" w:line="276" w:lineRule="auto"/>
+              <w:rPr>
+                <w:rFonts w:ascii="Arial" w:eastAsia="Arial" w:hAnsi="Arial" w:cs="Arial"/>
+                <w:kern w:val="0"/>
+                <w:sz w:val="22"/>
+                <w:szCs w:val="22"/>
+                <w:lang w:val="en"/>
+                <w14:ligatures w14:val="none"/>
+              </w:rPr>
+            </w:pPr>
+            <w:r>
+              <w:rPr>
+                <w:rFonts w:ascii="Roboto Mono" w:eastAsia="Roboto Mono" w:hAnsi="Roboto Mono" w:cs="Arial"/>
+                <w:kern w:val="0"/>
+                <w:szCs w:val="22"/>
+                <w:lang w:val="en"/>
+                <w14:ligatures w14:val="none"/>
               </w:rPr>
               <w:t>Low</w:t>
             </w:r>
@@ -2590,10 +4540,24 @@
             </w:tcMar>
           </w:tcPr>
           <w:p>
-            <w:r>
-              <w:rPr>
-                <w:rFonts w:ascii="Roboto Mono" w:eastAsia="Roboto Mono" w:hAnsi="Roboto Mono"/>
-                <w:sz w:val="24"/>
+            <w:pPr>
+              <w:spacing w:after="0" w:line="276" w:lineRule="auto"/>
+              <w:rPr>
+                <w:rFonts w:ascii="Arial" w:eastAsia="Arial" w:hAnsi="Arial" w:cs="Arial"/>
+                <w:kern w:val="0"/>
+                <w:sz w:val="22"/>
+                <w:szCs w:val="22"/>
+                <w:lang w:val="en"/>
+                <w14:ligatures w14:val="none"/>
+              </w:rPr>
+            </w:pPr>
+            <w:r>
+              <w:rPr>
+                <w:rFonts w:ascii="Roboto Mono" w:eastAsia="Roboto Mono" w:hAnsi="Roboto Mono" w:cs="Arial"/>
+                <w:kern w:val="0"/>
+                <w:szCs w:val="22"/>
+                <w:lang w:val="en"/>
+                <w14:ligatures w14:val="none"/>
               </w:rPr>
               <w:t>Higher than full mesh</w:t>
             </w:r>
@@ -2602,81 +4566,181 @@
       </w:tr>
     </w:tbl>
     <w:p>
-      <w:r>
-        <w:rPr>
-          <w:rFonts w:ascii="Roboto Mono" w:eastAsia="Roboto Mono" w:hAnsi="Roboto Mono"/>
-          <w:sz w:val="24"/>
-        </w:rPr>
-        <w:pict w14:anchorId="6A97C1EB">
+      <w:pPr>
+        <w:spacing w:after="0" w:line="276" w:lineRule="auto"/>
+        <w:rPr>
+          <w:rFonts w:ascii="Arial" w:eastAsia="Arial" w:hAnsi="Arial" w:cs="Arial"/>
+          <w:kern w:val="0"/>
+          <w:sz w:val="22"/>
+          <w:szCs w:val="22"/>
+          <w:lang w:val="en"/>
+          <w14:ligatures w14:val="none"/>
+        </w:rPr>
+      </w:pPr>
+      <w:r>
+        <w:rPr>
+          <w:rFonts w:ascii="Roboto Mono" w:eastAsia="Roboto Mono" w:hAnsi="Roboto Mono" w:cs="Arial"/>
+          <w:kern w:val="0"/>
+          <w:szCs w:val="22"/>
+          <w:lang w:val="en"/>
+          <w14:ligatures w14:val="none"/>
+        </w:rPr>
+        <w:pict>
           <v:rect id="_x0000_i1032" style="width:0;height:1.5pt" o:hralign="center" o:hrstd="t" o:hr="t" fillcolor="#a0a0a0" stroked="f"/>
         </w:pict>
       </w:r>
     </w:p>
     <w:p>
       <w:pPr>
-        <w:pStyle w:val="Heading2"/>
-        <w:keepNext w:val="0"/>
-        <w:keepLines w:val="0"/>
-        <w:rPr>
+        <w:spacing w:before="160" w:after="80" w:line="276" w:lineRule="auto"/>
+        <w:outlineLvl w:val="1"/>
+        <w:rPr>
+          <w:rFonts w:asciiTheme="majorHAnsi" w:eastAsiaTheme="majorEastAsia" w:hAnsiTheme="majorHAnsi" w:cstheme="majorBidi"/>
           <w:b/>
           <w:bCs/>
+          <w:color w:val="2F5496" w:themeColor="accent1" w:themeShade="BF"/>
+          <w:kern w:val="0"/>
           <w:sz w:val="34"/>
           <w:szCs w:val="34"/>
+          <w:lang w:val="en"/>
+          <w14:ligatures w14:val="none"/>
         </w:rPr>
       </w:pPr>
       <w:bookmarkStart w:id="8" w:name="_8ecqp9dhu4wg" w:colFirst="0" w:colLast="0"/>
       <w:bookmarkEnd w:id="8"/>
       <w:r>
         <w:rPr>
-          <w:rFonts w:ascii="Arial Unicode MS" w:eastAsia="Arial Unicode MS" w:hAnsi="Arial Unicode MS" w:cs="Arial Unicode MS"/>
+          <w:rFonts w:ascii="Segoe UI Emoji" w:eastAsia="Arial Unicode MS" w:hAnsi="Segoe UI Emoji" w:cs="Segoe UI Emoji"/>
           <w:b/>
           <w:bCs/>
+          <w:color w:val="2F5496" w:themeColor="accent1" w:themeShade="BF"/>
+          <w:kern w:val="0"/>
           <w:sz w:val="34"/>
           <w:szCs w:val="34"/>
-        </w:rPr>
-        <w:t>✅ Summary</w:t>
+          <w:lang w:val="en"/>
+          <w14:ligatures w14:val="none"/>
+        </w:rPr>
+        <w:t>✅</w:t>
+      </w:r>
+      <w:r>
+        <w:rPr>
+          <w:rFonts w:ascii="Arial Unicode MS" w:eastAsia="Arial Unicode MS" w:hAnsi="Arial Unicode MS" w:cs="Arial Unicode MS"/>
+          <w:b/>
+          <w:bCs/>
+          <w:color w:val="2F5496" w:themeColor="accent1" w:themeShade="BF"/>
+          <w:kern w:val="0"/>
+          <w:sz w:val="34"/>
+          <w:szCs w:val="34"/>
+          <w:lang w:val="en"/>
+          <w14:ligatures w14:val="none"/>
+        </w:rPr>
+        <w:t xml:space="preserve"> Summary</w:t>
       </w:r>
     </w:p>
     <w:p>
       <w:pPr>
-        <w:spacing w:before="240" w:after="240"/>
-        <w:rPr>
+        <w:spacing w:before="240" w:after="240" w:line="276" w:lineRule="auto"/>
+        <w:rPr>
+          <w:rFonts w:ascii="Arial" w:eastAsia="Arial" w:hAnsi="Arial" w:cs="Arial"/>
           <w:b/>
           <w:bCs/>
+          <w:kern w:val="0"/>
           <w:sz w:val="14"/>
           <w:szCs w:val="14"/>
           <w:shd w:val="clear" w:color="auto" w:fill="B7B7B7"/>
-        </w:rPr>
-      </w:pPr>
-      <w:r>
-        <w:rPr>
-          <w:b/>
+          <w:lang w:val="en"/>
+          <w14:ligatures w14:val="none"/>
+        </w:rPr>
+      </w:pPr>
+      <w:r>
+        <w:rPr>
+          <w:rFonts w:ascii="Arial" w:eastAsia="Arial" w:hAnsi="Arial" w:cs="Arial"/>
+          <w:b/>
+          <w:kern w:val="0"/>
+          <w:sz w:val="22"/>
+          <w:szCs w:val="22"/>
           <w:highlight w:val="darkGray"/>
+          <w:lang w:val="en"/>
+          <w14:ligatures w14:val="none"/>
         </w:rPr>
         <w:t># Source</w:t>
       </w:r>
       <w:r>
         <w:rPr>
+          <w:rFonts w:ascii="Arial" w:eastAsia="Arial" w:hAnsi="Arial" w:cs="Arial"/>
+          <w:kern w:val="0"/>
+          <w:sz w:val="22"/>
+          <w:szCs w:val="22"/>
           <w:highlight w:val="darkGray"/>
+          <w:lang w:val="en"/>
+          <w14:ligatures w14:val="none"/>
         </w:rPr>
         <w:t xml:space="preserve">: </w:t>
       </w:r>
       <w:r>
         <w:rPr>
-          <w:b/>
+          <w:rFonts w:ascii="Arial" w:eastAsia="Arial" w:hAnsi="Arial" w:cs="Arial"/>
+          <w:b/>
+          <w:kern w:val="0"/>
+          <w:sz w:val="22"/>
+          <w:szCs w:val="22"/>
           <w:highlight w:val="darkGray"/>
-        </w:rPr>
-        <w:t>Chatgpt (GPT‑5 Mini) at [12/18/2025]</w:t>
+          <w:lang w:val="en"/>
+          <w14:ligatures w14:val="none"/>
+        </w:rPr>
+        <w:t>Chatgpt (GPT</w:t>
+      </w:r>
+      <w:r>
+        <w:rPr>
+          <w:rFonts w:ascii="Cambria Math" w:eastAsia="Arial" w:hAnsi="Cambria Math" w:cs="Cambria Math"/>
+          <w:b/>
+          <w:kern w:val="0"/>
+          <w:sz w:val="22"/>
+          <w:szCs w:val="22"/>
+          <w:highlight w:val="darkGray"/>
+          <w:lang w:val="en"/>
+          <w14:ligatures w14:val="none"/>
+        </w:rPr>
+        <w:t>‑</w:t>
+      </w:r>
+      <w:r>
+        <w:rPr>
+          <w:rFonts w:ascii="Arial" w:eastAsia="Arial" w:hAnsi="Arial" w:cs="Arial"/>
+          <w:b/>
+          <w:kern w:val="0"/>
+          <w:sz w:val="22"/>
+          <w:szCs w:val="22"/>
+          <w:highlight w:val="darkGray"/>
+          <w:lang w:val="en"/>
+          <w14:ligatures w14:val="none"/>
+        </w:rPr>
+        <w:t>5 Mini) at [12/18/2025]</w:t>
       </w:r>
     </w:p>
     <w:p>
-      <w:r>
-        <w:rPr>
+      <w:pPr>
+        <w:spacing w:after="0" w:line="276" w:lineRule="auto"/>
+        <w:rPr>
+          <w:rFonts w:ascii="Arial" w:eastAsia="Arial" w:hAnsi="Arial" w:cs="Arial"/>
+          <w:kern w:val="0"/>
+          <w:sz w:val="22"/>
+          <w:szCs w:val="22"/>
+          <w:lang w:val="en"/>
+          <w14:ligatures w14:val="none"/>
+        </w:rPr>
+      </w:pPr>
+      <w:r>
+        <w:rPr>
+          <w:rFonts w:ascii="Arial" w:eastAsia="Arial" w:hAnsi="Arial" w:cs="Arial"/>
           <w:noProof/>
-        </w:rPr>
-        <w:lastRenderedPageBreak/>
+          <w:kern w:val="0"/>
+          <w:sz w:val="22"/>
+          <w:szCs w:val="22"/>
+          <w:lang w:val="en"/>
+          <w14:ligatures w14:val="none"/>
+        </w:rPr>
         <w:drawing>
-          <wp:inline distT="114300" distB="114300" distL="114300" distR="114300" wp14:anchorId="09E7CAB3" wp14:editId="1C57F791">
+          <wp:inline distT="114300" distB="114300" distL="114300" distR="114300" wp14:anchorId="6A41D372" wp14:editId="7A59B3B2">
             <wp:extent cx="5943600" cy="1625600"/>
             <wp:effectExtent l="0" t="0" r="0" b="0"/>
             <wp:docPr id="2" name="image4.png"/>
@@ -2712,7 +4776,19 @@
         </w:drawing>
       </w:r>
     </w:p>
-    <w:p/>
+    <w:p>
+      <w:pPr>
+        <w:spacing w:after="0" w:line="276" w:lineRule="auto"/>
+        <w:rPr>
+          <w:rFonts w:ascii="Arial" w:eastAsia="Arial" w:hAnsi="Arial" w:cs="Arial"/>
+          <w:kern w:val="0"/>
+          <w:sz w:val="22"/>
+          <w:szCs w:val="22"/>
+          <w:lang w:val="en"/>
+          <w14:ligatures w14:val="none"/>
+        </w:rPr>
+      </w:pPr>
+    </w:p>
     <w:tbl>
       <w:tblPr>
         <w:tblW w:w="6940" w:type="dxa"/>
@@ -2753,14 +4829,26 @@
           </w:tcPr>
           <w:p>
             <w:pPr>
+              <w:spacing w:after="0" w:line="276" w:lineRule="auto"/>
               <w:jc w:val="center"/>
+              <w:rPr>
+                <w:rFonts w:ascii="Arial" w:eastAsia="Arial" w:hAnsi="Arial" w:cs="Arial"/>
+                <w:kern w:val="0"/>
+                <w:sz w:val="22"/>
+                <w:szCs w:val="22"/>
+                <w:lang w:val="en"/>
+                <w14:ligatures w14:val="none"/>
+              </w:rPr>
             </w:pPr>
             <w:r>
               <w:rPr>
-                <w:rFonts w:ascii="Roboto Mono" w:eastAsia="Roboto Mono" w:hAnsi="Roboto Mono"/>
+                <w:rFonts w:ascii="Roboto Mono" w:eastAsia="Roboto Mono" w:hAnsi="Roboto Mono" w:cs="Arial"/>
                 <w:b/>
                 <w:bCs/>
-                <w:sz w:val="24"/>
+                <w:kern w:val="0"/>
+                <w:szCs w:val="22"/>
+                <w:lang w:val="en"/>
+                <w14:ligatures w14:val="none"/>
               </w:rPr>
               <w:t>Attribute</w:t>
             </w:r>
@@ -2784,14 +4872,26 @@
           </w:tcPr>
           <w:p>
             <w:pPr>
+              <w:spacing w:after="0" w:line="276" w:lineRule="auto"/>
               <w:jc w:val="center"/>
+              <w:rPr>
+                <w:rFonts w:ascii="Arial" w:eastAsia="Arial" w:hAnsi="Arial" w:cs="Arial"/>
+                <w:kern w:val="0"/>
+                <w:sz w:val="22"/>
+                <w:szCs w:val="22"/>
+                <w:lang w:val="en"/>
+                <w14:ligatures w14:val="none"/>
+              </w:rPr>
             </w:pPr>
             <w:r>
               <w:rPr>
-                <w:rFonts w:ascii="Roboto Mono" w:eastAsia="Roboto Mono" w:hAnsi="Roboto Mono"/>
+                <w:rFonts w:ascii="Roboto Mono" w:eastAsia="Roboto Mono" w:hAnsi="Roboto Mono" w:cs="Arial"/>
                 <w:b/>
                 <w:bCs/>
-                <w:sz w:val="24"/>
+                <w:kern w:val="0"/>
+                <w:szCs w:val="22"/>
+                <w:lang w:val="en"/>
+                <w14:ligatures w14:val="none"/>
               </w:rPr>
               <w:t>Partial Mesh Topology</w:t>
             </w:r>
@@ -2819,12 +4919,26 @@
             </w:tcMar>
           </w:tcPr>
           <w:p>
-            <w:r>
-              <w:rPr>
-                <w:rFonts w:ascii="Roboto Mono" w:eastAsia="Roboto Mono" w:hAnsi="Roboto Mono"/>
+            <w:pPr>
+              <w:spacing w:after="0" w:line="276" w:lineRule="auto"/>
+              <w:rPr>
+                <w:rFonts w:ascii="Arial" w:eastAsia="Arial" w:hAnsi="Arial" w:cs="Arial"/>
+                <w:kern w:val="0"/>
+                <w:sz w:val="22"/>
+                <w:szCs w:val="22"/>
+                <w:lang w:val="en"/>
+                <w14:ligatures w14:val="none"/>
+              </w:rPr>
+            </w:pPr>
+            <w:r>
+              <w:rPr>
+                <w:rFonts w:ascii="Roboto Mono" w:eastAsia="Roboto Mono" w:hAnsi="Roboto Mono" w:cs="Arial"/>
                 <w:b/>
                 <w:bCs/>
-                <w:sz w:val="24"/>
+                <w:kern w:val="0"/>
+                <w:szCs w:val="22"/>
+                <w:lang w:val="en"/>
+                <w14:ligatures w14:val="none"/>
               </w:rPr>
               <w:t>Design</w:t>
             </w:r>
@@ -2847,10 +4961,24 @@
             </w:tcMar>
           </w:tcPr>
           <w:p>
-            <w:r>
-              <w:rPr>
-                <w:rFonts w:ascii="Roboto Mono" w:eastAsia="Roboto Mono" w:hAnsi="Roboto Mono"/>
-                <w:sz w:val="24"/>
+            <w:pPr>
+              <w:spacing w:after="0" w:line="276" w:lineRule="auto"/>
+              <w:rPr>
+                <w:rFonts w:ascii="Arial" w:eastAsia="Arial" w:hAnsi="Arial" w:cs="Arial"/>
+                <w:kern w:val="0"/>
+                <w:sz w:val="22"/>
+                <w:szCs w:val="22"/>
+                <w:lang w:val="en"/>
+                <w14:ligatures w14:val="none"/>
+              </w:rPr>
+            </w:pPr>
+            <w:r>
+              <w:rPr>
+                <w:rFonts w:ascii="Roboto Mono" w:eastAsia="Roboto Mono" w:hAnsi="Roboto Mono" w:cs="Arial"/>
+                <w:kern w:val="0"/>
+                <w:szCs w:val="22"/>
+                <w:lang w:val="en"/>
+                <w14:ligatures w14:val="none"/>
               </w:rPr>
               <w:t>Some nodes have direct connections</w:t>
             </w:r>
@@ -2878,12 +5006,26 @@
             </w:tcMar>
           </w:tcPr>
           <w:p>
-            <w:r>
-              <w:rPr>
-                <w:rFonts w:ascii="Roboto Mono" w:eastAsia="Roboto Mono" w:hAnsi="Roboto Mono"/>
+            <w:pPr>
+              <w:spacing w:after="0" w:line="276" w:lineRule="auto"/>
+              <w:rPr>
+                <w:rFonts w:ascii="Arial" w:eastAsia="Arial" w:hAnsi="Arial" w:cs="Arial"/>
+                <w:kern w:val="0"/>
+                <w:sz w:val="22"/>
+                <w:szCs w:val="22"/>
+                <w:lang w:val="en"/>
+                <w14:ligatures w14:val="none"/>
+              </w:rPr>
+            </w:pPr>
+            <w:r>
+              <w:rPr>
+                <w:rFonts w:ascii="Roboto Mono" w:eastAsia="Roboto Mono" w:hAnsi="Roboto Mono" w:cs="Arial"/>
                 <w:b/>
                 <w:bCs/>
-                <w:sz w:val="24"/>
+                <w:kern w:val="0"/>
+                <w:szCs w:val="22"/>
+                <w:lang w:val="en"/>
+                <w14:ligatures w14:val="none"/>
               </w:rPr>
               <w:t>Redundancy</w:t>
             </w:r>
@@ -2906,10 +5048,24 @@
             </w:tcMar>
           </w:tcPr>
           <w:p>
-            <w:r>
-              <w:rPr>
-                <w:rFonts w:ascii="Roboto Mono" w:eastAsia="Roboto Mono" w:hAnsi="Roboto Mono"/>
-                <w:sz w:val="24"/>
+            <w:pPr>
+              <w:spacing w:after="0" w:line="276" w:lineRule="auto"/>
+              <w:rPr>
+                <w:rFonts w:ascii="Arial" w:eastAsia="Arial" w:hAnsi="Arial" w:cs="Arial"/>
+                <w:kern w:val="0"/>
+                <w:sz w:val="22"/>
+                <w:szCs w:val="22"/>
+                <w:lang w:val="en"/>
+                <w14:ligatures w14:val="none"/>
+              </w:rPr>
+            </w:pPr>
+            <w:r>
+              <w:rPr>
+                <w:rFonts w:ascii="Roboto Mono" w:eastAsia="Roboto Mono" w:hAnsi="Roboto Mono" w:cs="Arial"/>
+                <w:kern w:val="0"/>
+                <w:szCs w:val="22"/>
+                <w:lang w:val="en"/>
+                <w14:ligatures w14:val="none"/>
               </w:rPr>
               <w:t>Present, but not for every node</w:t>
             </w:r>
@@ -2937,12 +5093,26 @@
             </w:tcMar>
           </w:tcPr>
           <w:p>
-            <w:r>
-              <w:rPr>
-                <w:rFonts w:ascii="Roboto Mono" w:eastAsia="Roboto Mono" w:hAnsi="Roboto Mono"/>
+            <w:pPr>
+              <w:spacing w:after="0" w:line="276" w:lineRule="auto"/>
+              <w:rPr>
+                <w:rFonts w:ascii="Arial" w:eastAsia="Arial" w:hAnsi="Arial" w:cs="Arial"/>
+                <w:kern w:val="0"/>
+                <w:sz w:val="22"/>
+                <w:szCs w:val="22"/>
+                <w:lang w:val="en"/>
+                <w14:ligatures w14:val="none"/>
+              </w:rPr>
+            </w:pPr>
+            <w:r>
+              <w:rPr>
+                <w:rFonts w:ascii="Roboto Mono" w:eastAsia="Roboto Mono" w:hAnsi="Roboto Mono" w:cs="Arial"/>
                 <w:b/>
                 <w:bCs/>
-                <w:sz w:val="24"/>
+                <w:kern w:val="0"/>
+                <w:szCs w:val="22"/>
+                <w:lang w:val="en"/>
+                <w14:ligatures w14:val="none"/>
               </w:rPr>
               <w:t>Cost &amp; Complexity</w:t>
             </w:r>
@@ -2965,10 +5135,24 @@
             </w:tcMar>
           </w:tcPr>
           <w:p>
-            <w:r>
-              <w:rPr>
-                <w:rFonts w:ascii="Roboto Mono" w:eastAsia="Roboto Mono" w:hAnsi="Roboto Mono"/>
-                <w:sz w:val="24"/>
+            <w:pPr>
+              <w:spacing w:after="0" w:line="276" w:lineRule="auto"/>
+              <w:rPr>
+                <w:rFonts w:ascii="Arial" w:eastAsia="Arial" w:hAnsi="Arial" w:cs="Arial"/>
+                <w:kern w:val="0"/>
+                <w:sz w:val="22"/>
+                <w:szCs w:val="22"/>
+                <w:lang w:val="en"/>
+                <w14:ligatures w14:val="none"/>
+              </w:rPr>
+            </w:pPr>
+            <w:r>
+              <w:rPr>
+                <w:rFonts w:ascii="Roboto Mono" w:eastAsia="Roboto Mono" w:hAnsi="Roboto Mono" w:cs="Arial"/>
+                <w:kern w:val="0"/>
+                <w:szCs w:val="22"/>
+                <w:lang w:val="en"/>
+                <w14:ligatures w14:val="none"/>
               </w:rPr>
               <w:t>Lower than full mesh</w:t>
             </w:r>
@@ -2996,12 +5180,26 @@
             </w:tcMar>
           </w:tcPr>
           <w:p>
-            <w:r>
-              <w:rPr>
-                <w:rFonts w:ascii="Roboto Mono" w:eastAsia="Roboto Mono" w:hAnsi="Roboto Mono"/>
+            <w:pPr>
+              <w:spacing w:after="0" w:line="276" w:lineRule="auto"/>
+              <w:rPr>
+                <w:rFonts w:ascii="Arial" w:eastAsia="Arial" w:hAnsi="Arial" w:cs="Arial"/>
+                <w:kern w:val="0"/>
+                <w:sz w:val="22"/>
+                <w:szCs w:val="22"/>
+                <w:lang w:val="en"/>
+                <w14:ligatures w14:val="none"/>
+              </w:rPr>
+            </w:pPr>
+            <w:r>
+              <w:rPr>
+                <w:rFonts w:ascii="Roboto Mono" w:eastAsia="Roboto Mono" w:hAnsi="Roboto Mono" w:cs="Arial"/>
                 <w:b/>
                 <w:bCs/>
-                <w:sz w:val="24"/>
+                <w:kern w:val="0"/>
+                <w:szCs w:val="22"/>
+                <w:lang w:val="en"/>
+                <w14:ligatures w14:val="none"/>
               </w:rPr>
               <w:t>Best Use</w:t>
             </w:r>
@@ -3024,10 +5222,24 @@
             </w:tcMar>
           </w:tcPr>
           <w:p>
-            <w:r>
-              <w:rPr>
-                <w:rFonts w:ascii="Roboto Mono" w:eastAsia="Roboto Mono" w:hAnsi="Roboto Mono"/>
-                <w:sz w:val="24"/>
+            <w:pPr>
+              <w:spacing w:after="0" w:line="276" w:lineRule="auto"/>
+              <w:rPr>
+                <w:rFonts w:ascii="Arial" w:eastAsia="Arial" w:hAnsi="Arial" w:cs="Arial"/>
+                <w:kern w:val="0"/>
+                <w:sz w:val="22"/>
+                <w:szCs w:val="22"/>
+                <w:lang w:val="en"/>
+                <w14:ligatures w14:val="none"/>
+              </w:rPr>
+            </w:pPr>
+            <w:r>
+              <w:rPr>
+                <w:rFonts w:ascii="Roboto Mono" w:eastAsia="Roboto Mono" w:hAnsi="Roboto Mono" w:cs="Arial"/>
+                <w:kern w:val="0"/>
+                <w:szCs w:val="22"/>
+                <w:lang w:val="en"/>
+                <w14:ligatures w14:val="none"/>
               </w:rPr>
               <w:t>Medium/large networks needing smart failover</w:t>
             </w:r>
@@ -3036,17 +5248,56 @@
       </w:tr>
     </w:tbl>
     <w:p>
-      <w:r>
-        <w:rPr>
-          <w:rFonts w:ascii="Roboto Mono" w:eastAsia="Roboto Mono" w:hAnsi="Roboto Mono"/>
-          <w:sz w:val="24"/>
-        </w:rPr>
-        <w:pict w14:anchorId="5AF7327B">
+      <w:pPr>
+        <w:spacing w:after="0" w:line="276" w:lineRule="auto"/>
+        <w:rPr>
+          <w:rFonts w:ascii="Arial" w:eastAsia="Arial" w:hAnsi="Arial" w:cs="Arial"/>
+          <w:kern w:val="0"/>
+          <w:sz w:val="22"/>
+          <w:szCs w:val="22"/>
+          <w:lang w:val="en"/>
+          <w14:ligatures w14:val="none"/>
+        </w:rPr>
+      </w:pPr>
+      <w:r>
+        <w:rPr>
+          <w:rFonts w:ascii="Roboto Mono" w:eastAsia="Roboto Mono" w:hAnsi="Roboto Mono" w:cs="Arial"/>
+          <w:kern w:val="0"/>
+          <w:szCs w:val="22"/>
+          <w:lang w:val="en"/>
+          <w14:ligatures w14:val="none"/>
+        </w:rPr>
+        <w:pict>
           <v:rect id="_x0000_i1033" style="width:0;height:1.5pt" o:hralign="center" o:hrstd="t" o:hr="t" fillcolor="#a0a0a0" stroked="f"/>
         </w:pict>
       </w:r>
     </w:p>
-    <w:p/>
+    <w:p>
+      <w:pPr>
+        <w:spacing w:after="0" w:line="276" w:lineRule="auto"/>
+        <w:rPr>
+          <w:rFonts w:ascii="Arial" w:eastAsia="Arial" w:hAnsi="Arial" w:cs="Arial"/>
+          <w:kern w:val="0"/>
+          <w:sz w:val="22"/>
+          <w:szCs w:val="22"/>
+          <w:lang w:val="en"/>
+          <w14:ligatures w14:val="none"/>
+        </w:rPr>
+      </w:pPr>
+    </w:p>
+    <w:p>
+      <w:pPr>
+        <w:spacing w:after="0" w:line="276" w:lineRule="auto"/>
+        <w:rPr>
+          <w:rFonts w:ascii="Arial" w:eastAsia="Arial" w:hAnsi="Arial" w:cs="Arial"/>
+          <w:kern w:val="0"/>
+          <w:sz w:val="22"/>
+          <w:szCs w:val="22"/>
+          <w:lang w:val="en"/>
+          <w14:ligatures w14:val="none"/>
+        </w:rPr>
+      </w:pPr>
+    </w:p>
     <w:p/>
     <w:sectPr>
       <w:pgSz w:w="12240" w:h="15840"/>
@@ -3695,18 +5946,6 @@
   <w:style w:type="paragraph" w:default="1" w:styleId="Normal">
     <w:name w:val="Normal"/>
     <w:qFormat/>
-    <w:rsid w:val="004D33D4"/>
-    <w:pPr>
-      <w:spacing w:after="0" w:line="276" w:lineRule="auto"/>
-    </w:pPr>
-    <w:rPr>
-      <w:rFonts w:ascii="Arial" w:eastAsia="Arial" w:hAnsi="Arial" w:cs="Arial"/>
-      <w:kern w:val="0"/>
-      <w:sz w:val="22"/>
-      <w:szCs w:val="22"/>
-      <w:lang w:val="en"/>
-      <w14:ligatures w14:val="none"/>
-    </w:rPr>
   </w:style>
   <w:style w:type="paragraph" w:styleId="Heading1">
     <w:name w:val="heading 1"/>
@@ -3715,7 +5954,7 @@
     <w:link w:val="Heading1Char"/>
     <w:uiPriority w:val="9"/>
     <w:qFormat/>
-    <w:rsid w:val="00BD0519"/>
+    <w:rsid w:val="00527D15"/>
     <w:pPr>
       <w:keepNext/>
       <w:keepLines/>
@@ -3735,9 +5974,10 @@
     <w:next w:val="Normal"/>
     <w:link w:val="Heading2Char"/>
     <w:uiPriority w:val="9"/>
+    <w:semiHidden/>
     <w:unhideWhenUsed/>
     <w:qFormat/>
-    <w:rsid w:val="00BD0519"/>
+    <w:rsid w:val="00527D15"/>
     <w:pPr>
       <w:keepNext/>
       <w:keepLines/>
@@ -3760,7 +6000,7 @@
     <w:semiHidden/>
     <w:unhideWhenUsed/>
     <w:qFormat/>
-    <w:rsid w:val="00BD0519"/>
+    <w:rsid w:val="00527D15"/>
     <w:pPr>
       <w:keepNext/>
       <w:keepLines/>
@@ -3783,7 +6023,7 @@
     <w:semiHidden/>
     <w:unhideWhenUsed/>
     <w:qFormat/>
-    <w:rsid w:val="00BD0519"/>
+    <w:rsid w:val="00527D15"/>
     <w:pPr>
       <w:keepNext/>
       <w:keepLines/>
@@ -3806,7 +6046,7 @@
     <w:semiHidden/>
     <w:unhideWhenUsed/>
     <w:qFormat/>
-    <w:rsid w:val="00BD0519"/>
+    <w:rsid w:val="00527D15"/>
     <w:pPr>
       <w:keepNext/>
       <w:keepLines/>
@@ -3827,11 +6067,11 @@
     <w:semiHidden/>
     <w:unhideWhenUsed/>
     <w:qFormat/>
-    <w:rsid w:val="00BD0519"/>
+    <w:rsid w:val="00527D15"/>
     <w:pPr>
       <w:keepNext/>
       <w:keepLines/>
-      <w:spacing w:before="40"/>
+      <w:spacing w:before="40" w:after="0"/>
       <w:outlineLvl w:val="5"/>
     </w:pPr>
     <w:rPr>
@@ -3850,11 +6090,11 @@
     <w:semiHidden/>
     <w:unhideWhenUsed/>
     <w:qFormat/>
-    <w:rsid w:val="00BD0519"/>
+    <w:rsid w:val="00527D15"/>
     <w:pPr>
       <w:keepNext/>
       <w:keepLines/>
-      <w:spacing w:before="40"/>
+      <w:spacing w:before="40" w:after="0"/>
       <w:outlineLvl w:val="6"/>
     </w:pPr>
     <w:rPr>
@@ -3871,10 +6111,11 @@
     <w:semiHidden/>
     <w:unhideWhenUsed/>
     <w:qFormat/>
-    <w:rsid w:val="00BD0519"/>
+    <w:rsid w:val="00527D15"/>
     <w:pPr>
       <w:keepNext/>
       <w:keepLines/>
+      <w:spacing w:after="0"/>
       <w:outlineLvl w:val="7"/>
     </w:pPr>
     <w:rPr>
@@ -3893,10 +6134,11 @@
     <w:semiHidden/>
     <w:unhideWhenUsed/>
     <w:qFormat/>
-    <w:rsid w:val="00BD0519"/>
+    <w:rsid w:val="00527D15"/>
     <w:pPr>
       <w:keepNext/>
       <w:keepLines/>
+      <w:spacing w:after="0"/>
       <w:outlineLvl w:val="8"/>
     </w:pPr>
     <w:rPr>
@@ -3936,7 +6178,7 @@
     <w:basedOn w:val="DefaultParagraphFont"/>
     <w:link w:val="Heading1"/>
     <w:uiPriority w:val="9"/>
-    <w:rsid w:val="00BD0519"/>
+    <w:rsid w:val="00527D15"/>
     <w:rPr>
       <w:rFonts w:asciiTheme="majorHAnsi" w:eastAsiaTheme="majorEastAsia" w:hAnsiTheme="majorHAnsi" w:cstheme="majorBidi"/>
       <w:color w:val="2F5496" w:themeColor="accent1" w:themeShade="BF"/>
@@ -3949,7 +6191,8 @@
     <w:basedOn w:val="DefaultParagraphFont"/>
     <w:link w:val="Heading2"/>
     <w:uiPriority w:val="9"/>
-    <w:rsid w:val="00BD0519"/>
+    <w:semiHidden/>
+    <w:rsid w:val="00527D15"/>
     <w:rPr>
       <w:rFonts w:asciiTheme="majorHAnsi" w:eastAsiaTheme="majorEastAsia" w:hAnsiTheme="majorHAnsi" w:cstheme="majorBidi"/>
       <w:color w:val="2F5496" w:themeColor="accent1" w:themeShade="BF"/>
@@ -3963,7 +6206,7 @@
     <w:link w:val="Heading3"/>
     <w:uiPriority w:val="9"/>
     <w:semiHidden/>
-    <w:rsid w:val="00BD0519"/>
+    <w:rsid w:val="00527D15"/>
     <w:rPr>
       <w:rFonts w:eastAsiaTheme="majorEastAsia" w:cstheme="majorBidi"/>
       <w:color w:val="2F5496" w:themeColor="accent1" w:themeShade="BF"/>
@@ -3977,7 +6220,7 @@
     <w:link w:val="Heading4"/>
     <w:uiPriority w:val="9"/>
     <w:semiHidden/>
-    <w:rsid w:val="00BD0519"/>
+    <w:rsid w:val="00527D15"/>
     <w:rPr>
       <w:rFonts w:eastAsiaTheme="majorEastAsia" w:cstheme="majorBidi"/>
       <w:i/>
@@ -3991,7 +6234,7 @@
     <w:link w:val="Heading5"/>
     <w:uiPriority w:val="9"/>
     <w:semiHidden/>
-    <w:rsid w:val="00BD0519"/>
+    <w:rsid w:val="00527D15"/>
     <w:rPr>
       <w:rFonts w:eastAsiaTheme="majorEastAsia" w:cstheme="majorBidi"/>
       <w:color w:val="2F5496" w:themeColor="accent1" w:themeShade="BF"/>
@@ -4003,7 +6246,7 @@
     <w:link w:val="Heading6"/>
     <w:uiPriority w:val="9"/>
     <w:semiHidden/>
-    <w:rsid w:val="00BD0519"/>
+    <w:rsid w:val="00527D15"/>
     <w:rPr>
       <w:rFonts w:eastAsiaTheme="majorEastAsia" w:cstheme="majorBidi"/>
       <w:i/>
@@ -4017,7 +6260,7 @@
     <w:link w:val="Heading7"/>
     <w:uiPriority w:val="9"/>
     <w:semiHidden/>
-    <w:rsid w:val="00BD0519"/>
+    <w:rsid w:val="00527D15"/>
     <w:rPr>
       <w:rFonts w:eastAsiaTheme="majorEastAsia" w:cstheme="majorBidi"/>
       <w:color w:val="595959" w:themeColor="text1" w:themeTint="A6"/>
@@ -4029,7 +6272,7 @@
     <w:link w:val="Heading8"/>
     <w:uiPriority w:val="9"/>
     <w:semiHidden/>
-    <w:rsid w:val="00BD0519"/>
+    <w:rsid w:val="00527D15"/>
     <w:rPr>
       <w:rFonts w:eastAsiaTheme="majorEastAsia" w:cstheme="majorBidi"/>
       <w:i/>
@@ -4043,7 +6286,7 @@
     <w:link w:val="Heading9"/>
     <w:uiPriority w:val="9"/>
     <w:semiHidden/>
-    <w:rsid w:val="00BD0519"/>
+    <w:rsid w:val="00527D15"/>
     <w:rPr>
       <w:rFonts w:eastAsiaTheme="majorEastAsia" w:cstheme="majorBidi"/>
       <w:color w:val="272727" w:themeColor="text1" w:themeTint="D8"/>
@@ -4056,7 +6299,7 @@
     <w:link w:val="TitleChar"/>
     <w:uiPriority w:val="10"/>
     <w:qFormat/>
-    <w:rsid w:val="00BD0519"/>
+    <w:rsid w:val="00527D15"/>
     <w:pPr>
       <w:spacing w:after="80" w:line="240" w:lineRule="auto"/>
       <w:contextualSpacing/>
@@ -4074,7 +6317,7 @@
     <w:basedOn w:val="DefaultParagraphFont"/>
     <w:link w:val="Title"/>
     <w:uiPriority w:val="10"/>
-    <w:rsid w:val="00BD0519"/>
+    <w:rsid w:val="00527D15"/>
     <w:rPr>
       <w:rFonts w:asciiTheme="majorHAnsi" w:eastAsiaTheme="majorEastAsia" w:hAnsiTheme="majorHAnsi" w:cstheme="majorBidi"/>
       <w:spacing w:val="-10"/>
@@ -4090,7 +6333,7 @@
     <w:link w:val="SubtitleChar"/>
     <w:uiPriority w:val="11"/>
     <w:qFormat/>
-    <w:rsid w:val="00BD0519"/>
+    <w:rsid w:val="00527D15"/>
     <w:pPr>
       <w:numPr>
         <w:ilvl w:val="1"/>
@@ -4109,7 +6352,7 @@
     <w:basedOn w:val="DefaultParagraphFont"/>
     <w:link w:val="Subtitle"/>
     <w:uiPriority w:val="11"/>
-    <w:rsid w:val="00BD0519"/>
+    <w:rsid w:val="00527D15"/>
     <w:rPr>
       <w:rFonts w:eastAsiaTheme="majorEastAsia" w:cstheme="majorBidi"/>
       <w:color w:val="595959" w:themeColor="text1" w:themeTint="A6"/>
@@ -4125,7 +6368,7 @@
     <w:link w:val="QuoteChar"/>
     <w:uiPriority w:val="29"/>
     <w:qFormat/>
-    <w:rsid w:val="00BD0519"/>
+    <w:rsid w:val="00527D15"/>
     <w:pPr>
       <w:spacing w:before="160"/>
       <w:jc w:val="center"/>
@@ -4141,7 +6384,7 @@
     <w:basedOn w:val="DefaultParagraphFont"/>
     <w:link w:val="Quote"/>
     <w:uiPriority w:val="29"/>
-    <w:rsid w:val="00BD0519"/>
+    <w:rsid w:val="00527D15"/>
     <w:rPr>
       <w:i/>
       <w:iCs/>
@@ -4153,7 +6396,7 @@
     <w:basedOn w:val="Normal"/>
     <w:uiPriority w:val="34"/>
     <w:qFormat/>
-    <w:rsid w:val="00BD0519"/>
+    <w:rsid w:val="00527D15"/>
     <w:pPr>
       <w:ind w:left="720"/>
       <w:contextualSpacing/>
@@ -4164,7 +6407,7 @@
     <w:basedOn w:val="DefaultParagraphFont"/>
     <w:uiPriority w:val="21"/>
     <w:qFormat/>
-    <w:rsid w:val="00BD0519"/>
+    <w:rsid w:val="00527D15"/>
     <w:rPr>
       <w:i/>
       <w:iCs/>
@@ -4178,7 +6421,7 @@
     <w:link w:val="IntenseQuoteChar"/>
     <w:uiPriority w:val="30"/>
     <w:qFormat/>
-    <w:rsid w:val="00BD0519"/>
+    <w:rsid w:val="00527D15"/>
     <w:pPr>
       <w:pBdr>
         <w:top w:val="single" w:sz="4" w:space="10" w:color="2F5496" w:themeColor="accent1" w:themeShade="BF"/>
@@ -4199,7 +6442,7 @@
     <w:basedOn w:val="DefaultParagraphFont"/>
     <w:link w:val="IntenseQuote"/>
     <w:uiPriority w:val="30"/>
-    <w:rsid w:val="00BD0519"/>
+    <w:rsid w:val="00527D15"/>
     <w:rPr>
       <w:i/>
       <w:iCs/>
@@ -4211,7 +6454,7 @@
     <w:basedOn w:val="DefaultParagraphFont"/>
     <w:uiPriority w:val="32"/>
     <w:qFormat/>
-    <w:rsid w:val="00BD0519"/>
+    <w:rsid w:val="00527D15"/>
     <w:rPr>
       <w:b/>
       <w:bCs/>

--- a/Knowledge/3-Work knowledge/1-Software Engineering/1-Software Engineering Fundamentals/5-My Source/3-Network Topologies/Types of Mesh Topology/2-Partial Mesh.docx
+++ b/Knowledge/3-Work knowledge/1-Software Engineering/1-Software Engineering Fundamentals/5-My Source/3-Network Topologies/Types of Mesh Topology/2-Partial Mesh.docx
@@ -4,60 +4,30 @@
   <w:body>
     <w:p>
       <w:pPr>
-        <w:keepNext/>
-        <w:keepLines/>
-        <w:spacing w:before="360" w:after="80" w:line="276" w:lineRule="auto"/>
-        <w:outlineLvl w:val="0"/>
-        <w:rPr>
-          <w:rFonts w:asciiTheme="majorHAnsi" w:eastAsiaTheme="majorEastAsia" w:hAnsiTheme="majorHAnsi" w:cstheme="majorBidi"/>
-          <w:color w:val="2F5496" w:themeColor="accent1" w:themeShade="BF"/>
-          <w:kern w:val="0"/>
-          <w:sz w:val="40"/>
-          <w:szCs w:val="40"/>
-          <w:lang w:val="en"/>
-          <w14:ligatures w14:val="none"/>
+        <w:pStyle w:val="Heading1"/>
+        <w:rPr>
+          <w:lang w:val="en"/>
         </w:rPr>
       </w:pPr>
       <w:bookmarkStart w:id="0" w:name="_1t9kimnkc32j" w:colFirst="0" w:colLast="0"/>
       <w:bookmarkEnd w:id="0"/>
       <w:r>
         <w:rPr>
-          <w:rFonts w:asciiTheme="majorHAnsi" w:eastAsiaTheme="majorEastAsia" w:hAnsiTheme="majorHAnsi" w:cstheme="majorBidi"/>
-          <w:color w:val="2F5496" w:themeColor="accent1" w:themeShade="BF"/>
-          <w:kern w:val="0"/>
-          <w:sz w:val="40"/>
-          <w:szCs w:val="40"/>
-          <w:lang w:val="en"/>
-          <w14:ligatures w14:val="none"/>
+          <w:lang w:val="en"/>
         </w:rPr>
         <w:t>Partial Mesh</w:t>
       </w:r>
     </w:p>
     <w:p>
       <w:pPr>
-        <w:keepNext/>
-        <w:keepLines/>
-        <w:spacing w:before="160" w:after="80" w:line="276" w:lineRule="auto"/>
-        <w:outlineLvl w:val="1"/>
-        <w:rPr>
-          <w:rFonts w:asciiTheme="majorHAnsi" w:eastAsiaTheme="majorEastAsia" w:hAnsiTheme="majorHAnsi" w:cstheme="majorBidi"/>
-          <w:color w:val="2F5496" w:themeColor="accent1" w:themeShade="BF"/>
-          <w:kern w:val="0"/>
-          <w:sz w:val="32"/>
-          <w:szCs w:val="32"/>
-          <w:lang w:val="en"/>
-          <w14:ligatures w14:val="none"/>
-        </w:rPr>
-      </w:pPr>
-      <w:r>
-        <w:rPr>
-          <w:rFonts w:asciiTheme="majorHAnsi" w:eastAsiaTheme="majorEastAsia" w:hAnsiTheme="majorHAnsi" w:cstheme="majorBidi"/>
-          <w:color w:val="2F5496" w:themeColor="accent1" w:themeShade="BF"/>
-          <w:kern w:val="0"/>
-          <w:sz w:val="32"/>
-          <w:szCs w:val="32"/>
-          <w:lang w:val="en"/>
-          <w14:ligatures w14:val="none"/>
+        <w:pStyle w:val="Heading2"/>
+        <w:rPr>
+          <w:lang w:val="en"/>
+        </w:rPr>
+      </w:pPr>
+      <w:r>
+        <w:rPr>
+          <w:lang w:val="en"/>
         </w:rPr>
         <w:t>What Is Partial Mesh?</w:t>
       </w:r>
@@ -99,6 +69,7 @@
         </w:rPr>
         <w:t xml:space="preserve">: </w:t>
       </w:r>
+      <w:proofErr w:type="spellStart"/>
       <w:r>
         <w:rPr>
           <w:rFonts w:ascii="Arial" w:eastAsia="Arial" w:hAnsi="Arial" w:cs="Arial"/>
@@ -110,7 +81,21 @@
           <w:lang w:val="en"/>
           <w14:ligatures w14:val="none"/>
         </w:rPr>
-        <w:t>Chatgpt (GPT</w:t>
+        <w:t>Chatgpt</w:t>
+      </w:r>
+      <w:proofErr w:type="spellEnd"/>
+      <w:r>
+        <w:rPr>
+          <w:rFonts w:ascii="Arial" w:eastAsia="Arial" w:hAnsi="Arial" w:cs="Arial"/>
+          <w:b/>
+          <w:kern w:val="0"/>
+          <w:sz w:val="22"/>
+          <w:szCs w:val="22"/>
+          <w:highlight w:val="darkGray"/>
+          <w:lang w:val="en"/>
+          <w14:ligatures w14:val="none"/>
+        </w:rPr>
+        <w:t xml:space="preserve"> (GPT</w:t>
       </w:r>
       <w:r>
         <w:rPr>
@@ -292,54 +277,30 @@
           <w:lang w:val="en"/>
           <w14:ligatures w14:val="none"/>
         </w:rPr>
-        <w:pict>
+        <w:pict w14:anchorId="23826BAB">
           <v:rect id="_x0000_i1025" style="width:0;height:1.5pt" o:hralign="center" o:hrstd="t" o:hr="t" fillcolor="#a0a0a0" stroked="f"/>
         </w:pict>
       </w:r>
     </w:p>
     <w:p>
       <w:pPr>
-        <w:spacing w:before="160" w:after="80" w:line="276" w:lineRule="auto"/>
-        <w:outlineLvl w:val="1"/>
-        <w:rPr>
-          <w:rFonts w:asciiTheme="majorHAnsi" w:eastAsiaTheme="majorEastAsia" w:hAnsiTheme="majorHAnsi" w:cstheme="majorBidi"/>
-          <w:b/>
-          <w:bCs/>
-          <w:color w:val="2F5496" w:themeColor="accent1" w:themeShade="BF"/>
-          <w:kern w:val="0"/>
-          <w:sz w:val="34"/>
-          <w:szCs w:val="34"/>
-          <w:lang w:val="en"/>
-          <w14:ligatures w14:val="none"/>
+        <w:pStyle w:val="Heading2"/>
+        <w:rPr>
+          <w:lang w:val="en"/>
         </w:rPr>
       </w:pPr>
       <w:bookmarkStart w:id="1" w:name="_fjpr1l4m2jvb" w:colFirst="0" w:colLast="0"/>
       <w:bookmarkEnd w:id="1"/>
       <w:r>
         <w:rPr>
-          <w:rFonts w:ascii="Segoe UI Emoji" w:eastAsiaTheme="majorEastAsia" w:hAnsi="Segoe UI Emoji" w:cs="Segoe UI Emoji"/>
-          <w:b/>
-          <w:bCs/>
-          <w:color w:val="2F5496" w:themeColor="accent1" w:themeShade="BF"/>
-          <w:kern w:val="0"/>
-          <w:sz w:val="34"/>
-          <w:szCs w:val="34"/>
-          <w:lang w:val="en"/>
-          <w14:ligatures w14:val="none"/>
+          <w:rFonts w:ascii="Segoe UI Emoji" w:hAnsi="Segoe UI Emoji" w:cs="Segoe UI Emoji"/>
+          <w:lang w:val="en"/>
         </w:rPr>
         <w:t>🧠</w:t>
       </w:r>
       <w:r>
         <w:rPr>
-          <w:rFonts w:asciiTheme="majorHAnsi" w:eastAsiaTheme="majorEastAsia" w:hAnsiTheme="majorHAnsi" w:cstheme="majorBidi"/>
-          <w:b/>
-          <w:bCs/>
-          <w:color w:val="2F5496" w:themeColor="accent1" w:themeShade="BF"/>
-          <w:kern w:val="0"/>
-          <w:sz w:val="34"/>
-          <w:szCs w:val="34"/>
-          <w:lang w:val="en"/>
-          <w14:ligatures w14:val="none"/>
+          <w:lang w:val="en"/>
         </w:rPr>
         <w:t xml:space="preserve"> Simple Definition:</w:t>
       </w:r>
@@ -381,6 +342,7 @@
         </w:rPr>
         <w:t xml:space="preserve">: </w:t>
       </w:r>
+      <w:proofErr w:type="spellStart"/>
       <w:r>
         <w:rPr>
           <w:rFonts w:ascii="Arial" w:eastAsia="Arial" w:hAnsi="Arial" w:cs="Arial"/>
@@ -392,7 +354,21 @@
           <w:lang w:val="en"/>
           <w14:ligatures w14:val="none"/>
         </w:rPr>
-        <w:t>Chatgpt (GPT</w:t>
+        <w:t>Chatgpt</w:t>
+      </w:r>
+      <w:proofErr w:type="spellEnd"/>
+      <w:r>
+        <w:rPr>
+          <w:rFonts w:ascii="Arial" w:eastAsia="Arial" w:hAnsi="Arial" w:cs="Arial"/>
+          <w:b/>
+          <w:kern w:val="0"/>
+          <w:sz w:val="22"/>
+          <w:szCs w:val="22"/>
+          <w:highlight w:val="darkGray"/>
+          <w:lang w:val="en"/>
+          <w14:ligatures w14:val="none"/>
+        </w:rPr>
+        <w:t xml:space="preserve"> (GPT</w:t>
       </w:r>
       <w:r>
         <w:rPr>
@@ -553,54 +529,30 @@
           <w:lang w:val="en"/>
           <w14:ligatures w14:val="none"/>
         </w:rPr>
-        <w:pict>
+        <w:pict w14:anchorId="5D693644">
           <v:rect id="_x0000_i1026" style="width:0;height:1.5pt" o:hralign="center" o:hrstd="t" o:hr="t" fillcolor="#a0a0a0" stroked="f"/>
         </w:pict>
       </w:r>
     </w:p>
     <w:p>
       <w:pPr>
-        <w:spacing w:before="160" w:after="80" w:line="276" w:lineRule="auto"/>
-        <w:outlineLvl w:val="1"/>
-        <w:rPr>
-          <w:rFonts w:asciiTheme="majorHAnsi" w:eastAsiaTheme="majorEastAsia" w:hAnsiTheme="majorHAnsi" w:cstheme="majorBidi"/>
-          <w:b/>
-          <w:bCs/>
-          <w:color w:val="2F5496" w:themeColor="accent1" w:themeShade="BF"/>
-          <w:kern w:val="0"/>
-          <w:sz w:val="34"/>
-          <w:szCs w:val="34"/>
-          <w:lang w:val="en"/>
-          <w14:ligatures w14:val="none"/>
+        <w:pStyle w:val="Heading2"/>
+        <w:rPr>
+          <w:lang w:val="en"/>
         </w:rPr>
       </w:pPr>
       <w:bookmarkStart w:id="2" w:name="_e6lgmobk04fb" w:colFirst="0" w:colLast="0"/>
       <w:bookmarkEnd w:id="2"/>
       <w:r>
         <w:rPr>
-          <w:rFonts w:ascii="Segoe UI Emoji" w:eastAsiaTheme="majorEastAsia" w:hAnsi="Segoe UI Emoji" w:cs="Segoe UI Emoji"/>
-          <w:b/>
-          <w:bCs/>
-          <w:color w:val="2F5496" w:themeColor="accent1" w:themeShade="BF"/>
-          <w:kern w:val="0"/>
-          <w:sz w:val="34"/>
-          <w:szCs w:val="34"/>
-          <w:lang w:val="en"/>
-          <w14:ligatures w14:val="none"/>
+          <w:rFonts w:ascii="Segoe UI Emoji" w:hAnsi="Segoe UI Emoji" w:cs="Segoe UI Emoji"/>
+          <w:lang w:val="en"/>
         </w:rPr>
         <w:t>🖼️</w:t>
       </w:r>
       <w:r>
         <w:rPr>
-          <w:rFonts w:asciiTheme="majorHAnsi" w:eastAsiaTheme="majorEastAsia" w:hAnsiTheme="majorHAnsi" w:cstheme="majorBidi"/>
-          <w:b/>
-          <w:bCs/>
-          <w:color w:val="2F5496" w:themeColor="accent1" w:themeShade="BF"/>
-          <w:kern w:val="0"/>
-          <w:sz w:val="34"/>
-          <w:szCs w:val="34"/>
-          <w:lang w:val="en"/>
-          <w14:ligatures w14:val="none"/>
+          <w:lang w:val="en"/>
         </w:rPr>
         <w:t xml:space="preserve"> Visual Example:</w:t>
       </w:r>
@@ -645,6 +597,7 @@
         </w:rPr>
         <w:t xml:space="preserve">: </w:t>
       </w:r>
+      <w:proofErr w:type="spellStart"/>
       <w:r>
         <w:rPr>
           <w:rFonts w:ascii="Arial" w:eastAsia="Arial" w:hAnsi="Arial" w:cs="Arial"/>
@@ -656,7 +609,21 @@
           <w:lang w:val="en"/>
           <w14:ligatures w14:val="none"/>
         </w:rPr>
-        <w:t>Chatgpt (GPT</w:t>
+        <w:t>Chatgpt</w:t>
+      </w:r>
+      <w:proofErr w:type="spellEnd"/>
+      <w:r>
+        <w:rPr>
+          <w:rFonts w:ascii="Arial" w:eastAsia="Arial" w:hAnsi="Arial" w:cs="Arial"/>
+          <w:b/>
+          <w:kern w:val="0"/>
+          <w:sz w:val="22"/>
+          <w:szCs w:val="22"/>
+          <w:highlight w:val="darkGray"/>
+          <w:lang w:val="en"/>
+          <w14:ligatures w14:val="none"/>
+        </w:rPr>
+        <w:t xml:space="preserve"> (GPT</w:t>
       </w:r>
       <w:r>
         <w:rPr>
@@ -708,7 +675,7 @@
           <w14:ligatures w14:val="none"/>
         </w:rPr>
         <w:drawing>
-          <wp:inline distT="114300" distB="114300" distL="114300" distR="114300" wp14:anchorId="3F106ACD" wp14:editId="73DE1416">
+          <wp:inline distT="114300" distB="114300" distL="114300" distR="114300" wp14:anchorId="2853C2EB" wp14:editId="306980A6">
             <wp:extent cx="5943600" cy="1511300"/>
             <wp:effectExtent l="0" t="0" r="0" b="0"/>
             <wp:docPr id="3" name="image6.png"/>
@@ -810,7 +777,29 @@
           <w:lang w:val="en"/>
           <w14:ligatures w14:val="none"/>
         </w:rPr>
-        <w:t xml:space="preserve">  [B]   [C]</w:t>
+        <w:t xml:space="preserve">  [</w:t>
+      </w:r>
+      <w:proofErr w:type="gramStart"/>
+      <w:r>
+        <w:rPr>
+          <w:rFonts w:ascii="Roboto Mono" w:eastAsia="Roboto Mono" w:hAnsi="Roboto Mono" w:cs="Arial"/>
+          <w:kern w:val="0"/>
+          <w:szCs w:val="22"/>
+          <w:lang w:val="en"/>
+          <w14:ligatures w14:val="none"/>
+        </w:rPr>
+        <w:t xml:space="preserve">B]   </w:t>
+      </w:r>
+      <w:proofErr w:type="gramEnd"/>
+      <w:r>
+        <w:rPr>
+          <w:rFonts w:ascii="Roboto Mono" w:eastAsia="Roboto Mono" w:hAnsi="Roboto Mono" w:cs="Arial"/>
+          <w:kern w:val="0"/>
+          <w:szCs w:val="22"/>
+          <w:lang w:val="en"/>
+          <w14:ligatures w14:val="none"/>
+        </w:rPr>
+        <w:t>[C]</w:t>
       </w:r>
     </w:p>
     <w:p>
@@ -856,6 +845,7 @@
           <w:lang w:val="en"/>
           <w14:ligatures w14:val="none"/>
         </w:rPr>
+        <w:lastRenderedPageBreak/>
         <w:t xml:space="preserve">  [D]</w:t>
       </w:r>
       <w:r>
@@ -1023,54 +1013,30 @@
           <w:lang w:val="en"/>
           <w14:ligatures w14:val="none"/>
         </w:rPr>
-        <w:pict>
+        <w:pict w14:anchorId="5A791A86">
           <v:rect id="_x0000_i1027" style="width:0;height:1.5pt" o:hralign="center" o:hrstd="t" o:hr="t" fillcolor="#a0a0a0" stroked="f"/>
         </w:pict>
       </w:r>
     </w:p>
     <w:p>
       <w:pPr>
-        <w:spacing w:before="160" w:after="80" w:line="276" w:lineRule="auto"/>
-        <w:outlineLvl w:val="1"/>
-        <w:rPr>
-          <w:rFonts w:asciiTheme="majorHAnsi" w:eastAsiaTheme="majorEastAsia" w:hAnsiTheme="majorHAnsi" w:cstheme="majorBidi"/>
-          <w:b/>
-          <w:bCs/>
-          <w:color w:val="2F5496" w:themeColor="accent1" w:themeShade="BF"/>
-          <w:kern w:val="0"/>
-          <w:sz w:val="34"/>
-          <w:szCs w:val="34"/>
-          <w:lang w:val="en"/>
-          <w14:ligatures w14:val="none"/>
+        <w:pStyle w:val="Heading2"/>
+        <w:rPr>
+          <w:lang w:val="en"/>
         </w:rPr>
       </w:pPr>
       <w:bookmarkStart w:id="3" w:name="_q5t6hum1oyko" w:colFirst="0" w:colLast="0"/>
       <w:bookmarkEnd w:id="3"/>
       <w:r>
         <w:rPr>
-          <w:rFonts w:ascii="Segoe UI Emoji" w:eastAsiaTheme="majorEastAsia" w:hAnsi="Segoe UI Emoji" w:cs="Segoe UI Emoji"/>
-          <w:b/>
-          <w:bCs/>
-          <w:color w:val="2F5496" w:themeColor="accent1" w:themeShade="BF"/>
-          <w:kern w:val="0"/>
-          <w:sz w:val="34"/>
-          <w:szCs w:val="34"/>
-          <w:lang w:val="en"/>
-          <w14:ligatures w14:val="none"/>
+          <w:rFonts w:ascii="Segoe UI Emoji" w:hAnsi="Segoe UI Emoji" w:cs="Segoe UI Emoji"/>
+          <w:lang w:val="en"/>
         </w:rPr>
         <w:t>🔁</w:t>
       </w:r>
       <w:r>
         <w:rPr>
-          <w:rFonts w:asciiTheme="majorHAnsi" w:eastAsiaTheme="majorEastAsia" w:hAnsiTheme="majorHAnsi" w:cstheme="majorBidi"/>
-          <w:b/>
-          <w:bCs/>
-          <w:color w:val="2F5496" w:themeColor="accent1" w:themeShade="BF"/>
-          <w:kern w:val="0"/>
-          <w:sz w:val="34"/>
-          <w:szCs w:val="34"/>
-          <w:lang w:val="en"/>
-          <w14:ligatures w14:val="none"/>
+          <w:lang w:val="en"/>
         </w:rPr>
         <w:t xml:space="preserve"> How It Works</w:t>
       </w:r>
@@ -1112,6 +1078,7 @@
         </w:rPr>
         <w:t xml:space="preserve">: </w:t>
       </w:r>
+      <w:proofErr w:type="spellStart"/>
       <w:r>
         <w:rPr>
           <w:rFonts w:ascii="Arial" w:eastAsia="Arial" w:hAnsi="Arial" w:cs="Arial"/>
@@ -1123,7 +1090,21 @@
           <w:lang w:val="en"/>
           <w14:ligatures w14:val="none"/>
         </w:rPr>
-        <w:t>Chatgpt (GPT</w:t>
+        <w:t>Chatgpt</w:t>
+      </w:r>
+      <w:proofErr w:type="spellEnd"/>
+      <w:r>
+        <w:rPr>
+          <w:rFonts w:ascii="Arial" w:eastAsia="Arial" w:hAnsi="Arial" w:cs="Arial"/>
+          <w:b/>
+          <w:kern w:val="0"/>
+          <w:sz w:val="22"/>
+          <w:szCs w:val="22"/>
+          <w:highlight w:val="darkGray"/>
+          <w:lang w:val="en"/>
+          <w14:ligatures w14:val="none"/>
+        </w:rPr>
+        <w:t xml:space="preserve"> (GPT</w:t>
       </w:r>
       <w:r>
         <w:rPr>
@@ -1329,25 +1310,16 @@
           <w:lang w:val="en"/>
           <w14:ligatures w14:val="none"/>
         </w:rPr>
-        <w:pict>
+        <w:pict w14:anchorId="72FB65B0">
           <v:rect id="_x0000_i1028" style="width:0;height:1.5pt" o:hralign="center" o:hrstd="t" o:hr="t" fillcolor="#a0a0a0" stroked="f"/>
         </w:pict>
       </w:r>
     </w:p>
     <w:p>
       <w:pPr>
-        <w:spacing w:before="160" w:after="80" w:line="276" w:lineRule="auto"/>
-        <w:outlineLvl w:val="1"/>
-        <w:rPr>
-          <w:rFonts w:asciiTheme="majorHAnsi" w:eastAsiaTheme="majorEastAsia" w:hAnsiTheme="majorHAnsi" w:cstheme="majorBidi"/>
-          <w:b/>
-          <w:bCs/>
-          <w:color w:val="2F5496" w:themeColor="accent1" w:themeShade="BF"/>
-          <w:kern w:val="0"/>
-          <w:sz w:val="34"/>
-          <w:szCs w:val="34"/>
-          <w:lang w:val="en"/>
-          <w14:ligatures w14:val="none"/>
+        <w:pStyle w:val="Heading2"/>
+        <w:rPr>
+          <w:lang w:val="en"/>
         </w:rPr>
       </w:pPr>
       <w:bookmarkStart w:id="4" w:name="_6pgfwec0driy" w:colFirst="0" w:colLast="0"/>
@@ -1355,28 +1327,14 @@
       <w:r>
         <w:rPr>
           <w:rFonts w:ascii="Segoe UI Emoji" w:eastAsia="Arial Unicode MS" w:hAnsi="Segoe UI Emoji" w:cs="Segoe UI Emoji"/>
-          <w:b/>
-          <w:bCs/>
-          <w:color w:val="2F5496" w:themeColor="accent1" w:themeShade="BF"/>
-          <w:kern w:val="0"/>
-          <w:sz w:val="34"/>
-          <w:szCs w:val="34"/>
-          <w:lang w:val="en"/>
-          <w14:ligatures w14:val="none"/>
+          <w:lang w:val="en"/>
         </w:rPr>
         <w:t>✅</w:t>
       </w:r>
       <w:r>
         <w:rPr>
-          <w:rFonts w:ascii="Arial Unicode MS" w:eastAsia="Arial Unicode MS" w:hAnsi="Arial Unicode MS" w:cs="Arial Unicode MS"/>
-          <w:b/>
-          <w:bCs/>
-          <w:color w:val="2F5496" w:themeColor="accent1" w:themeShade="BF"/>
-          <w:kern w:val="0"/>
-          <w:sz w:val="34"/>
-          <w:szCs w:val="34"/>
-          <w:lang w:val="en"/>
-          <w14:ligatures w14:val="none"/>
+          <w:rFonts w:eastAsia="Arial Unicode MS"/>
+          <w:lang w:val="en"/>
         </w:rPr>
         <w:t xml:space="preserve"> Advantages</w:t>
       </w:r>
@@ -1421,6 +1379,7 @@
         </w:rPr>
         <w:t xml:space="preserve">: </w:t>
       </w:r>
+      <w:proofErr w:type="spellStart"/>
       <w:r>
         <w:rPr>
           <w:rFonts w:ascii="Arial" w:eastAsia="Arial" w:hAnsi="Arial" w:cs="Arial"/>
@@ -1432,7 +1391,21 @@
           <w:lang w:val="en"/>
           <w14:ligatures w14:val="none"/>
         </w:rPr>
-        <w:t>Chatgpt (GPT</w:t>
+        <w:t>Chatgpt</w:t>
+      </w:r>
+      <w:proofErr w:type="spellEnd"/>
+      <w:r>
+        <w:rPr>
+          <w:rFonts w:ascii="Arial" w:eastAsia="Arial" w:hAnsi="Arial" w:cs="Arial"/>
+          <w:b/>
+          <w:kern w:val="0"/>
+          <w:sz w:val="22"/>
+          <w:szCs w:val="22"/>
+          <w:highlight w:val="darkGray"/>
+          <w:lang w:val="en"/>
+          <w14:ligatures w14:val="none"/>
+        </w:rPr>
+        <w:t xml:space="preserve"> (GPT</w:t>
       </w:r>
       <w:r>
         <w:rPr>
@@ -1484,7 +1457,7 @@
           <w14:ligatures w14:val="none"/>
         </w:rPr>
         <w:drawing>
-          <wp:inline distT="114300" distB="114300" distL="114300" distR="114300" wp14:anchorId="29B57320" wp14:editId="310E5217">
+          <wp:inline distT="114300" distB="114300" distL="114300" distR="114300" wp14:anchorId="3178F711" wp14:editId="08AB10D6">
             <wp:extent cx="5943600" cy="1600200"/>
             <wp:effectExtent l="0" t="0" r="0" b="0"/>
             <wp:docPr id="4" name="image2.png"/>
@@ -1594,6 +1567,7 @@
                 <w:lang w:val="en"/>
                 <w14:ligatures w14:val="none"/>
               </w:rPr>
+              <w:lastRenderedPageBreak/>
               <w:t>✔</w:t>
             </w:r>
             <w:r>
@@ -2115,25 +2089,16 @@
           <w:lang w:val="en"/>
           <w14:ligatures w14:val="none"/>
         </w:rPr>
-        <w:pict>
+        <w:pict w14:anchorId="25B18410">
           <v:rect id="_x0000_i1029" style="width:0;height:1.5pt" o:hralign="center" o:hrstd="t" o:hr="t" fillcolor="#a0a0a0" stroked="f"/>
         </w:pict>
       </w:r>
     </w:p>
     <w:p>
       <w:pPr>
-        <w:spacing w:before="160" w:after="80" w:line="276" w:lineRule="auto"/>
-        <w:outlineLvl w:val="1"/>
-        <w:rPr>
-          <w:rFonts w:asciiTheme="majorHAnsi" w:eastAsiaTheme="majorEastAsia" w:hAnsiTheme="majorHAnsi" w:cstheme="majorBidi"/>
-          <w:b/>
-          <w:bCs/>
-          <w:color w:val="2F5496" w:themeColor="accent1" w:themeShade="BF"/>
-          <w:kern w:val="0"/>
-          <w:sz w:val="34"/>
-          <w:szCs w:val="34"/>
-          <w:lang w:val="en"/>
-          <w14:ligatures w14:val="none"/>
+        <w:pStyle w:val="Heading2"/>
+        <w:rPr>
+          <w:lang w:val="en"/>
         </w:rPr>
       </w:pPr>
       <w:bookmarkStart w:id="5" w:name="_n6btdyozhfe5" w:colFirst="0" w:colLast="0"/>
@@ -2141,28 +2106,14 @@
       <w:r>
         <w:rPr>
           <w:rFonts w:ascii="Segoe UI Emoji" w:eastAsia="Arial Unicode MS" w:hAnsi="Segoe UI Emoji" w:cs="Segoe UI Emoji"/>
-          <w:b/>
-          <w:bCs/>
-          <w:color w:val="2F5496" w:themeColor="accent1" w:themeShade="BF"/>
-          <w:kern w:val="0"/>
-          <w:sz w:val="34"/>
-          <w:szCs w:val="34"/>
-          <w:lang w:val="en"/>
-          <w14:ligatures w14:val="none"/>
+          <w:lang w:val="en"/>
         </w:rPr>
         <w:t>❌</w:t>
       </w:r>
       <w:r>
         <w:rPr>
-          <w:rFonts w:ascii="Arial Unicode MS" w:eastAsia="Arial Unicode MS" w:hAnsi="Arial Unicode MS" w:cs="Arial Unicode MS"/>
-          <w:b/>
-          <w:bCs/>
-          <w:color w:val="2F5496" w:themeColor="accent1" w:themeShade="BF"/>
-          <w:kern w:val="0"/>
-          <w:sz w:val="34"/>
-          <w:szCs w:val="34"/>
-          <w:lang w:val="en"/>
-          <w14:ligatures w14:val="none"/>
+          <w:rFonts w:eastAsia="Arial Unicode MS"/>
+          <w:lang w:val="en"/>
         </w:rPr>
         <w:t xml:space="preserve"> Disadvantages</w:t>
       </w:r>
@@ -2207,6 +2158,7 @@
         </w:rPr>
         <w:t xml:space="preserve">: </w:t>
       </w:r>
+      <w:proofErr w:type="spellStart"/>
       <w:r>
         <w:rPr>
           <w:rFonts w:ascii="Arial" w:eastAsia="Arial" w:hAnsi="Arial" w:cs="Arial"/>
@@ -2218,7 +2170,21 @@
           <w:lang w:val="en"/>
           <w14:ligatures w14:val="none"/>
         </w:rPr>
-        <w:t>Chatgpt (GPT</w:t>
+        <w:t>Chatgpt</w:t>
+      </w:r>
+      <w:proofErr w:type="spellEnd"/>
+      <w:r>
+        <w:rPr>
+          <w:rFonts w:ascii="Arial" w:eastAsia="Arial" w:hAnsi="Arial" w:cs="Arial"/>
+          <w:b/>
+          <w:kern w:val="0"/>
+          <w:sz w:val="22"/>
+          <w:szCs w:val="22"/>
+          <w:highlight w:val="darkGray"/>
+          <w:lang w:val="en"/>
+          <w14:ligatures w14:val="none"/>
+        </w:rPr>
+        <w:t xml:space="preserve"> (GPT</w:t>
       </w:r>
       <w:r>
         <w:rPr>
@@ -2270,7 +2236,7 @@
           <w14:ligatures w14:val="none"/>
         </w:rPr>
         <w:drawing>
-          <wp:inline distT="114300" distB="114300" distL="114300" distR="114300" wp14:anchorId="0D70106E" wp14:editId="1F32F7CC">
+          <wp:inline distT="114300" distB="114300" distL="114300" distR="114300" wp14:anchorId="262414A2" wp14:editId="513854E1">
             <wp:extent cx="5943600" cy="1333500"/>
             <wp:effectExtent l="0" t="0" r="0" b="0"/>
             <wp:docPr id="6" name="image1.png"/>
@@ -2794,54 +2760,31 @@
           <w:lang w:val="en"/>
           <w14:ligatures w14:val="none"/>
         </w:rPr>
-        <w:pict>
+        <w:pict w14:anchorId="791D2742">
           <v:rect id="_x0000_i1030" style="width:0;height:1.5pt" o:hralign="center" o:hrstd="t" o:hr="t" fillcolor="#a0a0a0" stroked="f"/>
         </w:pict>
       </w:r>
     </w:p>
     <w:p>
       <w:pPr>
-        <w:spacing w:before="160" w:after="80" w:line="276" w:lineRule="auto"/>
-        <w:outlineLvl w:val="1"/>
-        <w:rPr>
-          <w:rFonts w:asciiTheme="majorHAnsi" w:eastAsiaTheme="majorEastAsia" w:hAnsiTheme="majorHAnsi" w:cstheme="majorBidi"/>
-          <w:b/>
-          <w:bCs/>
-          <w:color w:val="2F5496" w:themeColor="accent1" w:themeShade="BF"/>
-          <w:kern w:val="0"/>
-          <w:sz w:val="34"/>
-          <w:szCs w:val="34"/>
-          <w:lang w:val="en"/>
-          <w14:ligatures w14:val="none"/>
+        <w:pStyle w:val="Heading2"/>
+        <w:rPr>
+          <w:lang w:val="en"/>
         </w:rPr>
       </w:pPr>
       <w:bookmarkStart w:id="6" w:name="_q8ji09k0btvj" w:colFirst="0" w:colLast="0"/>
       <w:bookmarkEnd w:id="6"/>
       <w:r>
         <w:rPr>
-          <w:rFonts w:ascii="Segoe UI Symbol" w:eastAsiaTheme="majorEastAsia" w:hAnsi="Segoe UI Symbol" w:cs="Segoe UI Symbol"/>
-          <w:b/>
-          <w:bCs/>
-          <w:color w:val="2F5496" w:themeColor="accent1" w:themeShade="BF"/>
-          <w:kern w:val="0"/>
-          <w:sz w:val="34"/>
-          <w:szCs w:val="34"/>
-          <w:lang w:val="en"/>
-          <w14:ligatures w14:val="none"/>
-        </w:rPr>
+          <w:rFonts w:ascii="Segoe UI Symbol" w:hAnsi="Segoe UI Symbol" w:cs="Segoe UI Symbol"/>
+          <w:lang w:val="en"/>
+        </w:rPr>
+        <w:lastRenderedPageBreak/>
         <w:t>🛠</w:t>
       </w:r>
       <w:r>
         <w:rPr>
-          <w:rFonts w:asciiTheme="majorHAnsi" w:eastAsiaTheme="majorEastAsia" w:hAnsiTheme="majorHAnsi" w:cstheme="majorBidi"/>
-          <w:b/>
-          <w:bCs/>
-          <w:color w:val="2F5496" w:themeColor="accent1" w:themeShade="BF"/>
-          <w:kern w:val="0"/>
-          <w:sz w:val="34"/>
-          <w:szCs w:val="34"/>
-          <w:lang w:val="en"/>
-          <w14:ligatures w14:val="none"/>
+          <w:lang w:val="en"/>
         </w:rPr>
         <w:t xml:space="preserve"> Use Cases</w:t>
       </w:r>
@@ -2886,6 +2829,7 @@
         </w:rPr>
         <w:t xml:space="preserve">: </w:t>
       </w:r>
+      <w:proofErr w:type="spellStart"/>
       <w:r>
         <w:rPr>
           <w:rFonts w:ascii="Arial" w:eastAsia="Arial" w:hAnsi="Arial" w:cs="Arial"/>
@@ -2897,7 +2841,21 @@
           <w:lang w:val="en"/>
           <w14:ligatures w14:val="none"/>
         </w:rPr>
-        <w:t>Chatgpt (GPT</w:t>
+        <w:t>Chatgpt</w:t>
+      </w:r>
+      <w:proofErr w:type="spellEnd"/>
+      <w:r>
+        <w:rPr>
+          <w:rFonts w:ascii="Arial" w:eastAsia="Arial" w:hAnsi="Arial" w:cs="Arial"/>
+          <w:b/>
+          <w:kern w:val="0"/>
+          <w:sz w:val="22"/>
+          <w:szCs w:val="22"/>
+          <w:highlight w:val="darkGray"/>
+          <w:lang w:val="en"/>
+          <w14:ligatures w14:val="none"/>
+        </w:rPr>
+        <w:t xml:space="preserve"> (GPT</w:t>
       </w:r>
       <w:r>
         <w:rPr>
@@ -2949,7 +2907,7 @@
           <w14:ligatures w14:val="none"/>
         </w:rPr>
         <w:drawing>
-          <wp:inline distT="114300" distB="114300" distL="114300" distR="114300" wp14:anchorId="01590A8E" wp14:editId="4FF69AF7">
+          <wp:inline distT="114300" distB="114300" distL="114300" distR="114300" wp14:anchorId="6E7801EA" wp14:editId="0CEE606D">
             <wp:extent cx="5943600" cy="1587500"/>
             <wp:effectExtent l="0" t="0" r="0" b="0"/>
             <wp:docPr id="5" name="image5.png"/>
@@ -3521,54 +3479,30 @@
           <w:lang w:val="en"/>
           <w14:ligatures w14:val="none"/>
         </w:rPr>
-        <w:pict>
+        <w:pict w14:anchorId="2FF5F729">
           <v:rect id="_x0000_i1031" style="width:0;height:1.5pt" o:hralign="center" o:hrstd="t" o:hr="t" fillcolor="#a0a0a0" stroked="f"/>
         </w:pict>
       </w:r>
     </w:p>
     <w:p>
       <w:pPr>
-        <w:spacing w:before="160" w:after="80" w:line="276" w:lineRule="auto"/>
-        <w:outlineLvl w:val="1"/>
-        <w:rPr>
-          <w:rFonts w:asciiTheme="majorHAnsi" w:eastAsiaTheme="majorEastAsia" w:hAnsiTheme="majorHAnsi" w:cstheme="majorBidi"/>
-          <w:b/>
-          <w:bCs/>
-          <w:color w:val="2F5496" w:themeColor="accent1" w:themeShade="BF"/>
-          <w:kern w:val="0"/>
-          <w:sz w:val="34"/>
-          <w:szCs w:val="34"/>
-          <w:lang w:val="en"/>
-          <w14:ligatures w14:val="none"/>
+        <w:pStyle w:val="Heading2"/>
+        <w:rPr>
+          <w:lang w:val="en"/>
         </w:rPr>
       </w:pPr>
       <w:bookmarkStart w:id="7" w:name="_598kzzg12xsz" w:colFirst="0" w:colLast="0"/>
       <w:bookmarkEnd w:id="7"/>
       <w:r>
         <w:rPr>
-          <w:rFonts w:ascii="Segoe UI Emoji" w:eastAsiaTheme="majorEastAsia" w:hAnsi="Segoe UI Emoji" w:cs="Segoe UI Emoji"/>
-          <w:b/>
-          <w:bCs/>
-          <w:color w:val="2F5496" w:themeColor="accent1" w:themeShade="BF"/>
-          <w:kern w:val="0"/>
-          <w:sz w:val="34"/>
-          <w:szCs w:val="34"/>
-          <w:lang w:val="en"/>
-          <w14:ligatures w14:val="none"/>
+          <w:rFonts w:ascii="Segoe UI Emoji" w:hAnsi="Segoe UI Emoji" w:cs="Segoe UI Emoji"/>
+          <w:lang w:val="en"/>
         </w:rPr>
         <w:t>🔢</w:t>
       </w:r>
       <w:r>
         <w:rPr>
-          <w:rFonts w:asciiTheme="majorHAnsi" w:eastAsiaTheme="majorEastAsia" w:hAnsiTheme="majorHAnsi" w:cstheme="majorBidi"/>
-          <w:b/>
-          <w:bCs/>
-          <w:color w:val="2F5496" w:themeColor="accent1" w:themeShade="BF"/>
-          <w:kern w:val="0"/>
-          <w:sz w:val="34"/>
-          <w:szCs w:val="34"/>
-          <w:lang w:val="en"/>
-          <w14:ligatures w14:val="none"/>
+          <w:lang w:val="en"/>
         </w:rPr>
         <w:t xml:space="preserve"> Comparison: Full Mesh vs Partial Mesh</w:t>
       </w:r>
@@ -3613,6 +3547,7 @@
         </w:rPr>
         <w:t xml:space="preserve">: </w:t>
       </w:r>
+      <w:proofErr w:type="spellStart"/>
       <w:r>
         <w:rPr>
           <w:rFonts w:ascii="Arial" w:eastAsia="Arial" w:hAnsi="Arial" w:cs="Arial"/>
@@ -3624,7 +3559,21 @@
           <w:lang w:val="en"/>
           <w14:ligatures w14:val="none"/>
         </w:rPr>
-        <w:t>Chatgpt (GPT</w:t>
+        <w:t>Chatgpt</w:t>
+      </w:r>
+      <w:proofErr w:type="spellEnd"/>
+      <w:r>
+        <w:rPr>
+          <w:rFonts w:ascii="Arial" w:eastAsia="Arial" w:hAnsi="Arial" w:cs="Arial"/>
+          <w:b/>
+          <w:kern w:val="0"/>
+          <w:sz w:val="22"/>
+          <w:szCs w:val="22"/>
+          <w:highlight w:val="darkGray"/>
+          <w:lang w:val="en"/>
+          <w14:ligatures w14:val="none"/>
+        </w:rPr>
+        <w:t xml:space="preserve"> (GPT</w:t>
       </w:r>
       <w:r>
         <w:rPr>
@@ -3675,8 +3624,9 @@
           <w:lang w:val="en"/>
           <w14:ligatures w14:val="none"/>
         </w:rPr>
+        <w:lastRenderedPageBreak/>
         <w:drawing>
-          <wp:inline distT="114300" distB="114300" distL="114300" distR="114300" wp14:anchorId="42A3C41B" wp14:editId="1FA724F7">
+          <wp:inline distT="114300" distB="114300" distL="114300" distR="114300" wp14:anchorId="0A17B744" wp14:editId="4ADE573C">
             <wp:extent cx="5943600" cy="1955800"/>
             <wp:effectExtent l="0" t="0" r="0" b="0"/>
             <wp:docPr id="1" name="image3.png"/>
@@ -4585,25 +4535,16 @@
           <w:lang w:val="en"/>
           <w14:ligatures w14:val="none"/>
         </w:rPr>
-        <w:pict>
+        <w:pict w14:anchorId="4EC58717">
           <v:rect id="_x0000_i1032" style="width:0;height:1.5pt" o:hralign="center" o:hrstd="t" o:hr="t" fillcolor="#a0a0a0" stroked="f"/>
         </w:pict>
       </w:r>
     </w:p>
     <w:p>
       <w:pPr>
-        <w:spacing w:before="160" w:after="80" w:line="276" w:lineRule="auto"/>
-        <w:outlineLvl w:val="1"/>
-        <w:rPr>
-          <w:rFonts w:asciiTheme="majorHAnsi" w:eastAsiaTheme="majorEastAsia" w:hAnsiTheme="majorHAnsi" w:cstheme="majorBidi"/>
-          <w:b/>
-          <w:bCs/>
-          <w:color w:val="2F5496" w:themeColor="accent1" w:themeShade="BF"/>
-          <w:kern w:val="0"/>
-          <w:sz w:val="34"/>
-          <w:szCs w:val="34"/>
-          <w:lang w:val="en"/>
-          <w14:ligatures w14:val="none"/>
+        <w:pStyle w:val="Heading2"/>
+        <w:rPr>
+          <w:lang w:val="en"/>
         </w:rPr>
       </w:pPr>
       <w:bookmarkStart w:id="8" w:name="_8ecqp9dhu4wg" w:colFirst="0" w:colLast="0"/>
@@ -4611,28 +4552,14 @@
       <w:r>
         <w:rPr>
           <w:rFonts w:ascii="Segoe UI Emoji" w:eastAsia="Arial Unicode MS" w:hAnsi="Segoe UI Emoji" w:cs="Segoe UI Emoji"/>
-          <w:b/>
-          <w:bCs/>
-          <w:color w:val="2F5496" w:themeColor="accent1" w:themeShade="BF"/>
-          <w:kern w:val="0"/>
-          <w:sz w:val="34"/>
-          <w:szCs w:val="34"/>
-          <w:lang w:val="en"/>
-          <w14:ligatures w14:val="none"/>
+          <w:lang w:val="en"/>
         </w:rPr>
         <w:t>✅</w:t>
       </w:r>
       <w:r>
         <w:rPr>
-          <w:rFonts w:ascii="Arial Unicode MS" w:eastAsia="Arial Unicode MS" w:hAnsi="Arial Unicode MS" w:cs="Arial Unicode MS"/>
-          <w:b/>
-          <w:bCs/>
-          <w:color w:val="2F5496" w:themeColor="accent1" w:themeShade="BF"/>
-          <w:kern w:val="0"/>
-          <w:sz w:val="34"/>
-          <w:szCs w:val="34"/>
-          <w:lang w:val="en"/>
-          <w14:ligatures w14:val="none"/>
+          <w:rFonts w:eastAsia="Arial Unicode MS"/>
+          <w:lang w:val="en"/>
         </w:rPr>
         <w:t xml:space="preserve"> Summary</w:t>
       </w:r>
@@ -4677,6 +4604,7 @@
         </w:rPr>
         <w:t xml:space="preserve">: </w:t>
       </w:r>
+      <w:proofErr w:type="spellStart"/>
       <w:r>
         <w:rPr>
           <w:rFonts w:ascii="Arial" w:eastAsia="Arial" w:hAnsi="Arial" w:cs="Arial"/>
@@ -4688,7 +4616,21 @@
           <w:lang w:val="en"/>
           <w14:ligatures w14:val="none"/>
         </w:rPr>
-        <w:t>Chatgpt (GPT</w:t>
+        <w:t>Chatgpt</w:t>
+      </w:r>
+      <w:proofErr w:type="spellEnd"/>
+      <w:r>
+        <w:rPr>
+          <w:rFonts w:ascii="Arial" w:eastAsia="Arial" w:hAnsi="Arial" w:cs="Arial"/>
+          <w:b/>
+          <w:kern w:val="0"/>
+          <w:sz w:val="22"/>
+          <w:szCs w:val="22"/>
+          <w:highlight w:val="darkGray"/>
+          <w:lang w:val="en"/>
+          <w14:ligatures w14:val="none"/>
+        </w:rPr>
+        <w:t xml:space="preserve"> (GPT</w:t>
       </w:r>
       <w:r>
         <w:rPr>
@@ -4740,7 +4682,7 @@
           <w14:ligatures w14:val="none"/>
         </w:rPr>
         <w:drawing>
-          <wp:inline distT="114300" distB="114300" distL="114300" distR="114300" wp14:anchorId="6A41D372" wp14:editId="7A59B3B2">
+          <wp:inline distT="114300" distB="114300" distL="114300" distR="114300" wp14:anchorId="0ADC6596" wp14:editId="4431D201">
             <wp:extent cx="5943600" cy="1625600"/>
             <wp:effectExtent l="0" t="0" r="0" b="0"/>
             <wp:docPr id="2" name="image4.png"/>
@@ -5267,7 +5209,7 @@
           <w:lang w:val="en"/>
           <w14:ligatures w14:val="none"/>
         </w:rPr>
-        <w:pict>
+        <w:pict w14:anchorId="46525824">
           <v:rect id="_x0000_i1033" style="width:0;height:1.5pt" o:hralign="center" o:hrstd="t" o:hr="t" fillcolor="#a0a0a0" stroked="f"/>
         </w:pict>
       </w:r>
@@ -5974,7 +5916,6 @@
     <w:next w:val="Normal"/>
     <w:link w:val="Heading2Char"/>
     <w:uiPriority w:val="9"/>
-    <w:semiHidden/>
     <w:unhideWhenUsed/>
     <w:qFormat/>
     <w:rsid w:val="00527D15"/>
@@ -6191,7 +6132,6 @@
     <w:basedOn w:val="DefaultParagraphFont"/>
     <w:link w:val="Heading2"/>
     <w:uiPriority w:val="9"/>
-    <w:semiHidden/>
     <w:rsid w:val="00527D15"/>
     <w:rPr>
       <w:rFonts w:asciiTheme="majorHAnsi" w:eastAsiaTheme="majorEastAsia" w:hAnsiTheme="majorHAnsi" w:cstheme="majorBidi"/>
